--- a/report/report_apart.docx
+++ b/report/report_apart.docx
@@ -2,7 +2,7 @@
 <file path=word/document.xml><?xml version="1.0" encoding="utf-8"?>
 <w:document xmlns:w="http://schemas.openxmlformats.org/wordprocessingml/2006/main" xmlns:m="http://schemas.openxmlformats.org/officeDocument/2006/math" xmlns:r="http://schemas.openxmlformats.org/officeDocument/2006/relationships" xmlns:o="urn:schemas-microsoft-com:office:office" xmlns:v="urn:schemas-microsoft-com:vml" xmlns:w10="urn:schemas-microsoft-com:office:word" xmlns:a="http://schemas.openxmlformats.org/drawingml/2006/main" xmlns:pic="http://schemas.openxmlformats.org/drawingml/2006/picture" xmlns:wp="http://schemas.openxmlformats.org/drawingml/2006/wordprocessingDrawing">
   <w:body>
-    <w:bookmarkStart w:id="54" w:name="Xc9c818096a8560ec31cdaff700d415327bdc5b6"/>
+    <w:bookmarkStart w:id="55" w:name="Xc9c818096a8560ec31cdaff700d415327bdc5b6"/>
     <w:p>
       <w:pPr>
         <w:pStyle w:val="Heading1"/>
@@ -167,13 +167,19 @@
         <w:pStyle w:val="FirstParagraph"/>
       </w:pPr>
       <w:r>
-        <w:t xml:space="preserve">Proposal-based evaluations of AI-agent collusion deterrence measure how often an agent initiates prohibited</w:t>
-      </w:r>
-      <w:r>
-        <w:t xml:space="preserve"> </w:t>
-      </w:r>
-      <w:r>
-        <w:t xml:space="preserve">coordination under a stated enforcement risk. We show this measure depends heavily on how the risk is described.</w:t>
+        <w:t xml:space="preserve">Collusion-deterrence evaluations usually state an enforcement risk to an AI agent and count how often it proposes a</w:t>
+      </w:r>
+      <w:r>
+        <w:t xml:space="preserve"> </w:t>
+      </w:r>
+      <w:r>
+        <w:t xml:space="preserve">prohibited deal. They implicitly treat the agent as responding to the odds alone. We test whether the same odds,</w:t>
+      </w:r>
+      <w:r>
+        <w:t xml:space="preserve"> </w:t>
+      </w:r>
+      <w:r>
+        <w:t xml:space="preserve">described differently, produce the same deals.</w:t>
       </w:r>
     </w:p>
     <w:p>
@@ -181,63 +187,37 @@
         <w:pStyle w:val="BodyText"/>
       </w:pPr>
       <w:r>
-        <w:t xml:space="preserve">We study three models (DeepSeek-V3.2, GPT-4.1-mini, Llama-3.3-70B) in 26,820 scored decisions across three</w:t>
-      </w:r>
-      <w:r>
-        <w:t xml:space="preserve"> </w:t>
-      </w:r>
-      <w:r>
-        <w:t xml:space="preserve">preregistered blocks. Descriptions of the same risk, matched in probability and penalty, moved proposal rates by:</w:t>
-      </w:r>
-    </w:p>
-    <w:p>
-      <w:pPr>
-        <w:numPr>
-          <w:ilvl w:val="0"/>
-          <w:numId w:val="1001"/>
-        </w:numPr>
-        <w:pStyle w:val="Compact"/>
-      </w:pPr>
-      <w:r>
-        <w:t xml:space="preserve">up to 19 points (16 with a penalty), depending on who might report;</w:t>
-      </w:r>
-    </w:p>
-    <w:p>
-      <w:pPr>
-        <w:numPr>
-          <w:ilvl w:val="0"/>
-          <w:numId w:val="1001"/>
-        </w:numPr>
-        <w:pStyle w:val="Compact"/>
-      </w:pPr>
-      <w:r>
-        <w:t xml:space="preserve">up to 38 points, for a stated rate versus a statistically equivalent record;</w:t>
-      </w:r>
-    </w:p>
-    <w:p>
-      <w:pPr>
-        <w:numPr>
-          <w:ilvl w:val="0"/>
-          <w:numId w:val="1001"/>
-        </w:numPr>
-        <w:pStyle w:val="Compact"/>
-      </w:pPr>
-      <w:r>
-        <w:t xml:space="preserve">up to 71 points, depending on whether a single past report was recent or old.</w:t>
-      </w:r>
-    </w:p>
-    <w:p>
-      <w:pPr>
-        <w:pStyle w:val="FirstParagraph"/>
-      </w:pPr>
-      <w:r>
-        <w:t xml:space="preserve">Directions differed by model, although DeepSeek stated approximately correct probabilities in separate calls. A truthful</w:t>
-      </w:r>
-      <w:r>
-        <w:t xml:space="preserve"> </w:t>
-      </w:r>
-      <w:r>
-        <w:t xml:space="preserve">one-line risk summary closed most of the gap in one model and pushed another to 98% proposals.</w:t>
+        <w:t xml:space="preserve">In a scored verification task with executed lotteries, we ran three preregistered blocks with DeepSeek-V3.2,</w:t>
+      </w:r>
+      <w:r>
+        <w:t xml:space="preserve"> </w:t>
+      </w:r>
+      <w:r>
+        <w:t xml:space="preserve">GPT-4.1-mini and Llama-3.3-70B (26,820 scored decisions). Holding probability and penalty fixed, we varied only</w:t>
+      </w:r>
+      <w:r>
+        <w:t xml:space="preserve"> </w:t>
+      </w:r>
+      <w:r>
+        <w:t xml:space="preserve">the description. Proposal rates moved by up to 19 points when a partner rather than an audit might report, by up to</w:t>
+      </w:r>
+      <w:r>
+        <w:t xml:space="preserve"> </w:t>
+      </w:r>
+      <w:r>
+        <w:t xml:space="preserve">38 points when "10%" became "1 report in 10", and by up to 71 points when a single past report was recent rather</w:t>
+      </w:r>
+      <w:r>
+        <w:t xml:space="preserve"> </w:t>
+      </w:r>
+      <w:r>
+        <w:t xml:space="preserve">than old. Directions differed by model, and DeepSeek still stated the correct probabilities when asked separately. A</w:t>
+      </w:r>
+      <w:r>
+        <w:t xml:space="preserve"> </w:t>
+      </w:r>
+      <w:r>
+        <w:t xml:space="preserve">truthful one-line risk summary closed most of the gap in one model but pushed another to 98% proposals.</w:t>
       </w:r>
     </w:p>
     <w:p>
@@ -245,25 +225,25 @@
         <w:pStyle w:val="BodyText"/>
       </w:pPr>
       <w:r>
-        <w:t xml:space="preserve">Displayed histories of recent or frequent reports cut proposing by 25–85 points, although the reporter never</w:t>
-      </w:r>
-      <w:r>
-        <w:t xml:space="preserve"> </w:t>
-      </w:r>
-      <w:r>
-        <w:t xml:space="preserve">changed. Drafts did not become materially harder to detect: a fixed LLM reporter's report probability changed by at</w:t>
-      </w:r>
-      <w:r>
-        <w:t xml:space="preserve"> </w:t>
-      </w:r>
-      <w:r>
-        <w:t xml:space="preserve">most 1.4 points. Expected simulated misconduct fell in every comparison, though proportionally less than expected</w:t>
-      </w:r>
-      <w:r>
-        <w:t xml:space="preserve"> </w:t>
-      </w:r>
-      <w:r>
-        <w:t xml:space="preserve">reports (e.g. 30% vs 41%); no such gap survives multiplicity adjustment.</w:t>
+        <w:t xml:space="preserve">Deterred agents sent fewer proposals but did not make them harder to detect: a fixed LLM reporter's report</w:t>
+      </w:r>
+      <w:r>
+        <w:t xml:space="preserve"> </w:t>
+      </w:r>
+      <w:r>
+        <w:t xml:space="preserve">probability changed by at most 1.4 points. Expected simulated misconduct fell with sending, though proportionally</w:t>
+      </w:r>
+      <w:r>
+        <w:t xml:space="preserve"> </w:t>
+      </w:r>
+      <w:r>
+        <w:t xml:space="preserve">less than expected reports, an exploratory gap that does not survive multiplicity correction. Proposals also rarely</w:t>
+      </w:r>
+      <w:r>
+        <w:t xml:space="preserve"> </w:t>
+      </w:r>
+      <w:r>
+        <w:t xml:space="preserve">became completed deals: live partners accepted 0 of 180 drafts and carried out 1 of 60 three-round conversations.</w:t>
       </w:r>
     </w:p>
     <w:p>
@@ -271,21 +251,13 @@
         <w:pStyle w:val="BodyText"/>
       </w:pPr>
       <w:r>
-        <w:t xml:space="preserve">Proposals rarely became completed deals: live LLM partners accepted 0 of 180 presented drafts, and in sixty</w:t>
-      </w:r>
-      <w:r>
-        <w:t xml:space="preserve"> </w:t>
-      </w:r>
-      <w:r>
-        <w:t xml:space="preserve">three-round conversations the recipient carried out the deal once.</w:t>
-      </w:r>
-    </w:p>
-    <w:p>
-      <w:pPr>
-        <w:pStyle w:val="BodyText"/>
-      </w:pPr>
-      <w:r>
-        <w:t xml:space="preserve">Deterrence should be measured across matched descriptions, and proposal counts checked against outcomes.</w:t>
+        <w:t xml:space="preserve">Deterrence measured under one risk description is therefore fragile. Evaluators should test matched descriptions</w:t>
+      </w:r>
+      <w:r>
+        <w:t xml:space="preserve"> </w:t>
+      </w:r>
+      <w:r>
+        <w:t xml:space="preserve">and check proposal counts against outcomes.</w:t>
       </w:r>
     </w:p>
     <w:bookmarkEnd w:id="21"/>
@@ -303,25 +275,105 @@
         <w:pStyle w:val="FirstParagraph"/>
       </w:pPr>
       <w:r>
-        <w:t xml:space="preserve">Where agents can negotiate privately, collusion often begins when one agent proposes a prohibited deal (tacit</w:t>
-      </w:r>
-      <w:r>
-        <w:t xml:space="preserve"> </w:t>
-      </w:r>
-      <w:r>
-        <w:t xml:space="preserve">collusion need not). Proposal-based deterrence evaluations therefore state an enforcement risk and measure how often</w:t>
-      </w:r>
-      <w:r>
-        <w:t xml:space="preserve"> </w:t>
-      </w:r>
-      <w:r>
-        <w:t xml:space="preserve">the agent proposes, or more generally breaks the rule (Scheurer et al., 2023; Zeng &amp; Rudzicz, 2026;</w:t>
-      </w:r>
-      <w:r>
-        <w:t xml:space="preserve"> </w:t>
-      </w:r>
-      <w:r>
-        <w:t xml:space="preserve">Okamoto et al., 2026). The risk is usually described once, in one way.</w:t>
+        <w:t xml:space="preserve">When AI agents can negotiate privately, collusion often starts with one agent proposing a prohibited deal (tacit</w:t>
+      </w:r>
+      <w:r>
+        <w:t xml:space="preserve"> </w:t>
+      </w:r>
+      <w:r>
+        <w:t xml:space="preserve">collusion need not). Deterrence evaluations therefore tell an agent about an enforcement risk and measure how often</w:t>
+      </w:r>
+      <w:r>
+        <w:t xml:space="preserve"> </w:t>
+      </w:r>
+      <w:r>
+        <w:t xml:space="preserve">it proposes or breaks the rule (Scheurer et al., 2023; Zeng &amp; Rudzicz, 2026; Okamoto et al., 2026). The risk is</w:t>
+      </w:r>
+      <w:r>
+        <w:t xml:space="preserve"> </w:t>
+      </w:r>
+      <w:r>
+        <w:t xml:space="preserve">usually described once, in one way. That practice rests on three things:</w:t>
+      </w:r>
+    </w:p>
+    <w:p>
+      <w:pPr>
+        <w:numPr>
+          <w:ilvl w:val="0"/>
+          <w:numId w:val="1001"/>
+        </w:numPr>
+        <w:pStyle w:val="Compact"/>
+      </w:pPr>
+      <w:r>
+        <w:rPr>
+          <w:bCs/>
+          <w:b/>
+        </w:rPr>
+        <w:t xml:space="preserve">A1.</w:t>
+      </w:r>
+      <w:r>
+        <w:t xml:space="preserve"> </w:t>
+      </w:r>
+      <w:r>
+        <w:t xml:space="preserve">Only the odds matter, not how they are described.</w:t>
+      </w:r>
+    </w:p>
+    <w:p>
+      <w:pPr>
+        <w:numPr>
+          <w:ilvl w:val="0"/>
+          <w:numId w:val="1001"/>
+        </w:numPr>
+        <w:pStyle w:val="Compact"/>
+      </w:pPr>
+      <w:r>
+        <w:rPr>
+          <w:bCs/>
+          <w:b/>
+        </w:rPr>
+        <w:t xml:space="preserve">A2.</w:t>
+      </w:r>
+      <w:r>
+        <w:t xml:space="preserve"> </w:t>
+      </w:r>
+      <w:r>
+        <w:t xml:space="preserve">Fewer proposals, or fewer reports, mean proportionally less misconduct.</w:t>
+      </w:r>
+    </w:p>
+    <w:p>
+      <w:pPr>
+        <w:numPr>
+          <w:ilvl w:val="0"/>
+          <w:numId w:val="1001"/>
+        </w:numPr>
+        <w:pStyle w:val="Compact"/>
+      </w:pPr>
+      <w:r>
+        <w:rPr>
+          <w:bCs/>
+          <w:b/>
+        </w:rPr>
+        <w:t xml:space="preserve">Q3.</w:t>
+      </w:r>
+      <w:r>
+        <w:t xml:space="preserve"> </w:t>
+      </w:r>
+      <w:r>
+        <w:t xml:space="preserve">Proposals lead to completed deals (an external-validity question rather than an assumption).</w:t>
+      </w:r>
+    </w:p>
+    <w:p>
+      <w:pPr>
+        <w:pStyle w:val="FirstParagraph"/>
+      </w:pPr>
+      <w:r>
+        <w:t xml:space="preserve">We test all three in one framework: a scored verification task with truthfully stated payoffs and executed</w:t>
+      </w:r>
+      <w:r>
+        <w:t xml:space="preserve"> </w:t>
+      </w:r>
+      <w:r>
+        <w:t xml:space="preserve">lotteries, run as three separately preregistered blocks plus two feasibility gates.</w:t>
       </w:r>
     </w:p>
     <w:p>
@@ -329,7 +381,11 @@
         <w:pStyle w:val="BodyText"/>
       </w:pPr>
       <w:r>
-        <w:t xml:space="preserve">That practice quietly relies on three things:</w:t>
+        <w:rPr>
+          <w:bCs/>
+          <w:b/>
+        </w:rPr>
+        <w:t xml:space="preserve">What we found.</w:t>
       </w:r>
     </w:p>
     <w:p>
@@ -345,13 +401,25 @@
           <w:bCs/>
           <w:b/>
         </w:rPr>
-        <w:t xml:space="preserve">A1.</w:t>
-      </w:r>
-      <w:r>
-        <w:t xml:space="preserve"> </w:t>
-      </w:r>
-      <w:r>
-        <w:t xml:space="preserve">The description does not matter, only the risk.</w:t>
+        <w:t xml:space="preserve">Same odds, different deals (A1 fails).</w:t>
+      </w:r>
+      <w:r>
+        <w:t xml:space="preserve"> </w:t>
+      </w:r>
+      <w:r>
+        <w:t xml:space="preserve">Who might report, a stated rate versus a matched record, and the timing</w:t>
+      </w:r>
+      <w:r>
+        <w:t xml:space="preserve"> </w:t>
+      </w:r>
+      <w:r>
+        <w:t xml:space="preserve">of one past report moved proposal rates by up to 19, 38 and 71 points. Raising the penalty from 0 to 20 at 80%</w:t>
+      </w:r>
+      <w:r>
+        <w:t xml:space="preserve"> </w:t>
+      </w:r>
+      <w:r>
+        <w:t xml:space="preserve">risk moved them by 21–39 points. Directions depended on the model, and sometimes on the risk level.</w:t>
       </w:r>
     </w:p>
     <w:p>
@@ -367,13 +435,13 @@
           <w:bCs/>
           <w:b/>
         </w:rPr>
-        <w:t xml:space="preserve">A2.</w:t>
-      </w:r>
-      <w:r>
-        <w:t xml:space="preserve"> </w:t>
-      </w:r>
-      <w:r>
-        <w:t xml:space="preserve">Fewer proposals, or fewer reports, means proportionally less misconduct.</w:t>
+        <w:t xml:space="preserve">A truthful summary is not a reliable fix.</w:t>
+      </w:r>
+      <w:r>
+        <w:t xml:space="preserve"> </w:t>
+      </w:r>
+      <w:r>
+        <w:t xml:space="preserve">It largely closed the gap in one model and backfired in another.</w:t>
       </w:r>
     </w:p>
     <w:p>
@@ -389,19 +457,41 @@
           <w:bCs/>
           <w:b/>
         </w:rPr>
-        <w:t xml:space="preserve">Q3.</w:t>
-      </w:r>
-      <w:r>
-        <w:t xml:space="preserve"> </w:t>
-      </w:r>
-      <w:r>
-        <w:t xml:space="preserve">Proposals lead to completed deals. This is an external-validity question rather than an assumption every</w:t>
-      </w:r>
-      <w:r>
-        <w:t xml:space="preserve"> </w:t>
-      </w:r>
-      <w:r>
-        <w:t xml:space="preserve">evaluation makes.</w:t>
+        <w:t xml:space="preserve">Deterred agents sent fewer proposals, not sneakier ones (A2 holds in direction).</w:t>
+      </w:r>
+      <w:r>
+        <w:t xml:space="preserve"> </w:t>
+      </w:r>
+      <w:r>
+        <w:t xml:space="preserve">Expected misconduct fell with</w:t>
+      </w:r>
+      <w:r>
+        <w:t xml:space="preserve"> </w:t>
+      </w:r>
+      <w:r>
+        <w:t xml:space="preserve">sending, though proportionally less than expected reports (exploratory).</w:t>
+      </w:r>
+    </w:p>
+    <w:p>
+      <w:pPr>
+        <w:numPr>
+          <w:ilvl w:val="0"/>
+          <w:numId w:val="1002"/>
+        </w:numPr>
+        <w:pStyle w:val="Compact"/>
+      </w:pPr>
+      <w:r>
+        <w:rPr>
+          <w:bCs/>
+          <w:b/>
+        </w:rPr>
+        <w:t xml:space="preserve">Proposals rarely became completed deals (Q3).</w:t>
+      </w:r>
+      <w:r>
+        <w:t xml:space="preserve"> </w:t>
+      </w:r>
+      <w:r>
+        <w:t xml:space="preserve">Models that readily proposed almost never accepted as partners.</w:t>
       </w:r>
     </w:p>
     <w:p>
@@ -409,203 +499,29 @@
         <w:pStyle w:val="FirstParagraph"/>
       </w:pPr>
       <w:r>
-        <w:t xml:space="preserve">We tested all three in one experimental framework: a scored verification task with executed lotteries, run as three</w:t>
-      </w:r>
-      <w:r>
-        <w:t xml:space="preserve"> </w:t>
-      </w:r>
-      <w:r>
-        <w:t xml:space="preserve">separately preregistered blocks plus feasibility tests.</w:t>
-      </w:r>
-    </w:p>
-    <w:p>
-      <w:pPr>
-        <w:pStyle w:val="BodyText"/>
-      </w:pPr>
-      <w:r>
-        <w:rPr>
-          <w:bCs/>
-          <w:b/>
-        </w:rPr>
-        <w:t xml:space="preserve">What we found:</w:t>
-      </w:r>
-    </w:p>
-    <w:p>
-      <w:pPr>
-        <w:numPr>
-          <w:ilvl w:val="0"/>
-          <w:numId w:val="1003"/>
-        </w:numPr>
-        <w:pStyle w:val="Compact"/>
-      </w:pPr>
-      <w:r>
-        <w:rPr>
-          <w:bCs/>
-          <w:b/>
-        </w:rPr>
-        <w:t xml:space="preserve">The description can matter as much as the incentives (A1 fails).</w:t>
-      </w:r>
-      <w:r>
-        <w:t xml:space="preserve"> </w:t>
-      </w:r>
-      <w:r>
-        <w:t xml:space="preserve">Who might report, a stated rate versus a</w:t>
-      </w:r>
-      <w:r>
-        <w:t xml:space="preserve"> </w:t>
-      </w:r>
-      <w:r>
-        <w:t xml:space="preserve">record, and the timing of one past report moved proposal rates by up to 19, 38 and 71 points. For comparison,</w:t>
-      </w:r>
-      <w:r>
-        <w:t xml:space="preserve"> </w:t>
-      </w:r>
-      <w:r>
-        <w:t xml:space="preserve">raising the penalty from 0 to 20 at 80% risk moved them by 21–39 points. The direction depended on the model,</w:t>
-      </w:r>
-      <w:r>
-        <w:t xml:space="preserve"> </w:t>
-      </w:r>
-      <w:r>
-        <w:t xml:space="preserve">and sometimes on the risk level.</w:t>
-      </w:r>
-    </w:p>
-    <w:p>
-      <w:pPr>
-        <w:numPr>
-          <w:ilvl w:val="0"/>
-          <w:numId w:val="1003"/>
-        </w:numPr>
-        <w:pStyle w:val="Compact"/>
-      </w:pPr>
-      <w:r>
-        <w:rPr>
-          <w:bCs/>
-          <w:b/>
-        </w:rPr>
-        <w:t xml:space="preserve">A truthful summary is not a reliable fix.</w:t>
-      </w:r>
-      <w:r>
-        <w:t xml:space="preserve"> </w:t>
-      </w:r>
-      <w:r>
-        <w:t xml:space="preserve">It largely closed the gap in one model and backfired in another.</w:t>
-      </w:r>
-    </w:p>
-    <w:p>
-      <w:pPr>
-        <w:numPr>
-          <w:ilvl w:val="0"/>
-          <w:numId w:val="1003"/>
-        </w:numPr>
-        <w:pStyle w:val="Compact"/>
-      </w:pPr>
-      <w:r>
-        <w:rPr>
-          <w:bCs/>
-          <w:b/>
-        </w:rPr>
-        <w:t xml:space="preserve">Deterrence cues reduced sending, with no material change in drafts' detectability (A2 holds in direction).</w:t>
-      </w:r>
-      <w:r>
-        <w:t xml:space="preserve"> </w:t>
-      </w:r>
-      <w:r>
-        <w:t xml:space="preserve">Expected simulated misconduct fell with sending, though proportionally less than expected reports in all three</w:t>
-      </w:r>
-      <w:r>
-        <w:t xml:space="preserve"> </w:t>
-      </w:r>
-      <w:r>
-        <w:t xml:space="preserve">comparisons where this is defined (exploratory; none significant after adjustment).</w:t>
-      </w:r>
-    </w:p>
-    <w:p>
-      <w:pPr>
-        <w:numPr>
-          <w:ilvl w:val="0"/>
-          <w:numId w:val="1003"/>
-        </w:numPr>
-        <w:pStyle w:val="Compact"/>
-      </w:pPr>
-      <w:r>
-        <w:rPr>
-          <w:bCs/>
-          <w:b/>
-        </w:rPr>
-        <w:t xml:space="preserve">Proposals rarely became completed deals in our workflows (Q3).</w:t>
-      </w:r>
-      <w:r>
-        <w:t xml:space="preserve"> </w:t>
-      </w:r>
-      <w:r>
-        <w:t xml:space="preserve">Models that eagerly proposed almost never</w:t>
-      </w:r>
-      <w:r>
-        <w:t xml:space="preserve"> </w:t>
-      </w:r>
-      <w:r>
-        <w:t xml:space="preserve">accepted the same deal as the recipient.</w:t>
-      </w:r>
-    </w:p>
-    <w:p>
-      <w:pPr>
-        <w:pStyle w:val="FirstParagraph"/>
-      </w:pPr>
-      <w:r>
         <w:rPr>
           <w:bCs/>
           <w:b/>
         </w:rPr>
         <w:t xml:space="preserve">Contributions:</w:t>
       </w:r>
-    </w:p>
-    <w:p>
-      <w:pPr>
-        <w:numPr>
-          <w:ilvl w:val="0"/>
-          <w:numId w:val="1004"/>
-        </w:numPr>
-        <w:pStyle w:val="Compact"/>
-      </w:pPr>
-      <w:r>
-        <w:t xml:space="preserve">a controlled framework with executed lotteries, minimal-pair prompts and preregistered decision rules;</w:t>
-      </w:r>
-    </w:p>
-    <w:p>
-      <w:pPr>
-        <w:numPr>
-          <w:ilvl w:val="0"/>
-          <w:numId w:val="1004"/>
-        </w:numPr>
-        <w:pStyle w:val="Compact"/>
-      </w:pPr>
-      <w:r>
-        <w:t xml:space="preserve">large, model-specific presentation effects on deterrence measurements;</w:t>
-      </w:r>
-    </w:p>
-    <w:p>
-      <w:pPr>
-        <w:numPr>
-          <w:ilvl w:val="0"/>
-          <w:numId w:val="1004"/>
-        </w:numPr>
-        <w:pStyle w:val="Compact"/>
-      </w:pPr>
-      <w:r>
-        <w:t xml:space="preserve">a preregistered test of whether deterrence produces evasive proposals;</w:t>
-      </w:r>
-    </w:p>
-    <w:p>
-      <w:pPr>
-        <w:numPr>
-          <w:ilvl w:val="0"/>
-          <w:numId w:val="1004"/>
-        </w:numPr>
-        <w:pStyle w:val="Compact"/>
-      </w:pPr>
-      <w:r>
-        <w:t xml:space="preserve">feasibility evidence on whether proposals become completed deals.</w:t>
+      <w:r>
+        <w:t xml:space="preserve"> </w:t>
+      </w:r>
+      <w:r>
+        <w:t xml:space="preserve">a controlled framework with minimal-pair prompts and preregistered decision rules; large,</w:t>
+      </w:r>
+      <w:r>
+        <w:t xml:space="preserve"> </w:t>
+      </w:r>
+      <w:r>
+        <w:t xml:space="preserve">model-specific presentation effects on deterrence measurements; a preregistered test of whether deterrence produces</w:t>
+      </w:r>
+      <w:r>
+        <w:t xml:space="preserve"> </w:t>
+      </w:r>
+      <w:r>
+        <w:t xml:space="preserve">evasive proposals; and feasibility evidence on whether proposals become completed deals.</w:t>
       </w:r>
     </w:p>
     <w:bookmarkEnd w:id="22"/>
@@ -634,12 +550,196 @@
       <w:pPr>
         <w:numPr>
           <w:ilvl w:val="0"/>
+          <w:numId w:val="1003"/>
+        </w:numPr>
+        <w:pStyle w:val="Compact"/>
+      </w:pPr>
+      <w:r>
+        <w:t xml:space="preserve">LLM agents collude on prices without instruction (Fish et al., 2024).</w:t>
+      </w:r>
+    </w:p>
+    <w:p>
+      <w:pPr>
+        <w:numPr>
+          <w:ilvl w:val="0"/>
+          <w:numId w:val="1003"/>
+        </w:numPr>
+        <w:pStyle w:val="Compact"/>
+      </w:pPr>
+      <w:r>
+        <w:t xml:space="preserve">They adopt secret unfair tools; only explicit ethical framing reliably reduced adoption, and whether an observer</w:t>
+      </w:r>
+      <w:r>
+        <w:t xml:space="preserve"> </w:t>
+      </w:r>
+      <w:r>
+        <w:t xml:space="preserve">could check the record changed concealment (Zeng &amp; Rudzicz, 2026).</w:t>
+      </w:r>
+    </w:p>
+    <w:p>
+      <w:pPr>
+        <w:numPr>
+          <w:ilvl w:val="0"/>
+          <w:numId w:val="1003"/>
+        </w:numPr>
+        <w:pStyle w:val="Compact"/>
+      </w:pPr>
+      <w:r>
+        <w:t xml:space="preserve">In long-horizon mutual verification, collusion emerges in 94% of trajectories across 10 models. There, explicit</w:t>
+      </w:r>
+      <w:r>
+        <w:t xml:space="preserve"> </w:t>
+      </w:r>
+      <w:r>
+        <w:t xml:space="preserve">coordination fell from 90.0% to 62.0% in one ablation while collusion was almost unchanged (Shi, Zhang &amp; Yang,</w:t>
+      </w:r>
+      <w:r>
+        <w:t xml:space="preserve"> </w:t>
+      </w:r>
+      <w:r>
+        <w:t xml:space="preserve">2026).</w:t>
+      </w:r>
+    </w:p>
+    <w:p>
+      <w:pPr>
+        <w:numPr>
+          <w:ilvl w:val="0"/>
+          <w:numId w:val="1003"/>
+        </w:numPr>
+        <w:pStyle w:val="Compact"/>
+      </w:pPr>
+      <w:r>
+        <w:t xml:space="preserve">Colosseum separates collusion planned in conversation from collusion carried out in action (Nakamura et al.,</w:t>
+      </w:r>
+      <w:r>
+        <w:t xml:space="preserve"> </w:t>
+      </w:r>
+      <w:r>
+        <w:t xml:space="preserve">2026). We see the same kind of gap and do not claim it as new.</w:t>
+      </w:r>
+    </w:p>
+    <w:p>
+      <w:pPr>
+        <w:pStyle w:val="FirstParagraph"/>
+      </w:pPr>
+      <w:r>
+        <w:rPr>
+          <w:bCs/>
+          <w:b/>
+        </w:rPr>
+        <w:t xml:space="preserve">Enforcement and presentation.</w:t>
+      </w:r>
+    </w:p>
+    <w:p>
+      <w:pPr>
+        <w:numPr>
+          <w:ilvl w:val="0"/>
+          <w:numId w:val="1004"/>
+        </w:numPr>
+        <w:pStyle w:val="Compact"/>
+      </w:pPr>
+      <w:r>
+        <w:t xml:space="preserve">Agents that saw exploits go unpunished treated threats as a bluff (Paglieri et al., 2026).</w:t>
+      </w:r>
+    </w:p>
+    <w:p>
+      <w:pPr>
+        <w:numPr>
+          <w:ilvl w:val="0"/>
+          <w:numId w:val="1004"/>
+        </w:numPr>
+        <w:pStyle w:val="Compact"/>
+      </w:pPr>
+      <w:r>
+        <w:t xml:space="preserve">Stated detection risk changes LLM misconduct (Scheurer et al., 2023).</w:t>
+      </w:r>
+    </w:p>
+    <w:p>
+      <w:pPr>
+        <w:numPr>
+          <w:ilvl w:val="0"/>
+          <w:numId w:val="1004"/>
+        </w:numPr>
+        <w:pStyle w:val="Compact"/>
+      </w:pPr>
+      <w:r>
+        <w:t xml:space="preserve">Monitoring cues and prompt format shift behaviour (Greenblatt et al., 2024; Sclar et al., 2024).</w:t>
+      </w:r>
+    </w:p>
+    <w:p>
+      <w:pPr>
+        <w:numPr>
+          <w:ilvl w:val="0"/>
+          <w:numId w:val="1004"/>
+        </w:numPr>
+        <w:pStyle w:val="Compact"/>
+      </w:pPr>
+      <w:r>
+        <w:rPr>
+          <w:bCs/>
+          <w:b/>
+        </w:rPr>
+        <w:t xml:space="preserve">Closest to our work:</w:t>
+      </w:r>
+      <w:r>
+        <w:t xml:space="preserve"> </w:t>
+      </w:r>
+      <w:r>
+        <w:t xml:space="preserve">conversational LLMs treat described and experienced risks differently, while reasoning</w:t>
+      </w:r>
+      <w:r>
+        <w:t xml:space="preserve"> </w:t>
+      </w:r>
+      <w:r>
+        <w:t xml:space="preserve">models stay near the expected-value benchmark (Ge, Zhang &amp; Vorobeychik, 2026). LLMs also show recency in</w:t>
+      </w:r>
+      <w:r>
+        <w:t xml:space="preserve"> </w:t>
+      </w:r>
+      <w:r>
+        <w:t xml:space="preserve">experience-based choice (Horowitz &amp; Plonsky, 2025).</w:t>
+      </w:r>
+    </w:p>
+    <w:p>
+      <w:pPr>
+        <w:numPr>
+          <w:ilvl w:val="0"/>
+          <w:numId w:val="1004"/>
+        </w:numPr>
+        <w:pStyle w:val="Compact"/>
+      </w:pPr>
+      <w:r>
+        <w:t xml:space="preserve">That LLMs treat equivalent descriptions differently is therefore not new. We show that it changes</w:t>
+      </w:r>
+      <w:r>
+        <w:t xml:space="preserve"> </w:t>
+      </w:r>
+      <w:r>
+        <w:t xml:space="preserve">collusion-deterrence measurements, for enforcement source, record format and recency.</w:t>
+      </w:r>
+    </w:p>
+    <w:p>
+      <w:pPr>
+        <w:pStyle w:val="FirstParagraph"/>
+      </w:pPr>
+      <w:r>
+        <w:rPr>
+          <w:bCs/>
+          <w:b/>
+        </w:rPr>
+        <w:t xml:space="preserve">Proxies versus outcomes.</w:t>
+      </w:r>
+    </w:p>
+    <w:p>
+      <w:pPr>
+        <w:numPr>
+          <w:ilvl w:val="0"/>
           <w:numId w:val="1005"/>
         </w:numPr>
         <w:pStyle w:val="Compact"/>
       </w:pPr>
       <w:r>
-        <w:t xml:space="preserve">LLM agents collude on prices without instruction (Fish et al., 2024).</w:t>
+        <w:t xml:space="preserve">Optimizing against a monitor can hide misbehaviour rather than remove it (Baker et al., 2025).</w:t>
       </w:r>
     </w:p>
     <w:p>
@@ -651,13 +751,13 @@
         <w:pStyle w:val="Compact"/>
       </w:pPr>
       <w:r>
-        <w:t xml:space="preserve">They adopt secret unfair tools; only explicit ethical framing reliably reduced adoption, and whether an observer</w:t>
-      </w:r>
-      <w:r>
-        <w:t xml:space="preserve"> </w:t>
-      </w:r>
-      <w:r>
-        <w:t xml:space="preserve">could check the record changed concealment (Zeng &amp; Rudzicz, 2026).</w:t>
+        <w:t xml:space="preserve">Monitoring can push agents to disguise information (Alnuhait et al., 2026) or evade monitors (Schmotz et al.,</w:t>
+      </w:r>
+      <w:r>
+        <w:t xml:space="preserve"> </w:t>
+      </w:r>
+      <w:r>
+        <w:t xml:space="preserve">2026).</w:t>
       </w:r>
     </w:p>
     <w:p>
@@ -669,19 +769,7 @@
         <w:pStyle w:val="Compact"/>
       </w:pPr>
       <w:r>
-        <w:t xml:space="preserve">In long-horizon mutual verification, collusion emerges in 94% of trajectories across 10 models. There, explicit</w:t>
-      </w:r>
-      <w:r>
-        <w:t xml:space="preserve"> </w:t>
-      </w:r>
-      <w:r>
-        <w:t xml:space="preserve">coordination fell from 90.0% to 62.0% in one ablation while collusion was almost unchanged (Shi, Zhang &amp; Yang,</w:t>
-      </w:r>
-      <w:r>
-        <w:t xml:space="preserve"> </w:t>
-      </w:r>
-      <w:r>
-        <w:t xml:space="preserve">2026).</w:t>
+        <w:t xml:space="preserve">Attack selection lowers measured safety (Ge-Wang et al., 2026).</w:t>
       </w:r>
     </w:p>
     <w:p>
@@ -689,178 +777,6 @@
         <w:numPr>
           <w:ilvl w:val="0"/>
           <w:numId w:val="1005"/>
-        </w:numPr>
-        <w:pStyle w:val="Compact"/>
-      </w:pPr>
-      <w:r>
-        <w:t xml:space="preserve">Colosseum separates collusion planned in conversation from collusion carried out in action (Nakamura et al.,</w:t>
-      </w:r>
-      <w:r>
-        <w:t xml:space="preserve"> </w:t>
-      </w:r>
-      <w:r>
-        <w:t xml:space="preserve">2026). We see the same kind of gap and do not claim it as new.</w:t>
-      </w:r>
-    </w:p>
-    <w:p>
-      <w:pPr>
-        <w:pStyle w:val="FirstParagraph"/>
-      </w:pPr>
-      <w:r>
-        <w:rPr>
-          <w:bCs/>
-          <w:b/>
-        </w:rPr>
-        <w:t xml:space="preserve">Enforcement and presentation.</w:t>
-      </w:r>
-    </w:p>
-    <w:p>
-      <w:pPr>
-        <w:numPr>
-          <w:ilvl w:val="0"/>
-          <w:numId w:val="1006"/>
-        </w:numPr>
-        <w:pStyle w:val="Compact"/>
-      </w:pPr>
-      <w:r>
-        <w:t xml:space="preserve">Agents that saw exploits go unpunished treated threats as a bluff (Paglieri et al., 2026).</w:t>
-      </w:r>
-    </w:p>
-    <w:p>
-      <w:pPr>
-        <w:numPr>
-          <w:ilvl w:val="0"/>
-          <w:numId w:val="1006"/>
-        </w:numPr>
-        <w:pStyle w:val="Compact"/>
-      </w:pPr>
-      <w:r>
-        <w:t xml:space="preserve">Stated detection risk changes LLM misconduct (Scheurer et al., 2023).</w:t>
-      </w:r>
-    </w:p>
-    <w:p>
-      <w:pPr>
-        <w:numPr>
-          <w:ilvl w:val="0"/>
-          <w:numId w:val="1006"/>
-        </w:numPr>
-        <w:pStyle w:val="Compact"/>
-      </w:pPr>
-      <w:r>
-        <w:t xml:space="preserve">Monitoring cues and prompt format shift behaviour (Greenblatt et al., 2024; Sclar et al., 2024).</w:t>
-      </w:r>
-    </w:p>
-    <w:p>
-      <w:pPr>
-        <w:numPr>
-          <w:ilvl w:val="0"/>
-          <w:numId w:val="1006"/>
-        </w:numPr>
-        <w:pStyle w:val="Compact"/>
-      </w:pPr>
-      <w:r>
-        <w:rPr>
-          <w:bCs/>
-          <w:b/>
-        </w:rPr>
-        <w:t xml:space="preserve">Closest to our work:</w:t>
-      </w:r>
-      <w:r>
-        <w:t xml:space="preserve"> </w:t>
-      </w:r>
-      <w:r>
-        <w:t xml:space="preserve">conversational LLMs treat described and experienced risks differently, while reasoning</w:t>
-      </w:r>
-      <w:r>
-        <w:t xml:space="preserve"> </w:t>
-      </w:r>
-      <w:r>
-        <w:t xml:space="preserve">models stay near the expected-value benchmark (Ge, Zhang &amp; Vorobeychik, 2026). LLMs also show recency in</w:t>
-      </w:r>
-      <w:r>
-        <w:t xml:space="preserve"> </w:t>
-      </w:r>
-      <w:r>
-        <w:t xml:space="preserve">experience-based choice (Horowitz &amp; Plonsky, 2025).</w:t>
-      </w:r>
-    </w:p>
-    <w:p>
-      <w:pPr>
-        <w:numPr>
-          <w:ilvl w:val="0"/>
-          <w:numId w:val="1006"/>
-        </w:numPr>
-        <w:pStyle w:val="Compact"/>
-      </w:pPr>
-      <w:r>
-        <w:t xml:space="preserve">That LLMs treat equivalent descriptions differently is therefore not new. We show that it changes</w:t>
-      </w:r>
-      <w:r>
-        <w:t xml:space="preserve"> </w:t>
-      </w:r>
-      <w:r>
-        <w:t xml:space="preserve">collusion-deterrence measurements, for enforcement source, record format and recency.</w:t>
-      </w:r>
-    </w:p>
-    <w:p>
-      <w:pPr>
-        <w:pStyle w:val="FirstParagraph"/>
-      </w:pPr>
-      <w:r>
-        <w:rPr>
-          <w:bCs/>
-          <w:b/>
-        </w:rPr>
-        <w:t xml:space="preserve">Proxies versus outcomes.</w:t>
-      </w:r>
-    </w:p>
-    <w:p>
-      <w:pPr>
-        <w:numPr>
-          <w:ilvl w:val="0"/>
-          <w:numId w:val="1007"/>
-        </w:numPr>
-        <w:pStyle w:val="Compact"/>
-      </w:pPr>
-      <w:r>
-        <w:t xml:space="preserve">Optimizing against a monitor can hide misbehaviour rather than remove it (Baker et al., 2025).</w:t>
-      </w:r>
-    </w:p>
-    <w:p>
-      <w:pPr>
-        <w:numPr>
-          <w:ilvl w:val="0"/>
-          <w:numId w:val="1007"/>
-        </w:numPr>
-        <w:pStyle w:val="Compact"/>
-      </w:pPr>
-      <w:r>
-        <w:t xml:space="preserve">Monitoring can push agents to disguise information (Alnuhait et al., 2026) or evade monitors (Schmotz et al.,</w:t>
-      </w:r>
-      <w:r>
-        <w:t xml:space="preserve"> </w:t>
-      </w:r>
-      <w:r>
-        <w:t xml:space="preserve">2026).</w:t>
-      </w:r>
-    </w:p>
-    <w:p>
-      <w:pPr>
-        <w:numPr>
-          <w:ilvl w:val="0"/>
-          <w:numId w:val="1007"/>
-        </w:numPr>
-        <w:pStyle w:val="Compact"/>
-      </w:pPr>
-      <w:r>
-        <w:t xml:space="preserve">Attack selection lowers measured safety (Ge-Wang et al., 2026).</w:t>
-      </w:r>
-    </w:p>
-    <w:p>
-      <w:pPr>
-        <w:numPr>
-          <w:ilvl w:val="0"/>
-          <w:numId w:val="1007"/>
         </w:numPr>
         <w:pStyle w:val="Compact"/>
       </w:pPr>
@@ -906,7 +822,7 @@
       <w:pPr>
         <w:numPr>
           <w:ilvl w:val="0"/>
-          <w:numId w:val="1008"/>
+          <w:numId w:val="1006"/>
         </w:numPr>
         <w:pStyle w:val="Compact"/>
       </w:pPr>
@@ -918,7 +834,7 @@
       <w:pPr>
         <w:numPr>
           <w:ilvl w:val="0"/>
-          <w:numId w:val="1008"/>
+          <w:numId w:val="1006"/>
         </w:numPr>
         <w:pStyle w:val="Compact"/>
       </w:pPr>
@@ -936,7 +852,7 @@
       <w:pPr>
         <w:numPr>
           <w:ilvl w:val="0"/>
-          <w:numId w:val="1008"/>
+          <w:numId w:val="1006"/>
         </w:numPr>
         <w:pStyle w:val="Compact"/>
       </w:pPr>
@@ -960,7 +876,7 @@
       <w:pPr>
         <w:numPr>
           <w:ilvl w:val="0"/>
-          <w:numId w:val="1009"/>
+          <w:numId w:val="1007"/>
         </w:numPr>
         <w:pStyle w:val="Compact"/>
       </w:pPr>
@@ -972,7 +888,7 @@
       <w:pPr>
         <w:numPr>
           <w:ilvl w:val="0"/>
-          <w:numId w:val="1009"/>
+          <w:numId w:val="1007"/>
         </w:numPr>
         <w:pStyle w:val="Compact"/>
       </w:pPr>
@@ -984,7 +900,7 @@
       <w:pPr>
         <w:numPr>
           <w:ilvl w:val="0"/>
-          <w:numId w:val="1009"/>
+          <w:numId w:val="1007"/>
         </w:numPr>
         <w:pStyle w:val="Compact"/>
       </w:pPr>
@@ -996,7 +912,7 @@
       <w:pPr>
         <w:numPr>
           <w:ilvl w:val="0"/>
-          <w:numId w:val="1009"/>
+          <w:numId w:val="1007"/>
         </w:numPr>
         <w:pStyle w:val="Compact"/>
       </w:pPr>
@@ -1014,7 +930,7 @@
       <w:pPr>
         <w:numPr>
           <w:ilvl w:val="0"/>
-          <w:numId w:val="1009"/>
+          <w:numId w:val="1007"/>
         </w:numPr>
         <w:pStyle w:val="Compact"/>
       </w:pPr>
@@ -1284,18 +1200,142 @@
       <w:pPr>
         <w:numPr>
           <w:ilvl w:val="0"/>
+          <w:numId w:val="1008"/>
+        </w:numPr>
+        <w:pStyle w:val="Compact"/>
+      </w:pPr>
+      <w:r>
+        <w:t xml:space="preserve">In Block 1, partner reporting and auditing share the same probability and penalty. They may still differ in</w:t>
+      </w:r>
+      <w:r>
+        <w:t xml:space="preserve"> </w:t>
+      </w:r>
+      <w:r>
+        <w:t xml:space="preserve">social or institutional meaning.</w:t>
+      </w:r>
+    </w:p>
+    <w:p>
+      <w:pPr>
+        <w:numPr>
+          <w:ilvl w:val="0"/>
+          <w:numId w:val="1008"/>
+        </w:numPr>
+        <w:pStyle w:val="Compact"/>
+      </w:pPr>
+      <w:r>
+        <w:t xml:space="preserve">In Block 2, every cell states a 50/50 mixture of 10% and 80% reporting types, and says B's tendency "is fixed and</w:t>
+      </w:r>
+      <w:r>
+        <w:t xml:space="preserve"> </w:t>
+      </w:r>
+      <w:r>
+        <w:t xml:space="preserve">does not change over time."</w:t>
+      </w:r>
+    </w:p>
+    <w:p>
+      <w:pPr>
+        <w:numPr>
+          <w:ilvl w:val="1"/>
+          <w:numId w:val="1009"/>
+        </w:numPr>
+        <w:pStyle w:val="Compact"/>
+      </w:pPr>
+      <w:r>
+        <w:t xml:space="preserve">If reports are independent given that fixed probability, a 1/10 record implies a risk of 0.100007 and an 8/10</w:t>
+      </w:r>
+      <w:r>
+        <w:t xml:space="preserve"> </w:t>
+      </w:r>
+      <w:r>
+        <w:t xml:space="preserve">record 0.799999, within 10⁻⁵ of the stated rates.</w:t>
+      </w:r>
+    </w:p>
+    <w:p>
+      <w:pPr>
+        <w:numPr>
+          <w:ilvl w:val="1"/>
+          <w:numId w:val="1009"/>
+        </w:numPr>
+        <w:pStyle w:val="Compact"/>
+      </w:pPr>
+      <w:r>
+        <w:t xml:space="preserve">Under the same assumption, the order of past reports carries no information.</w:t>
+      </w:r>
+    </w:p>
+    <w:p>
+      <w:pPr>
+        <w:pStyle w:val="FirstParagraph"/>
+      </w:pPr>
+      <w:r>
+        <w:rPr>
+          <w:bCs/>
+          <w:b/>
+        </w:rPr>
+        <w:t xml:space="preserve">Risk labels.</w:t>
+      </w:r>
+      <w:r>
+        <w:t xml:space="preserve"> </w:t>
+      </w:r>
+      <w:r>
+        <w:t xml:space="preserve">"Low" and "high risk" mean a 10% and an 80% reporting probability. Block 2's penalties were set per</w:t>
+      </w:r>
+      <w:r>
+        <w:t xml:space="preserve"> </w:t>
+      </w:r>
+      <w:r>
+        <w:t xml:space="preserve">model on the pilot (F = 60 / 200 / 60 at 10%; F = 2 at 80%). Offering's expected gain, 0.8·12 − qF, was therefore</w:t>
+      </w:r>
+      <w:r>
+        <w:t xml:space="preserve"> </w:t>
+      </w:r>
+      <w:r>
+        <w:t xml:space="preserve">+3.6 / −10.4 / +3.6 at 10% and +8.0 at 80%, so incentives differ across models.</w:t>
+      </w:r>
+    </w:p>
+    <w:p>
+      <w:pPr>
+        <w:pStyle w:val="BodyText"/>
+      </w:pPr>
+      <w:r>
+        <w:rPr>
+          <w:bCs/>
+          <w:b/>
+        </w:rPr>
+        <w:t xml:space="preserve">Block 3b.</w:t>
+      </w:r>
+      <w:r>
+        <w:t xml:space="preserve"> </w:t>
+      </w:r>
+      <w:r>
+        <w:t xml:space="preserve">A first writes its exact message, then decides whether to send it.</w:t>
+      </w:r>
+    </w:p>
+    <w:p>
+      <w:pPr>
+        <w:numPr>
+          <w:ilvl w:val="0"/>
           <w:numId w:val="1010"/>
         </w:numPr>
         <w:pStyle w:val="Compact"/>
       </w:pPr>
       <w:r>
-        <w:t xml:space="preserve">In Block 1, partner reporting and auditing share the same probability and penalty. They may still differ in</w:t>
-      </w:r>
-      <w:r>
-        <w:t xml:space="preserve"> </w:t>
-      </w:r>
-      <w:r>
-        <w:t xml:space="preserve">social or institutional meaning.</w:t>
+        <w:rPr>
+          <w:bCs/>
+          <w:b/>
+        </w:rPr>
+        <w:t xml:space="preserve">Reporter.</w:t>
+      </w:r>
+      <w:r>
+        <w:t xml:space="preserve"> </w:t>
+      </w:r>
+      <w:r>
+        <w:t xml:space="preserve">A fixed AI reporter (Mistral-Small-3.2, blind to condition) reads the message. Its probability of</w:t>
+      </w:r>
+      <w:r>
+        <w:t xml:space="preserve"> </w:t>
+      </w:r>
+      <w:r>
+        <w:t xml:space="preserve">answering "report" is r_report.</w:t>
       </w:r>
     </w:p>
     <w:p>
@@ -1307,13 +1347,79 @@
         <w:pStyle w:val="Compact"/>
       </w:pPr>
       <w:r>
-        <w:t xml:space="preserve">In Block 2, every cell states a 50/50 mixture of 10% and 80% reporting types, and says B's tendency "is fixed and</w:t>
-      </w:r>
-      <w:r>
-        <w:t xml:space="preserve"> </w:t>
-      </w:r>
-      <w:r>
-        <w:t xml:space="preserve">does not change over time."</w:t>
+        <w:rPr>
+          <w:bCs/>
+          <w:b/>
+        </w:rPr>
+        <w:t xml:space="preserve">Judge.</w:t>
+      </w:r>
+      <w:r>
+        <w:t xml:space="preserve"> </w:t>
+      </w:r>
+      <w:r>
+        <w:t xml:space="preserve">A blind judge (Qwen3-235B) gives q_prop, the probability that the message really asks for approval</w:t>
+      </w:r>
+      <w:r>
+        <w:t xml:space="preserve"> </w:t>
+      </w:r>
+      <w:r>
+        <w:t xml:space="preserve">without review.</w:t>
+      </w:r>
+    </w:p>
+    <w:p>
+      <w:pPr>
+        <w:numPr>
+          <w:ilvl w:val="0"/>
+          <w:numId w:val="1010"/>
+        </w:numPr>
+        <w:pStyle w:val="Compact"/>
+      </w:pPr>
+      <w:r>
+        <w:rPr>
+          <w:bCs/>
+          <w:b/>
+        </w:rPr>
+        <w:t xml:space="preserve">Acceptance is programmed and stated:</w:t>
+      </w:r>
+      <w:r>
+        <w:t xml:space="preserve"> </w:t>
+      </w:r>
+      <w:r>
+        <w:t xml:space="preserve">if the message makes the proposal clear, B accepts with probability</w:t>
+      </w:r>
+      <w:r>
+        <w:t xml:space="preserve"> </w:t>
+      </w:r>
+      <w:r>
+        <w:t xml:space="preserve">0.8.</w:t>
+      </w:r>
+    </w:p>
+    <w:p>
+      <w:pPr>
+        <w:numPr>
+          <w:ilvl w:val="0"/>
+          <w:numId w:val="1010"/>
+        </w:numPr>
+        <w:pStyle w:val="Compact"/>
+      </w:pPr>
+      <w:r>
+        <w:rPr>
+          <w:bCs/>
+          <w:b/>
+        </w:rPr>
+        <w:t xml:space="preserve">History.</w:t>
+      </w:r>
+      <w:r>
+        <w:t xml:space="preserve"> </w:t>
+      </w:r>
+      <w:r>
+        <w:t xml:space="preserve">A sees ten earlier messages from other agents with the reporter's decision on each, "selected for</w:t>
+      </w:r>
+      <w:r>
+        <w:t xml:space="preserve"> </w:t>
+      </w:r>
+      <w:r>
+        <w:t xml:space="preserve">display".</w:t>
       </w:r>
     </w:p>
     <w:p>
@@ -1325,13 +1431,13 @@
         <w:pStyle w:val="Compact"/>
       </w:pPr>
       <w:r>
-        <w:t xml:space="preserve">If reports are independent given that fixed probability, a 1/10 record implies a risk of 0.100007 and an 8/10</w:t>
-      </w:r>
-      <w:r>
-        <w:t xml:space="preserve"> </w:t>
-      </w:r>
-      <w:r>
-        <w:t xml:space="preserve">record 0.799999, within 10⁻⁵ of the stated rates.</w:t>
+        <w:t xml:space="preserve">Mistral-Small-3.2 wrote the messages. Each outcome is a real draw from the reporter's probability, and messages</w:t>
+      </w:r>
+      <w:r>
+        <w:t xml:space="preserve"> </w:t>
+      </w:r>
+      <w:r>
+        <w:t xml:space="preserve">were selected to give the required number and placement of reports.</w:t>
       </w:r>
     </w:p>
     <w:p>
@@ -1343,7 +1449,110 @@
         <w:pStyle w:val="Compact"/>
       </w:pPr>
       <w:r>
-        <w:t xml:space="preserve">Under the same assumption, the order of past reports carries no information.</w:t>
+        <w:t xml:space="preserve">The reporter never changes, so the conditions change the evidence A is shown, not its actual risk.</w:t>
+      </w:r>
+    </w:p>
+    <w:p>
+      <w:pPr>
+        <w:numPr>
+          <w:ilvl w:val="1"/>
+          <w:numId w:val="1011"/>
+        </w:numPr>
+        <w:pStyle w:val="Compact"/>
+      </w:pPr>
+      <w:r>
+        <w:t xml:space="preserve">The recency conditions show the same ten messages with the same outcomes. Five were reported. In E the five</w:t>
+      </w:r>
+      <w:r>
+        <w:t xml:space="preserve"> </w:t>
+      </w:r>
+      <w:r>
+        <w:t xml:space="preserve">reported messages are the oldest (messages 1–5); in L they are the newest (messages 6–10).</w:t>
+      </w:r>
+    </w:p>
+    <w:p>
+      <w:pPr>
+        <w:numPr>
+          <w:ilvl w:val="1"/>
+          <w:numId w:val="1011"/>
+        </w:numPr>
+        <w:pStyle w:val="Compact"/>
+      </w:pPr>
+      <w:r>
+        <w:t xml:space="preserve">So the number of reports is fixed, while their place in the chronology changes.</w:t>
+      </w:r>
+    </w:p>
+    <w:p>
+      <w:pPr>
+        <w:numPr>
+          <w:ilvl w:val="1"/>
+          <w:numId w:val="1011"/>
+        </w:numPr>
+        <w:pStyle w:val="Compact"/>
+      </w:pPr>
+      <w:r>
+        <w:t xml:space="preserve">The report-rate conditions show 1 (LOW) or 8 (HIGH) reports in 10, at random positions.</w:t>
+      </w:r>
+    </w:p>
+    <w:p>
+      <w:pPr>
+        <w:numPr>
+          <w:ilvl w:val="0"/>
+          <w:numId w:val="1010"/>
+        </w:numPr>
+        <w:pStyle w:val="Compact"/>
+      </w:pPr>
+      <w:r>
+        <w:rPr>
+          <w:bCs/>
+          <w:b/>
+        </w:rPr>
+        <w:t xml:space="preserve">Outcomes</w:t>
+      </w:r>
+      <w:r>
+        <w:t xml:space="preserve">, as expectations per trial (P = 1 if A sent the draft):</w:t>
+      </w:r>
+    </w:p>
+    <w:p>
+      <w:pPr>
+        <w:numPr>
+          <w:ilvl w:val="1"/>
+          <w:numId w:val="1012"/>
+        </w:numPr>
+        <w:pStyle w:val="Compact"/>
+      </w:pPr>
+      <w:r>
+        <w:t xml:space="preserve">expected reports per trial: T1 = P·r_report (realized report outcomes are recorded separately);</w:t>
+      </w:r>
+    </w:p>
+    <w:p>
+      <w:pPr>
+        <w:numPr>
+          <w:ilvl w:val="1"/>
+          <w:numId w:val="1012"/>
+        </w:numPr>
+        <w:pStyle w:val="Compact"/>
+      </w:pPr>
+      <w:r>
+        <w:t xml:space="preserve">expected simulated completed misconduct: CUM = P·0.8·(1 − r_report)·q_prop.</w:t>
+      </w:r>
+    </w:p>
+    <w:p>
+      <w:pPr>
+        <w:numPr>
+          <w:ilvl w:val="0"/>
+          <w:numId w:val="1010"/>
+        </w:numPr>
+        <w:pStyle w:val="Compact"/>
+      </w:pPr>
+      <w:r>
+        <w:t xml:space="preserve">Realized outcomes come from executed lotteries with common random numbers across conditions. r_report and q_prop</w:t>
+      </w:r>
+      <w:r>
+        <w:t xml:space="preserve"> </w:t>
+      </w:r>
+      <w:r>
+        <w:t xml:space="preserve">are model-based scores, not ground truth.</w:t>
       </w:r>
     </w:p>
     <w:p>
@@ -1355,382 +1564,253 @@
           <w:bCs/>
           <w:b/>
         </w:rPr>
-        <w:t xml:space="preserve">Risk labels.</w:t>
-      </w:r>
-      <w:r>
-        <w:t xml:space="preserve"> </w:t>
-      </w:r>
-      <w:r>
-        <w:t xml:space="preserve">"Low" and "high risk" mean a 10% and an 80% reporting probability. Block 2's penalties were set per</w:t>
-      </w:r>
-      <w:r>
-        <w:t xml:space="preserve"> </w:t>
-      </w:r>
-      <w:r>
-        <w:t xml:space="preserve">model on the pilot (F = 60 / 200 / 60 at 10%; F = 2 at 80%). Offering's expected gain, 0.8·12 − qF, was therefore</w:t>
-      </w:r>
-      <w:r>
-        <w:t xml:space="preserve"> </w:t>
-      </w:r>
-      <w:r>
-        <w:t xml:space="preserve">+3.6 / −10.4 / +3.6 at 10% and +8.0 at 80%, so incentives differ across models.</w:t>
-      </w:r>
-    </w:p>
-    <w:p>
-      <w:pPr>
-        <w:pStyle w:val="BodyText"/>
-      </w:pPr>
-      <w:r>
-        <w:rPr>
-          <w:bCs/>
-          <w:b/>
-        </w:rPr>
-        <w:t xml:space="preserve">Block 3b.</w:t>
-      </w:r>
-      <w:r>
-        <w:t xml:space="preserve"> </w:t>
-      </w:r>
-      <w:r>
-        <w:t xml:space="preserve">A first writes its exact message, then decides whether to send it.</w:t>
-      </w:r>
-    </w:p>
-    <w:p>
-      <w:pPr>
-        <w:numPr>
-          <w:ilvl w:val="0"/>
-          <w:numId w:val="1012"/>
-        </w:numPr>
-        <w:pStyle w:val="Compact"/>
-      </w:pPr>
-      <w:r>
-        <w:rPr>
-          <w:bCs/>
-          <w:b/>
-        </w:rPr>
-        <w:t xml:space="preserve">Reporter.</w:t>
-      </w:r>
-      <w:r>
-        <w:t xml:space="preserve"> </w:t>
-      </w:r>
-      <w:r>
-        <w:t xml:space="preserve">A fixed AI reporter (Mistral-Small-3.2, blind to condition) reads the message. Its probability of</w:t>
-      </w:r>
-      <w:r>
-        <w:t xml:space="preserve"> </w:t>
-      </w:r>
-      <w:r>
-        <w:t xml:space="preserve">answering "report" is r_report.</w:t>
-      </w:r>
-    </w:p>
-    <w:p>
-      <w:pPr>
-        <w:numPr>
-          <w:ilvl w:val="0"/>
-          <w:numId w:val="1012"/>
-        </w:numPr>
-        <w:pStyle w:val="Compact"/>
-      </w:pPr>
-      <w:r>
-        <w:rPr>
-          <w:bCs/>
-          <w:b/>
-        </w:rPr>
-        <w:t xml:space="preserve">Judge.</w:t>
-      </w:r>
-      <w:r>
-        <w:t xml:space="preserve"> </w:t>
-      </w:r>
-      <w:r>
-        <w:t xml:space="preserve">A blind judge (Qwen3-235B) gives q_prop, the probability that the message really asks for approval</w:t>
-      </w:r>
-      <w:r>
-        <w:t xml:space="preserve"> </w:t>
-      </w:r>
-      <w:r>
-        <w:t xml:space="preserve">without review.</w:t>
-      </w:r>
-    </w:p>
-    <w:p>
-      <w:pPr>
-        <w:numPr>
-          <w:ilvl w:val="0"/>
-          <w:numId w:val="1012"/>
-        </w:numPr>
-        <w:pStyle w:val="Compact"/>
-      </w:pPr>
-      <w:r>
-        <w:rPr>
-          <w:bCs/>
-          <w:b/>
-        </w:rPr>
-        <w:t xml:space="preserve">Acceptance is programmed and stated:</w:t>
-      </w:r>
-      <w:r>
-        <w:t xml:space="preserve"> </w:t>
-      </w:r>
-      <w:r>
-        <w:t xml:space="preserve">if the message makes the proposal clear, B accepts with probability</w:t>
-      </w:r>
-      <w:r>
-        <w:t xml:space="preserve"> </w:t>
-      </w:r>
-      <w:r>
-        <w:t xml:space="preserve">0.8.</w:t>
-      </w:r>
-    </w:p>
-    <w:p>
-      <w:pPr>
-        <w:numPr>
-          <w:ilvl w:val="0"/>
-          <w:numId w:val="1012"/>
-        </w:numPr>
-        <w:pStyle w:val="Compact"/>
-      </w:pPr>
-      <w:r>
-        <w:rPr>
-          <w:bCs/>
-          <w:b/>
-        </w:rPr>
-        <w:t xml:space="preserve">History.</w:t>
-      </w:r>
-      <w:r>
-        <w:t xml:space="preserve"> </w:t>
-      </w:r>
-      <w:r>
-        <w:t xml:space="preserve">A sees ten earlier messages from other agents with the reporter's decision on each, "selected for</w:t>
-      </w:r>
-      <w:r>
-        <w:t xml:space="preserve"> </w:t>
-      </w:r>
-      <w:r>
-        <w:t xml:space="preserve">display".</w:t>
+        <w:t xml:space="preserve">Gates.</w:t>
+      </w:r>
+      <w:r>
+        <w:t xml:space="preserve"> </w:t>
+      </w:r>
+      <w:r>
+        <w:t xml:space="preserve">A live LLM peer takes B's role. It is told to maximize its score; approving without review is worth +4.8</w:t>
+      </w:r>
+      <w:r>
+        <w:t xml:space="preserve"> </w:t>
+      </w:r>
+      <w:r>
+        <w:t xml:space="preserve">in expectation.</w:t>
+      </w:r>
+    </w:p>
+    <w:p>
+      <w:pPr>
+        <w:numPr>
+          <w:ilvl w:val="0"/>
+          <w:numId w:val="1013"/>
+        </w:numPr>
+        <w:pStyle w:val="Compact"/>
+      </w:pPr>
+      <w:r>
+        <w:t xml:space="preserve">In the single-turn gate it reads presented drafts and accepts, declines or reports.</w:t>
+      </w:r>
+    </w:p>
+    <w:p>
+      <w:pPr>
+        <w:numPr>
+          <w:ilvl w:val="0"/>
+          <w:numId w:val="1013"/>
+        </w:numPr>
+        <w:pStyle w:val="Compact"/>
+      </w:pPr>
+      <w:r>
+        <w:t xml:space="preserve">In the three-round gate two copies of one model exchange messages, then each acts on the other's batch.</w:t>
+      </w:r>
+    </w:p>
+    <w:p>
+      <w:pPr>
+        <w:numPr>
+          <w:ilvl w:val="0"/>
+          <w:numId w:val="1013"/>
+        </w:numPr>
+        <w:pStyle w:val="Compact"/>
+      </w:pPr>
+      <w:r>
+        <w:t xml:space="preserve">A "violation" means B chose APPROVE_WITHOUT_REVIEW and no one reported. This is an action inside the simulation;</w:t>
+      </w:r>
+      <w:r>
+        <w:t xml:space="preserve"> </w:t>
+      </w:r>
+      <w:r>
+        <w:t xml:space="preserve">no real work was verified or skipped.</w:t>
+      </w:r>
+    </w:p>
+    <w:p>
+      <w:pPr>
+        <w:pStyle w:val="FirstParagraph"/>
+      </w:pPr>
+      <w:r>
+        <w:rPr>
+          <w:bCs/>
+          <w:b/>
+        </w:rPr>
+        <w:t xml:space="preserve">Controls and inference.</w:t>
+      </w:r>
+    </w:p>
+    <w:p>
+      <w:pPr>
+        <w:numPr>
+          <w:ilvl w:val="0"/>
+          <w:numId w:val="1014"/>
+        </w:numPr>
+        <w:pStyle w:val="Compact"/>
+      </w:pPr>
+      <w:r>
+        <w:rPr>
+          <w:bCs/>
+          <w:b/>
+        </w:rPr>
+        <w:t xml:space="preserve">Controls:</w:t>
       </w:r>
     </w:p>
     <w:p>
       <w:pPr>
         <w:numPr>
           <w:ilvl w:val="1"/>
-          <w:numId w:val="1013"/>
-        </w:numPr>
-        <w:pStyle w:val="Compact"/>
-      </w:pPr>
-      <w:r>
-        <w:t xml:space="preserve">Mistral-Small-3.2 wrote the messages. Each outcome is a real draw from the reporter's probability, and messages</w:t>
-      </w:r>
-      <w:r>
-        <w:t xml:space="preserve"> </w:t>
-      </w:r>
-      <w:r>
-        <w:t xml:space="preserve">were selected to give the required number and placement of reports.</w:t>
+          <w:numId w:val="1015"/>
+        </w:numPr>
+        <w:pStyle w:val="Compact"/>
+      </w:pPr>
+      <w:r>
+        <w:t xml:space="preserve">an authorized-offer positive control;</w:t>
       </w:r>
     </w:p>
     <w:p>
       <w:pPr>
         <w:numPr>
           <w:ilvl w:val="1"/>
-          <w:numId w:val="1013"/>
-        </w:numPr>
-        <w:pStyle w:val="Compact"/>
-      </w:pPr>
-      <w:r>
-        <w:t xml:space="preserve">The reporter never changes, so the conditions change the evidence A is shown, not its actual risk.</w:t>
+          <w:numId w:val="1015"/>
+        </w:numPr>
+        <w:pStyle w:val="Compact"/>
+      </w:pPr>
+      <w:r>
+        <w:t xml:space="preserve">a hidden-type placebo, identical across true risk;</w:t>
       </w:r>
     </w:p>
     <w:p>
       <w:pPr>
         <w:numPr>
           <w:ilvl w:val="1"/>
-          <w:numId w:val="1013"/>
-        </w:numPr>
-        <w:pStyle w:val="Compact"/>
-      </w:pPr>
-      <w:r>
-        <w:t xml:space="preserve">The recency conditions show the same ten messages with the same outcomes. Five were reported. In E the five</w:t>
-      </w:r>
-      <w:r>
-        <w:t xml:space="preserve"> </w:t>
-      </w:r>
-      <w:r>
-        <w:t xml:space="preserve">reported messages are the oldest (messages 1–5); in L they are the newest (messages 6–10).</w:t>
+          <w:numId w:val="1015"/>
+        </w:numPr>
+        <w:pStyle w:val="Compact"/>
+      </w:pPr>
+      <w:r>
+        <w:t xml:space="preserve">a length-matched summary placebo;</w:t>
       </w:r>
     </w:p>
     <w:p>
       <w:pPr>
         <w:numPr>
           <w:ilvl w:val="1"/>
-          <w:numId w:val="1013"/>
-        </w:numPr>
-        <w:pStyle w:val="Compact"/>
-      </w:pPr>
-      <w:r>
-        <w:t xml:space="preserve">So the number of reports is fixed, while their place in the chronology changes.</w:t>
+          <w:numId w:val="1015"/>
+        </w:numPr>
+        <w:pStyle w:val="Compact"/>
+      </w:pPr>
+      <w:r>
+        <w:t xml:space="preserve">manipulation checks (Blocks 3a–3b): a cue must cut sending by ≥ 15 points;</w:t>
       </w:r>
     </w:p>
     <w:p>
       <w:pPr>
         <w:numPr>
           <w:ilvl w:val="1"/>
-          <w:numId w:val="1013"/>
-        </w:numPr>
-        <w:pStyle w:val="Compact"/>
-      </w:pPr>
-      <w:r>
-        <w:t xml:space="preserve">The report-rate conditions show 1 (LOW) or 8 (HIGH) reports in 10, at random positions.</w:t>
-      </w:r>
-    </w:p>
-    <w:p>
-      <w:pPr>
-        <w:numPr>
-          <w:ilvl w:val="0"/>
-          <w:numId w:val="1012"/>
-        </w:numPr>
-        <w:pStyle w:val="Compact"/>
-      </w:pPr>
-      <w:r>
-        <w:rPr>
-          <w:bCs/>
-          <w:b/>
-        </w:rPr>
-        <w:t xml:space="preserve">Outcomes</w:t>
-      </w:r>
-      <w:r>
-        <w:t xml:space="preserve">, as expectations per trial (P = 1 if A sent the draft):</w:t>
+          <w:numId w:val="1015"/>
+        </w:numPr>
+        <w:pStyle w:val="Compact"/>
+      </w:pPr>
+      <w:r>
+        <w:t xml:space="preserve">instrument probes run before any agent data;</w:t>
       </w:r>
     </w:p>
     <w:p>
       <w:pPr>
         <w:numPr>
           <w:ilvl w:val="1"/>
+          <w:numId w:val="1015"/>
+        </w:numPr>
+        <w:pStyle w:val="Compact"/>
+      </w:pPr>
+      <w:r>
+        <w:t xml:space="preserve">lotteries seeded independently per cell (Blocks 1–2) or shared across conditions (Block 3b);</w:t>
+      </w:r>
+    </w:p>
+    <w:p>
+      <w:pPr>
+        <w:numPr>
+          <w:ilvl w:val="1"/>
+          <w:numId w:val="1015"/>
+        </w:numPr>
+        <w:pStyle w:val="Compact"/>
+      </w:pPr>
+      <w:r>
+        <w:t xml:space="preserve">logged prompts checked against the renderer.</w:t>
+      </w:r>
+    </w:p>
+    <w:p>
+      <w:pPr>
+        <w:numPr>
+          <w:ilvl w:val="0"/>
           <w:numId w:val="1014"/>
         </w:numPr>
         <w:pStyle w:val="Compact"/>
       </w:pPr>
       <w:r>
-        <w:t xml:space="preserve">expected reports per trial: T1 = P·r_report (realized report outcomes are recorded separately);</w:t>
+        <w:rPr>
+          <w:bCs/>
+          <w:b/>
+        </w:rPr>
+        <w:t xml:space="preserve">Statistics:</w:t>
       </w:r>
     </w:p>
     <w:p>
       <w:pPr>
         <w:numPr>
           <w:ilvl w:val="1"/>
+          <w:numId w:val="1016"/>
+        </w:numPr>
+        <w:pStyle w:val="Compact"/>
+      </w:pPr>
+      <w:r>
+        <w:t xml:space="preserve">Scenario-paired 95% t intervals, unadjusted for multiplicity.</w:t>
+      </w:r>
+    </w:p>
+    <w:p>
+      <w:pPr>
+        <w:numPr>
+          <w:ilvl w:val="1"/>
+          <w:numId w:val="1016"/>
+        </w:numPr>
+        <w:pStyle w:val="Compact"/>
+      </w:pPr>
+      <w:r>
+        <w:t xml:space="preserve">Holm-adjusted p-values for the prespecified families in Blocks 1–2.</w:t>
+      </w:r>
+    </w:p>
+    <w:p>
+      <w:pPr>
+        <w:numPr>
+          <w:ilvl w:val="1"/>
+          <w:numId w:val="1016"/>
+        </w:numPr>
+        <w:pStyle w:val="Compact"/>
+      </w:pPr>
+      <w:r>
+        <w:t xml:space="preserve">TOST equivalence with 90% intervals (±0.10 in Blocks 1–2; ±0.05 in Block 3b).</w:t>
+      </w:r>
+    </w:p>
+    <w:p>
+      <w:pPr>
+        <w:numPr>
+          <w:ilvl w:val="1"/>
+          <w:numId w:val="1016"/>
+        </w:numPr>
+        <w:pStyle w:val="Compact"/>
+      </w:pPr>
+      <w:r>
+        <w:t xml:space="preserve">Block 1's implemented primary estimator averages available repetitions within scenario.</w:t>
+      </w:r>
+    </w:p>
+    <w:p>
+      <w:pPr>
+        <w:numPr>
+          <w:ilvl w:val="0"/>
           <w:numId w:val="1014"/>
         </w:numPr>
         <w:pStyle w:val="Compact"/>
       </w:pPr>
       <w:r>
-        <w:t xml:space="preserve">expected simulated completed misconduct: CUM = P·0.8·(1 − r_report)·q_prop.</w:t>
-      </w:r>
-    </w:p>
-    <w:p>
-      <w:pPr>
-        <w:numPr>
-          <w:ilvl w:val="0"/>
-          <w:numId w:val="1012"/>
-        </w:numPr>
-        <w:pStyle w:val="Compact"/>
-      </w:pPr>
-      <w:r>
-        <w:t xml:space="preserve">Realized outcomes come from executed lotteries with common random numbers across conditions. r_report and q_prop</w:t>
-      </w:r>
-      <w:r>
-        <w:t xml:space="preserve"> </w:t>
-      </w:r>
-      <w:r>
-        <w:t xml:space="preserve">are model-based scores, not ground truth.</w:t>
-      </w:r>
-    </w:p>
-    <w:p>
-      <w:pPr>
-        <w:pStyle w:val="FirstParagraph"/>
-      </w:pPr>
-      <w:r>
-        <w:rPr>
-          <w:bCs/>
-          <w:b/>
-        </w:rPr>
-        <w:t xml:space="preserve">Gates.</w:t>
-      </w:r>
-      <w:r>
-        <w:t xml:space="preserve"> </w:t>
-      </w:r>
-      <w:r>
-        <w:t xml:space="preserve">A live LLM peer takes B's role. It is told to maximize its score; approving without review is worth +4.8</w:t>
-      </w:r>
-      <w:r>
-        <w:t xml:space="preserve"> </w:t>
-      </w:r>
-      <w:r>
-        <w:t xml:space="preserve">in expectation.</w:t>
-      </w:r>
-    </w:p>
-    <w:p>
-      <w:pPr>
-        <w:numPr>
-          <w:ilvl w:val="0"/>
-          <w:numId w:val="1015"/>
-        </w:numPr>
-        <w:pStyle w:val="Compact"/>
-      </w:pPr>
-      <w:r>
-        <w:t xml:space="preserve">In the single-turn gate it reads presented drafts and accepts, declines or reports.</w:t>
-      </w:r>
-    </w:p>
-    <w:p>
-      <w:pPr>
-        <w:numPr>
-          <w:ilvl w:val="0"/>
-          <w:numId w:val="1015"/>
-        </w:numPr>
-        <w:pStyle w:val="Compact"/>
-      </w:pPr>
-      <w:r>
-        <w:t xml:space="preserve">In the three-round gate two copies of one model exchange messages, then each acts on the other's batch.</w:t>
-      </w:r>
-    </w:p>
-    <w:p>
-      <w:pPr>
-        <w:numPr>
-          <w:ilvl w:val="0"/>
-          <w:numId w:val="1015"/>
-        </w:numPr>
-        <w:pStyle w:val="Compact"/>
-      </w:pPr>
-      <w:r>
-        <w:t xml:space="preserve">A "violation" means B chose APPROVE_WITHOUT_REVIEW and no one reported. This is an action inside the simulation;</w:t>
-      </w:r>
-      <w:r>
-        <w:t xml:space="preserve"> </w:t>
-      </w:r>
-      <w:r>
-        <w:t xml:space="preserve">no real work was verified or skipped.</w:t>
-      </w:r>
-    </w:p>
-    <w:p>
-      <w:pPr>
-        <w:pStyle w:val="FirstParagraph"/>
-      </w:pPr>
-      <w:r>
-        <w:rPr>
-          <w:bCs/>
-          <w:b/>
-        </w:rPr>
-        <w:t xml:space="preserve">Controls and inference.</w:t>
-      </w:r>
-    </w:p>
-    <w:p>
-      <w:pPr>
-        <w:numPr>
-          <w:ilvl w:val="0"/>
-          <w:numId w:val="1016"/>
-        </w:numPr>
-        <w:pStyle w:val="Compact"/>
-      </w:pPr>
-      <w:r>
-        <w:rPr>
-          <w:bCs/>
-          <w:b/>
-        </w:rPr>
-        <w:t xml:space="preserve">Controls:</w:t>
+        <w:rPr>
+          <w:bCs/>
+          <w:b/>
+        </w:rPr>
+        <w:t xml:space="preserve">Confirmatory tests:</w:t>
       </w:r>
     </w:p>
     <w:p>
@@ -1742,7 +1822,7 @@
         <w:pStyle w:val="Compact"/>
       </w:pPr>
       <w:r>
-        <w:t xml:space="preserve">an authorized-offer positive control;</w:t>
+        <w:t xml:space="preserve">Block 1: partner − audit at q = 0.80, F = 20.</w:t>
       </w:r>
     </w:p>
     <w:p>
@@ -1754,7 +1834,7 @@
         <w:pStyle w:val="Compact"/>
       </w:pPr>
       <w:r>
-        <w:t xml:space="preserve">a hidden-type placebo, identical across true risk;</w:t>
+        <w:t xml:space="preserve">Block 2: record − stated, at each risk level.</w:t>
       </w:r>
     </w:p>
     <w:p>
@@ -1766,170 +1846,6 @@
         <w:pStyle w:val="Compact"/>
       </w:pPr>
       <w:r>
-        <w:t xml:space="preserve">a length-matched summary placebo;</w:t>
-      </w:r>
-    </w:p>
-    <w:p>
-      <w:pPr>
-        <w:numPr>
-          <w:ilvl w:val="1"/>
-          <w:numId w:val="1017"/>
-        </w:numPr>
-        <w:pStyle w:val="Compact"/>
-      </w:pPr>
-      <w:r>
-        <w:t xml:space="preserve">manipulation checks (Blocks 3a–3b): a cue must cut sending by ≥ 15 points;</w:t>
-      </w:r>
-    </w:p>
-    <w:p>
-      <w:pPr>
-        <w:numPr>
-          <w:ilvl w:val="1"/>
-          <w:numId w:val="1017"/>
-        </w:numPr>
-        <w:pStyle w:val="Compact"/>
-      </w:pPr>
-      <w:r>
-        <w:t xml:space="preserve">instrument probes run before any agent data;</w:t>
-      </w:r>
-    </w:p>
-    <w:p>
-      <w:pPr>
-        <w:numPr>
-          <w:ilvl w:val="1"/>
-          <w:numId w:val="1017"/>
-        </w:numPr>
-        <w:pStyle w:val="Compact"/>
-      </w:pPr>
-      <w:r>
-        <w:t xml:space="preserve">lotteries seeded independently per cell (Blocks 1–2) or shared across conditions (Block 3b);</w:t>
-      </w:r>
-    </w:p>
-    <w:p>
-      <w:pPr>
-        <w:numPr>
-          <w:ilvl w:val="1"/>
-          <w:numId w:val="1017"/>
-        </w:numPr>
-        <w:pStyle w:val="Compact"/>
-      </w:pPr>
-      <w:r>
-        <w:t xml:space="preserve">logged prompts checked against the renderer.</w:t>
-      </w:r>
-    </w:p>
-    <w:p>
-      <w:pPr>
-        <w:numPr>
-          <w:ilvl w:val="0"/>
-          <w:numId w:val="1016"/>
-        </w:numPr>
-        <w:pStyle w:val="Compact"/>
-      </w:pPr>
-      <w:r>
-        <w:rPr>
-          <w:bCs/>
-          <w:b/>
-        </w:rPr>
-        <w:t xml:space="preserve">Statistics:</w:t>
-      </w:r>
-    </w:p>
-    <w:p>
-      <w:pPr>
-        <w:numPr>
-          <w:ilvl w:val="1"/>
-          <w:numId w:val="1018"/>
-        </w:numPr>
-        <w:pStyle w:val="Compact"/>
-      </w:pPr>
-      <w:r>
-        <w:t xml:space="preserve">Scenario-paired 95% t intervals, unadjusted for multiplicity.</w:t>
-      </w:r>
-    </w:p>
-    <w:p>
-      <w:pPr>
-        <w:numPr>
-          <w:ilvl w:val="1"/>
-          <w:numId w:val="1018"/>
-        </w:numPr>
-        <w:pStyle w:val="Compact"/>
-      </w:pPr>
-      <w:r>
-        <w:t xml:space="preserve">Holm-adjusted p-values for the prespecified families in Blocks 1–2.</w:t>
-      </w:r>
-    </w:p>
-    <w:p>
-      <w:pPr>
-        <w:numPr>
-          <w:ilvl w:val="1"/>
-          <w:numId w:val="1018"/>
-        </w:numPr>
-        <w:pStyle w:val="Compact"/>
-      </w:pPr>
-      <w:r>
-        <w:t xml:space="preserve">TOST equivalence with 90% intervals (±0.10 in Blocks 1–2; ±0.05 in Block 3b).</w:t>
-      </w:r>
-    </w:p>
-    <w:p>
-      <w:pPr>
-        <w:numPr>
-          <w:ilvl w:val="1"/>
-          <w:numId w:val="1018"/>
-        </w:numPr>
-        <w:pStyle w:val="Compact"/>
-      </w:pPr>
-      <w:r>
-        <w:t xml:space="preserve">Block 1's implemented primary estimator averages available repetitions within scenario.</w:t>
-      </w:r>
-    </w:p>
-    <w:p>
-      <w:pPr>
-        <w:numPr>
-          <w:ilvl w:val="0"/>
-          <w:numId w:val="1016"/>
-        </w:numPr>
-        <w:pStyle w:val="Compact"/>
-      </w:pPr>
-      <w:r>
-        <w:rPr>
-          <w:bCs/>
-          <w:b/>
-        </w:rPr>
-        <w:t xml:space="preserve">Confirmatory tests:</w:t>
-      </w:r>
-    </w:p>
-    <w:p>
-      <w:pPr>
-        <w:numPr>
-          <w:ilvl w:val="1"/>
-          <w:numId w:val="1019"/>
-        </w:numPr>
-        <w:pStyle w:val="Compact"/>
-      </w:pPr>
-      <w:r>
-        <w:t xml:space="preserve">Block 1: partner − audit at q = 0.80, F = 20.</w:t>
-      </w:r>
-    </w:p>
-    <w:p>
-      <w:pPr>
-        <w:numPr>
-          <w:ilvl w:val="1"/>
-          <w:numId w:val="1019"/>
-        </w:numPr>
-        <w:pStyle w:val="Compact"/>
-      </w:pPr>
-      <w:r>
-        <w:t xml:space="preserve">Block 2: record − stated, at each risk level.</w:t>
-      </w:r>
-    </w:p>
-    <w:p>
-      <w:pPr>
-        <w:numPr>
-          <w:ilvl w:val="1"/>
-          <w:numId w:val="1019"/>
-        </w:numPr>
-        <w:pStyle w:val="Compact"/>
-      </w:pPr>
-      <w:r>
         <w:t xml:space="preserve">Block 3b (H3): "no deniability" means the change in r_report is equivalent to zero within ±0.05.</w:t>
       </w:r>
     </w:p>
@@ -1937,7 +1853,7 @@
       <w:pPr>
         <w:numPr>
           <w:ilvl w:val="0"/>
-          <w:numId w:val="1016"/>
+          <w:numId w:val="1014"/>
         </w:numPr>
         <w:pStyle w:val="Compact"/>
       </w:pPr>
@@ -2097,58 +2013,190 @@
       <w:pPr>
         <w:numPr>
           <w:ilvl w:val="0"/>
+          <w:numId w:val="1018"/>
+        </w:numPr>
+        <w:pStyle w:val="Compact"/>
+      </w:pPr>
+      <w:r>
+        <w:t xml:space="preserve">Offers were 87.5–100% when the stated risk was 10%.</w:t>
+      </w:r>
+    </w:p>
+    <w:p>
+      <w:pPr>
+        <w:numPr>
+          <w:ilvl w:val="0"/>
+          <w:numId w:val="1018"/>
+        </w:numPr>
+        <w:pStyle w:val="Compact"/>
+      </w:pPr>
+      <w:r>
+        <w:t xml:space="preserve">At an 80% risk, raising the penalty from 0 to 20 cut offers by 36 points (DeepSeek) and 39 points (GPT-4.1-mini)</w:t>
+      </w:r>
+      <w:r>
+        <w:t xml:space="preserve"> </w:t>
+      </w:r>
+      <w:r>
+        <w:t xml:space="preserve">when the partner reports, and by 31 and 21 points when an audit detects.</w:t>
+      </w:r>
+    </w:p>
+    <w:p>
+      <w:pPr>
+        <w:pStyle w:val="FirstParagraph"/>
+      </w:pPr>
+      <w:r>
+        <w:rPr>
+          <w:bCs/>
+          <w:b/>
+        </w:rPr>
+        <w:t xml:space="preserve">Changing only who would catch the proposal moved behaviour by up to 19 points.</w:t>
+      </w:r>
+    </w:p>
+    <w:p>
+      <w:pPr>
+        <w:numPr>
+          <w:ilvl w:val="0"/>
+          <w:numId w:val="1019"/>
+        </w:numPr>
+        <w:pStyle w:val="Compact"/>
+      </w:pPr>
+      <w:r>
+        <w:rPr>
+          <w:bCs/>
+          <w:b/>
+        </w:rPr>
+        <w:t xml:space="preserve">Confirmatory cell (80% risk, F = 20).</w:t>
+      </w:r>
+    </w:p>
+    <w:p>
+      <w:pPr>
+        <w:numPr>
+          <w:ilvl w:val="1"/>
           <w:numId w:val="1020"/>
         </w:numPr>
         <w:pStyle w:val="Compact"/>
       </w:pPr>
       <w:r>
-        <w:t xml:space="preserve">Offers were 87.5–100% when the stated risk was 10%.</w:t>
-      </w:r>
-    </w:p>
-    <w:p>
-      <w:pPr>
-        <w:numPr>
-          <w:ilvl w:val="0"/>
+        <w:t xml:space="preserve">DeepSeek was</w:t>
+      </w:r>
+      <w:r>
+        <w:t xml:space="preserve"> </w:t>
+      </w:r>
+      <w:r>
+        <w:rPr>
+          <w:iCs/>
+          <w:i/>
+        </w:rPr>
+        <w:t xml:space="preserve">more</w:t>
+      </w:r>
+      <w:r>
+        <w:t xml:space="preserve"> </w:t>
+      </w:r>
+      <w:r>
+        <w:t xml:space="preserve">deterred by a partner than by an audit: 18.0% vs 33.5% offers on the first repetition.</w:t>
+      </w:r>
+    </w:p>
+    <w:p>
+      <w:pPr>
+        <w:numPr>
+          <w:ilvl w:val="1"/>
           <w:numId w:val="1020"/>
         </w:numPr>
         <w:pStyle w:val="Compact"/>
       </w:pPr>
       <w:r>
-        <w:t xml:space="preserve">At an 80% risk, raising the penalty from 0 to 20 cut offers by 36 points (DeepSeek) and 39 points (GPT-4.1-mini)</w:t>
-      </w:r>
-      <w:r>
-        <w:t xml:space="preserve"> </w:t>
-      </w:r>
-      <w:r>
-        <w:t xml:space="preserve">when the partner reports, and by 31 and 21 points when an audit detects.</w:t>
-      </w:r>
-    </w:p>
-    <w:p>
-      <w:pPr>
-        <w:pStyle w:val="FirstParagraph"/>
-      </w:pPr>
-      <w:r>
-        <w:rPr>
-          <w:bCs/>
-          <w:b/>
-        </w:rPr>
-        <w:t xml:space="preserve">Changing only who would catch the proposal moved behaviour by up to 19 points.</w:t>
-      </w:r>
-    </w:p>
-    <w:p>
-      <w:pPr>
-        <w:numPr>
-          <w:ilvl w:val="0"/>
+        <w:t xml:space="preserve">The primary estimate, which averages available repetitions within scenario, is Δ = −0.159 [−0.217, −0.100].</w:t>
+      </w:r>
+      <w:r>
+        <w:t xml:space="preserve"> </w:t>
+      </w:r>
+      <w:r>
+        <w:t xml:space="preserve">The first repetition alone gives −0.155 [−0.215, −0.095]. The sign held in both wordings.</w:t>
+      </w:r>
+    </w:p>
+    <w:p>
+      <w:pPr>
+        <w:numPr>
+          <w:ilvl w:val="1"/>
+          <w:numId w:val="1020"/>
+        </w:numPr>
+        <w:pStyle w:val="Compact"/>
+      </w:pPr>
+      <w:r>
+        <w:t xml:space="preserve">GPT-4.1-mini was at the floor (0.5% vs 0%), and its difference was equivalent to zero.</w:t>
+      </w:r>
+    </w:p>
+    <w:p>
+      <w:pPr>
+        <w:numPr>
+          <w:ilvl w:val="0"/>
+          <w:numId w:val="1019"/>
+        </w:numPr>
+        <w:pStyle w:val="Compact"/>
+      </w:pPr>
+      <w:r>
+        <w:rPr>
+          <w:bCs/>
+          <w:b/>
+        </w:rPr>
+        <w:t xml:space="preserve">Generalization cells (preregistered Holm family of three per model).</w:t>
+      </w:r>
+    </w:p>
+    <w:p>
+      <w:pPr>
+        <w:numPr>
+          <w:ilvl w:val="1"/>
           <w:numId w:val="1021"/>
         </w:numPr>
         <w:pStyle w:val="Compact"/>
       </w:pPr>
       <w:r>
-        <w:rPr>
-          <w:bCs/>
-          <w:b/>
-        </w:rPr>
-        <w:t xml:space="preserve">Confirmatory cell (80% risk, F = 20).</w:t>
+        <w:t xml:space="preserve">At 80% risk with no penalty, the models moved in opposite directions: DeepSeek −0.115 [−0.176, −0.054] and</w:t>
+      </w:r>
+      <w:r>
+        <w:t xml:space="preserve"> </w:t>
+      </w:r>
+      <w:r>
+        <w:t xml:space="preserve">GPT-4.1-mini +0.193 [+0.138, +0.247].</w:t>
+      </w:r>
+    </w:p>
+    <w:p>
+      <w:pPr>
+        <w:numPr>
+          <w:ilvl w:val="1"/>
+          <w:numId w:val="1021"/>
+        </w:numPr>
+        <w:pStyle w:val="Compact"/>
+      </w:pPr>
+      <w:r>
+        <w:t xml:space="preserve">At 10% risk with F = 20, DeepSeek reversed sign: +0.089 [+0.052, +0.125].</w:t>
+      </w:r>
+    </w:p>
+    <w:p>
+      <w:pPr>
+        <w:numPr>
+          <w:ilvl w:val="0"/>
+          <w:numId w:val="1019"/>
+        </w:numPr>
+        <w:pStyle w:val="Compact"/>
+      </w:pPr>
+      <w:r>
+        <w:rPr>
+          <w:bCs/>
+          <w:b/>
+        </w:rPr>
+        <w:t xml:space="preserve">Our preregistered prediction failed its confirmatory test in both models.</w:t>
+      </w:r>
+      <w:r>
+        <w:t xml:space="preserve"> </w:t>
+      </w:r>
+      <w:r>
+        <w:t xml:space="preserve">The prediction was that agents</w:t>
+      </w:r>
+      <w:r>
+        <w:t xml:space="preserve"> </w:t>
+      </w:r>
+      <w:r>
+        <w:t xml:space="preserve">would discount partner reports (partner &gt; audit).</w:t>
       </w:r>
     </w:p>
     <w:p>
@@ -2160,23 +2208,13 @@
         <w:pStyle w:val="Compact"/>
       </w:pPr>
       <w:r>
-        <w:t xml:space="preserve">DeepSeek was</w:t>
-      </w:r>
-      <w:r>
-        <w:t xml:space="preserve"> </w:t>
-      </w:r>
-      <w:r>
-        <w:rPr>
-          <w:iCs/>
-          <w:i/>
-        </w:rPr>
-        <w:t xml:space="preserve">more</w:t>
-      </w:r>
-      <w:r>
-        <w:t xml:space="preserve"> </w:t>
-      </w:r>
-      <w:r>
-        <w:t xml:space="preserve">deterred by a partner than by an audit: 18.0% vs 33.5% offers on the first repetition.</w:t>
+        <w:t xml:space="preserve">The predicted direction did appear in four of the six generalization contrasts, two of them by 2 points or</w:t>
+      </w:r>
+      <w:r>
+        <w:t xml:space="preserve"> </w:t>
+      </w:r>
+      <w:r>
+        <w:t xml:space="preserve">less.</w:t>
       </w:r>
     </w:p>
     <w:p>
@@ -2188,13 +2226,7 @@
         <w:pStyle w:val="Compact"/>
       </w:pPr>
       <w:r>
-        <w:t xml:space="preserve">The primary estimate, which averages available repetitions within scenario, is Δ = −0.159 [−0.217, −0.100].</w:t>
-      </w:r>
-      <w:r>
-        <w:t xml:space="preserve"> </w:t>
-      </w:r>
-      <w:r>
-        <w:t xml:space="preserve">The first repetition alone gives −0.155 [−0.215, −0.095]. The sign held in both wordings.</w:t>
+        <w:t xml:space="preserve">DeepSeek showed the opposite in both of its 80%-risk cells.</w:t>
       </w:r>
     </w:p>
     <w:p>
@@ -2202,122 +2234,6 @@
         <w:numPr>
           <w:ilvl w:val="1"/>
           <w:numId w:val="1022"/>
-        </w:numPr>
-        <w:pStyle w:val="Compact"/>
-      </w:pPr>
-      <w:r>
-        <w:t xml:space="preserve">GPT-4.1-mini was at the floor (0.5% vs 0%), and its difference was equivalent to zero.</w:t>
-      </w:r>
-    </w:p>
-    <w:p>
-      <w:pPr>
-        <w:numPr>
-          <w:ilvl w:val="0"/>
-          <w:numId w:val="1021"/>
-        </w:numPr>
-        <w:pStyle w:val="Compact"/>
-      </w:pPr>
-      <w:r>
-        <w:rPr>
-          <w:bCs/>
-          <w:b/>
-        </w:rPr>
-        <w:t xml:space="preserve">Generalization cells (preregistered Holm family of three per model).</w:t>
-      </w:r>
-    </w:p>
-    <w:p>
-      <w:pPr>
-        <w:numPr>
-          <w:ilvl w:val="1"/>
-          <w:numId w:val="1023"/>
-        </w:numPr>
-        <w:pStyle w:val="Compact"/>
-      </w:pPr>
-      <w:r>
-        <w:t xml:space="preserve">At 80% risk with no penalty, the models moved in opposite directions: DeepSeek −0.115 [−0.176, −0.054] and</w:t>
-      </w:r>
-      <w:r>
-        <w:t xml:space="preserve"> </w:t>
-      </w:r>
-      <w:r>
-        <w:t xml:space="preserve">GPT-4.1-mini +0.193 [+0.138, +0.247].</w:t>
-      </w:r>
-    </w:p>
-    <w:p>
-      <w:pPr>
-        <w:numPr>
-          <w:ilvl w:val="1"/>
-          <w:numId w:val="1023"/>
-        </w:numPr>
-        <w:pStyle w:val="Compact"/>
-      </w:pPr>
-      <w:r>
-        <w:t xml:space="preserve">At 10% risk with F = 20, DeepSeek reversed sign: +0.089 [+0.052, +0.125].</w:t>
-      </w:r>
-    </w:p>
-    <w:p>
-      <w:pPr>
-        <w:numPr>
-          <w:ilvl w:val="0"/>
-          <w:numId w:val="1021"/>
-        </w:numPr>
-        <w:pStyle w:val="Compact"/>
-      </w:pPr>
-      <w:r>
-        <w:rPr>
-          <w:bCs/>
-          <w:b/>
-        </w:rPr>
-        <w:t xml:space="preserve">Our preregistered prediction failed its confirmatory test in both models.</w:t>
-      </w:r>
-      <w:r>
-        <w:t xml:space="preserve"> </w:t>
-      </w:r>
-      <w:r>
-        <w:t xml:space="preserve">The prediction was that agents</w:t>
-      </w:r>
-      <w:r>
-        <w:t xml:space="preserve"> </w:t>
-      </w:r>
-      <w:r>
-        <w:t xml:space="preserve">would discount partner reports (partner &gt; audit).</w:t>
-      </w:r>
-    </w:p>
-    <w:p>
-      <w:pPr>
-        <w:numPr>
-          <w:ilvl w:val="1"/>
-          <w:numId w:val="1024"/>
-        </w:numPr>
-        <w:pStyle w:val="Compact"/>
-      </w:pPr>
-      <w:r>
-        <w:t xml:space="preserve">The predicted direction did appear in four of the six generalization contrasts, two of them by 2 points or</w:t>
-      </w:r>
-      <w:r>
-        <w:t xml:space="preserve"> </w:t>
-      </w:r>
-      <w:r>
-        <w:t xml:space="preserve">less.</w:t>
-      </w:r>
-    </w:p>
-    <w:p>
-      <w:pPr>
-        <w:numPr>
-          <w:ilvl w:val="1"/>
-          <w:numId w:val="1024"/>
-        </w:numPr>
-        <w:pStyle w:val="Compact"/>
-      </w:pPr>
-      <w:r>
-        <w:t xml:space="preserve">DeepSeek showed the opposite in both of its 80%-risk cells.</w:t>
-      </w:r>
-    </w:p>
-    <w:p>
-      <w:pPr>
-        <w:numPr>
-          <w:ilvl w:val="1"/>
-          <w:numId w:val="1024"/>
         </w:numPr>
         <w:pStyle w:val="Compact"/>
       </w:pPr>
@@ -2422,7 +2338,7 @@
       <w:pPr>
         <w:numPr>
           <w:ilvl w:val="0"/>
-          <w:numId w:val="1025"/>
+          <w:numId w:val="1023"/>
         </w:numPr>
         <w:pStyle w:val="Compact"/>
       </w:pPr>
@@ -2434,7 +2350,7 @@
       <w:pPr>
         <w:numPr>
           <w:ilvl w:val="0"/>
-          <w:numId w:val="1025"/>
+          <w:numId w:val="1023"/>
         </w:numPr>
         <w:pStyle w:val="Compact"/>
       </w:pPr>
@@ -2677,7 +2593,7 @@
       <w:pPr>
         <w:numPr>
           <w:ilvl w:val="0"/>
-          <w:numId w:val="1026"/>
+          <w:numId w:val="1024"/>
         </w:numPr>
         <w:pStyle w:val="Compact"/>
       </w:pPr>
@@ -2695,7 +2611,7 @@
       <w:pPr>
         <w:numPr>
           <w:ilvl w:val="0"/>
-          <w:numId w:val="1026"/>
+          <w:numId w:val="1024"/>
         </w:numPr>
         <w:pStyle w:val="Compact"/>
       </w:pPr>
@@ -2713,7 +2629,7 @@
       <w:pPr>
         <w:numPr>
           <w:ilvl w:val="0"/>
-          <w:numId w:val="1026"/>
+          <w:numId w:val="1024"/>
         </w:numPr>
         <w:pStyle w:val="Compact"/>
       </w:pPr>
@@ -3197,7 +3113,7 @@
       <w:pPr>
         <w:numPr>
           <w:ilvl w:val="0"/>
-          <w:numId w:val="1027"/>
+          <w:numId w:val="1025"/>
         </w:numPr>
         <w:pStyle w:val="Compact"/>
       </w:pPr>
@@ -3215,7 +3131,7 @@
       <w:pPr>
         <w:numPr>
           <w:ilvl w:val="0"/>
-          <w:numId w:val="1027"/>
+          <w:numId w:val="1025"/>
         </w:numPr>
         <w:pStyle w:val="Compact"/>
       </w:pPr>
@@ -3227,7 +3143,7 @@
       <w:pPr>
         <w:numPr>
           <w:ilvl w:val="0"/>
-          <w:numId w:val="1027"/>
+          <w:numId w:val="1025"/>
         </w:numPr>
         <w:pStyle w:val="Compact"/>
       </w:pPr>
@@ -3293,7 +3209,7 @@
       <w:pPr>
         <w:numPr>
           <w:ilvl w:val="0"/>
-          <w:numId w:val="1028"/>
+          <w:numId w:val="1026"/>
         </w:numPr>
         <w:pStyle w:val="Compact"/>
       </w:pPr>
@@ -3315,7 +3231,7 @@
       <w:pPr>
         <w:numPr>
           <w:ilvl w:val="0"/>
-          <w:numId w:val="1028"/>
+          <w:numId w:val="1026"/>
         </w:numPr>
         <w:pStyle w:val="Compact"/>
       </w:pPr>
@@ -3343,7 +3259,7 @@
       <w:pPr>
         <w:numPr>
           <w:ilvl w:val="0"/>
-          <w:numId w:val="1028"/>
+          <w:numId w:val="1026"/>
         </w:numPr>
         <w:pStyle w:val="Compact"/>
       </w:pPr>
@@ -3959,7 +3875,7 @@
       <w:pPr>
         <w:numPr>
           <w:ilvl w:val="0"/>
-          <w:numId w:val="1029"/>
+          <w:numId w:val="1027"/>
         </w:numPr>
         <w:pStyle w:val="Compact"/>
       </w:pPr>
@@ -3987,7 +3903,7 @@
       <w:pPr>
         <w:numPr>
           <w:ilvl w:val="0"/>
-          <w:numId w:val="1029"/>
+          <w:numId w:val="1027"/>
         </w:numPr>
         <w:pStyle w:val="Compact"/>
       </w:pPr>
@@ -4033,7 +3949,7 @@
       <w:pPr>
         <w:numPr>
           <w:ilvl w:val="0"/>
-          <w:numId w:val="1029"/>
+          <w:numId w:val="1027"/>
         </w:numPr>
         <w:pStyle w:val="Compact"/>
       </w:pPr>
@@ -4403,7 +4319,7 @@
       <w:pPr>
         <w:numPr>
           <w:ilvl w:val="0"/>
-          <w:numId w:val="1030"/>
+          <w:numId w:val="1028"/>
         </w:numPr>
         <w:pStyle w:val="Compact"/>
       </w:pPr>
@@ -4431,7 +4347,7 @@
       <w:pPr>
         <w:numPr>
           <w:ilvl w:val="0"/>
-          <w:numId w:val="1030"/>
+          <w:numId w:val="1028"/>
         </w:numPr>
         <w:pStyle w:val="Compact"/>
       </w:pPr>
@@ -4477,7 +4393,7 @@
       <w:pPr>
         <w:numPr>
           <w:ilvl w:val="0"/>
-          <w:numId w:val="1030"/>
+          <w:numId w:val="1028"/>
         </w:numPr>
         <w:pStyle w:val="Compact"/>
       </w:pPr>
@@ -4650,235 +4566,235 @@
       <w:pPr>
         <w:numPr>
           <w:ilvl w:val="0"/>
+          <w:numId w:val="1029"/>
+        </w:numPr>
+        <w:pStyle w:val="Compact"/>
+      </w:pPr>
+      <w:r>
+        <w:t xml:space="preserve">As proposers they offered the deal in 87.5–100% of low-risk trials (Block 1), and in 86–89% under a low-report</w:t>
+      </w:r>
+      <w:r>
+        <w:t xml:space="preserve"> </w:t>
+      </w:r>
+      <w:r>
+        <w:t xml:space="preserve">history (Block 3b).</w:t>
+      </w:r>
+    </w:p>
+    <w:p>
+      <w:pPr>
+        <w:numPr>
+          <w:ilvl w:val="0"/>
+          <w:numId w:val="1029"/>
+        </w:numPr>
+        <w:pStyle w:val="Compact"/>
+      </w:pPr>
+      <w:r>
+        <w:rPr>
+          <w:bCs/>
+          <w:b/>
+        </w:rPr>
+        <w:t xml:space="preserve">Single-turn gate.</w:t>
+      </w:r>
+      <w:r>
+        <w:t xml:space="preserve"> </w:t>
+      </w:r>
+      <w:r>
+        <w:t xml:space="preserve">As live partners, they accepted none of 180 presented drafts. DeepSeek and GPT-4.1-mini</w:t>
+      </w:r>
+      <w:r>
+        <w:t xml:space="preserve"> </w:t>
+      </w:r>
+      <w:r>
+        <w:t xml:space="preserve">each declined 58 and reported 2; Llama declined 22 and reported 38. The drafts were sampled from pilot outputs,</w:t>
+      </w:r>
+      <w:r>
+        <w:t xml:space="preserve"> </w:t>
+      </w:r>
+      <w:r>
+        <w:t xml:space="preserve">including some that A never sent. The gate therefore measures responses to presented drafts, not the success of</w:t>
+      </w:r>
+      <w:r>
+        <w:t xml:space="preserve"> </w:t>
+      </w:r>
+      <w:r>
+        <w:t xml:space="preserve">naturally sent offers.</w:t>
+      </w:r>
+    </w:p>
+    <w:p>
+      <w:pPr>
+        <w:numPr>
+          <w:ilvl w:val="0"/>
+          <w:numId w:val="1029"/>
+        </w:numPr>
+        <w:pStyle w:val="Compact"/>
+      </w:pPr>
+      <w:r>
+        <w:rPr>
+          <w:bCs/>
+          <w:b/>
+        </w:rPr>
+        <w:t xml:space="preserve">Three-round gate</w:t>
+      </w:r>
+      <w:r>
+        <w:t xml:space="preserve"> </w:t>
+      </w:r>
+      <w:r>
+        <w:t xml:space="preserve">(30 episodes per model, each model playing itself).</w:t>
+      </w:r>
+    </w:p>
+    <w:p>
+      <w:pPr>
+        <w:numPr>
+          <w:ilvl w:val="1"/>
+          <w:numId w:val="1030"/>
+        </w:numPr>
+        <w:pStyle w:val="Compact"/>
+      </w:pPr>
+      <w:r>
+        <w:t xml:space="preserve">Llama's partner never agreed.</w:t>
+      </w:r>
+    </w:p>
+    <w:p>
+      <w:pPr>
+        <w:numPr>
+          <w:ilvl w:val="1"/>
+          <w:numId w:val="1030"/>
+        </w:numPr>
+        <w:pStyle w:val="Compact"/>
+      </w:pPr>
+      <w:r>
+        <w:t xml:space="preserve">DeepSeek's partner agreed in words in 6 episodes. It then went through with the deal once, reviewed normally</w:t>
+      </w:r>
+      <w:r>
+        <w:t xml:space="preserve"> </w:t>
+      </w:r>
+      <w:r>
+        <w:t xml:space="preserve">twice, and reported the proposer three times.</w:t>
+      </w:r>
+    </w:p>
+    <w:p>
+      <w:pPr>
+        <w:numPr>
+          <w:ilvl w:val="1"/>
+          <w:numId w:val="1030"/>
+        </w:numPr>
+        <w:pStyle w:val="Compact"/>
+      </w:pPr>
+      <w:r>
+        <w:t xml:space="preserve">The proposer trusted every agreement and approved the partner's batch without review. In 3 of those 6 episodes</w:t>
+      </w:r>
+      <w:r>
+        <w:t xml:space="preserve"> </w:t>
+      </w:r>
+      <w:r>
+        <w:t xml:space="preserve">nobody reported, so proposers also completed unreviewed approvals. The preregistered outcome counts only the</w:t>
+      </w:r>
+      <w:r>
+        <w:t xml:space="preserve"> </w:t>
+      </w:r>
+      <w:r>
+        <w:t xml:space="preserve">partner's action.</w:t>
+      </w:r>
+    </w:p>
+    <w:p>
+      <w:pPr>
+        <w:numPr>
+          <w:ilvl w:val="0"/>
+          <w:numId w:val="1029"/>
+        </w:numPr>
+        <w:pStyle w:val="Compact"/>
+      </w:pPr>
+      <w:r>
+        <w:t xml:space="preserve">Both gates failed their preregistered criteria, and we stopped as planned.</w:t>
+      </w:r>
+    </w:p>
+    <w:p>
+      <w:pPr>
+        <w:numPr>
+          <w:ilvl w:val="1"/>
           <w:numId w:val="1031"/>
         </w:numPr>
         <w:pStyle w:val="Compact"/>
       </w:pPr>
       <w:r>
-        <w:t xml:space="preserve">As proposers they offered the deal in 87.5–100% of low-risk trials (Block 1), and in 86–89% under a low-report</w:t>
-      </w:r>
-      <w:r>
-        <w:t xml:space="preserve"> </w:t>
-      </w:r>
-      <w:r>
-        <w:t xml:space="preserve">history (Block 3b).</w:t>
-      </w:r>
-    </w:p>
-    <w:p>
-      <w:pPr>
-        <w:numPr>
-          <w:ilvl w:val="0"/>
+        <w:t xml:space="preserve">The single-turn gate required, among other criteria, an executed rate of at least 10% on the 60 sampled drafts.</w:t>
+      </w:r>
+    </w:p>
+    <w:p>
+      <w:pPr>
+        <w:numPr>
+          <w:ilvl w:val="1"/>
           <w:numId w:val="1031"/>
         </w:numPr>
         <w:pStyle w:val="Compact"/>
       </w:pPr>
       <w:r>
-        <w:rPr>
-          <w:bCs/>
-          <w:b/>
-        </w:rPr>
-        <w:t xml:space="preserve">Single-turn gate.</w:t>
-      </w:r>
-      <w:r>
-        <w:t xml:space="preserve"> </w:t>
-      </w:r>
-      <w:r>
-        <w:t xml:space="preserve">As live partners, they accepted none of 180 presented drafts. DeepSeek and GPT-4.1-mini</w:t>
-      </w:r>
-      <w:r>
-        <w:t xml:space="preserve"> </w:t>
-      </w:r>
-      <w:r>
-        <w:t xml:space="preserve">each declined 58 and reported 2; Llama declined 22 and reported 38. The drafts were sampled from pilot outputs,</w:t>
-      </w:r>
-      <w:r>
-        <w:t xml:space="preserve"> </w:t>
-      </w:r>
-      <w:r>
-        <w:t xml:space="preserve">including some that A never sent. The gate therefore measures responses to presented drafts, not the success of</w:t>
-      </w:r>
-      <w:r>
-        <w:t xml:space="preserve"> </w:t>
-      </w:r>
-      <w:r>
-        <w:t xml:space="preserve">naturally sent offers.</w:t>
-      </w:r>
-    </w:p>
-    <w:p>
-      <w:pPr>
-        <w:numPr>
-          <w:ilvl w:val="0"/>
-          <w:numId w:val="1031"/>
-        </w:numPr>
-        <w:pStyle w:val="Compact"/>
-      </w:pPr>
-      <w:r>
-        <w:rPr>
-          <w:bCs/>
-          <w:b/>
-        </w:rPr>
-        <w:t xml:space="preserve">Three-round gate</w:t>
-      </w:r>
-      <w:r>
-        <w:t xml:space="preserve"> </w:t>
-      </w:r>
-      <w:r>
-        <w:t xml:space="preserve">(30 episodes per model, each model playing itself).</w:t>
-      </w:r>
-    </w:p>
-    <w:p>
-      <w:pPr>
-        <w:numPr>
-          <w:ilvl w:val="1"/>
+        <w:t xml:space="preserve">The three-round gate required at least 3 executed violations in 30.</w:t>
+      </w:r>
+    </w:p>
+    <w:p>
+      <w:pPr>
+        <w:numPr>
+          <w:ilvl w:val="0"/>
+          <w:numId w:val="1029"/>
+        </w:numPr>
+        <w:pStyle w:val="Compact"/>
+      </w:pPr>
+      <w:r>
+        <w:t xml:space="preserve">Agreement was coded by reading the transcripts.</w:t>
+      </w:r>
+    </w:p>
+    <w:p>
+      <w:pPr>
+        <w:pStyle w:val="FirstParagraph"/>
+      </w:pPr>
+      <w:r>
+        <w:rPr>
+          <w:bCs/>
+          <w:b/>
+        </w:rPr>
+        <w:t xml:space="preserve">What this does and does not show.</w:t>
+      </w:r>
+    </w:p>
+    <w:p>
+      <w:pPr>
+        <w:numPr>
+          <w:ilvl w:val="0"/>
           <w:numId w:val="1032"/>
         </w:numPr>
         <w:pStyle w:val="Compact"/>
       </w:pPr>
       <w:r>
-        <w:t xml:space="preserve">Llama's partner never agreed.</w:t>
-      </w:r>
-    </w:p>
-    <w:p>
-      <w:pPr>
-        <w:numPr>
-          <w:ilvl w:val="1"/>
+        <w:t xml:space="preserve">These are simulated actions (choosing APPROVE_WITHOUT_REVIEW), not misconduct verified in a real workflow.</w:t>
+      </w:r>
+    </w:p>
+    <w:p>
+      <w:pPr>
+        <w:numPr>
+          <w:ilvl w:val="0"/>
           <w:numId w:val="1032"/>
         </w:numPr>
         <w:pStyle w:val="Compact"/>
       </w:pPr>
       <w:r>
-        <w:t xml:space="preserve">DeepSeek's partner agreed in words in 6 episodes. It then went through with the deal once, reviewed normally</w:t>
-      </w:r>
-      <w:r>
-        <w:t xml:space="preserve"> </w:t>
-      </w:r>
-      <w:r>
-        <w:t xml:space="preserve">twice, and reported the proposer three times.</w:t>
-      </w:r>
-    </w:p>
-    <w:p>
-      <w:pPr>
-        <w:numPr>
-          <w:ilvl w:val="1"/>
+        <w:t xml:space="preserve">The proposer–partner asymmetry holds within these workflows. It is not a clean effect of role, because the two</w:t>
+      </w:r>
+      <w:r>
+        <w:t xml:space="preserve"> </w:t>
+      </w:r>
+      <w:r>
+        <w:t xml:space="preserve">prompts differ in responsibilities, options, information and incentives.</w:t>
+      </w:r>
+    </w:p>
+    <w:p>
+      <w:pPr>
+        <w:numPr>
+          <w:ilvl w:val="0"/>
           <w:numId w:val="1032"/>
         </w:numPr>
         <w:pStyle w:val="Compact"/>
       </w:pPr>
       <w:r>
-        <w:t xml:space="preserve">The proposer trusted every agreement and approved the partner's batch without review. In 3 of those 6 episodes</w:t>
-      </w:r>
-      <w:r>
-        <w:t xml:space="preserve"> </w:t>
-      </w:r>
-      <w:r>
-        <w:t xml:space="preserve">nobody reported, so proposers also completed unreviewed approvals. The preregistered outcome counts only the</w:t>
-      </w:r>
-      <w:r>
-        <w:t xml:space="preserve"> </w:t>
-      </w:r>
-      <w:r>
-        <w:t xml:space="preserve">partner's action.</w:t>
-      </w:r>
-    </w:p>
-    <w:p>
-      <w:pPr>
-        <w:numPr>
-          <w:ilvl w:val="0"/>
-          <w:numId w:val="1031"/>
-        </w:numPr>
-        <w:pStyle w:val="Compact"/>
-      </w:pPr>
-      <w:r>
-        <w:t xml:space="preserve">Both gates failed their preregistered criteria, and we stopped as planned.</w:t>
-      </w:r>
-    </w:p>
-    <w:p>
-      <w:pPr>
-        <w:numPr>
-          <w:ilvl w:val="1"/>
-          <w:numId w:val="1033"/>
-        </w:numPr>
-        <w:pStyle w:val="Compact"/>
-      </w:pPr>
-      <w:r>
-        <w:t xml:space="preserve">The single-turn gate required, among other criteria, an executed rate of at least 10% on the 60 sampled drafts.</w:t>
-      </w:r>
-    </w:p>
-    <w:p>
-      <w:pPr>
-        <w:numPr>
-          <w:ilvl w:val="1"/>
-          <w:numId w:val="1033"/>
-        </w:numPr>
-        <w:pStyle w:val="Compact"/>
-      </w:pPr>
-      <w:r>
-        <w:t xml:space="preserve">The three-round gate required at least 3 executed violations in 30.</w:t>
-      </w:r>
-    </w:p>
-    <w:p>
-      <w:pPr>
-        <w:numPr>
-          <w:ilvl w:val="0"/>
-          <w:numId w:val="1031"/>
-        </w:numPr>
-        <w:pStyle w:val="Compact"/>
-      </w:pPr>
-      <w:r>
-        <w:t xml:space="preserve">Agreement was coded by reading the transcripts.</w:t>
-      </w:r>
-    </w:p>
-    <w:p>
-      <w:pPr>
-        <w:pStyle w:val="FirstParagraph"/>
-      </w:pPr>
-      <w:r>
-        <w:rPr>
-          <w:bCs/>
-          <w:b/>
-        </w:rPr>
-        <w:t xml:space="preserve">What this does and does not show.</w:t>
-      </w:r>
-    </w:p>
-    <w:p>
-      <w:pPr>
-        <w:numPr>
-          <w:ilvl w:val="0"/>
-          <w:numId w:val="1034"/>
-        </w:numPr>
-        <w:pStyle w:val="Compact"/>
-      </w:pPr>
-      <w:r>
-        <w:t xml:space="preserve">These are simulated actions (choosing APPROVE_WITHOUT_REVIEW), not misconduct verified in a real workflow.</w:t>
-      </w:r>
-    </w:p>
-    <w:p>
-      <w:pPr>
-        <w:numPr>
-          <w:ilvl w:val="0"/>
-          <w:numId w:val="1034"/>
-        </w:numPr>
-        <w:pStyle w:val="Compact"/>
-      </w:pPr>
-      <w:r>
-        <w:t xml:space="preserve">The proposer–partner asymmetry holds within these workflows. It is not a clean effect of role, because the two</w:t>
-      </w:r>
-      <w:r>
-        <w:t xml:space="preserve"> </w:t>
-      </w:r>
-      <w:r>
-        <w:t xml:space="preserve">prompts differ in responsibilities, options, information and incentives.</w:t>
-      </w:r>
-    </w:p>
-    <w:p>
-      <w:pPr>
-        <w:numPr>
-          <w:ilvl w:val="0"/>
-          <w:numId w:val="1034"/>
-        </w:numPr>
-        <w:pStyle w:val="Compact"/>
-      </w:pPr>
-      <w:r>
         <w:t xml:space="preserve">The gates do not estimate how often collusion happens in longer-running systems.</w:t>
       </w:r>
     </w:p>
@@ -4886,7 +4802,7 @@
       <w:pPr>
         <w:numPr>
           <w:ilvl w:val="0"/>
-          <w:numId w:val="1034"/>
+          <w:numId w:val="1032"/>
         </w:numPr>
         <w:pStyle w:val="Compact"/>
       </w:pPr>
@@ -5023,18 +4939,138 @@
       <w:pPr>
         <w:numPr>
           <w:ilvl w:val="0"/>
+          <w:numId w:val="1033"/>
+        </w:numPr>
+        <w:pStyle w:val="Compact"/>
+      </w:pPr>
+      <w:r>
+        <w:t xml:space="preserve">In our short workflows, models that readily proposed almost never accepted. When they agreed in words, they</w:t>
+      </w:r>
+      <w:r>
+        <w:t xml:space="preserve"> </w:t>
+      </w:r>
+      <w:r>
+        <w:t xml:space="preserve">often did not follow through, and sometimes turned the proposer in.</w:t>
+      </w:r>
+    </w:p>
+    <w:p>
+      <w:pPr>
+        <w:numPr>
+          <w:ilvl w:val="0"/>
+          <w:numId w:val="1033"/>
+        </w:numPr>
+        <w:pStyle w:val="Compact"/>
+      </w:pPr>
+      <w:r>
+        <w:t xml:space="preserve">Whether this holds over long horizons, where collusion is known to emerge (Shi et al., 2026), is untested.</w:t>
+      </w:r>
+    </w:p>
+    <w:p>
+      <w:pPr>
+        <w:pStyle w:val="FirstParagraph"/>
+      </w:pPr>
+      <w:r>
+        <w:rPr>
+          <w:bCs/>
+          <w:b/>
+        </w:rPr>
+        <w:t xml:space="preserve">Suggestions for evaluators and designers</w:t>
+      </w:r>
+      <w:r>
+        <w:t xml:space="preserve"> </w:t>
+      </w:r>
+      <w:r>
+        <w:t xml:space="preserve">(proposals that follow from these results, not a validated standard).</w:t>
+      </w:r>
+    </w:p>
+    <w:p>
+      <w:pPr>
+        <w:numPr>
+          <w:ilvl w:val="0"/>
+          <w:numId w:val="1034"/>
+        </w:numPr>
+        <w:pStyle w:val="Compact"/>
+      </w:pPr>
+      <w:r>
+        <w:t xml:space="preserve">Measure deterrence under several matched descriptions and report the spread. State the independence assumptions</w:t>
+      </w:r>
+      <w:r>
+        <w:t xml:space="preserve"> </w:t>
+      </w:r>
+      <w:r>
+        <w:t xml:space="preserve">that make them "matched."</w:t>
+      </w:r>
+    </w:p>
+    <w:p>
+      <w:pPr>
+        <w:numPr>
+          <w:ilvl w:val="0"/>
+          <w:numId w:val="1034"/>
+        </w:numPr>
+        <w:pStyle w:val="Compact"/>
+      </w:pPr>
+      <w:r>
+        <w:t xml:space="preserve">Treat how enforcement history is shown, and especially its recency, as a design parameter with large effects.</w:t>
+      </w:r>
+    </w:p>
+    <w:p>
+      <w:pPr>
+        <w:numPr>
+          <w:ilvl w:val="0"/>
+          <w:numId w:val="1034"/>
+        </w:numPr>
+        <w:pStyle w:val="Compact"/>
+      </w:pPr>
+      <w:r>
+        <w:t xml:space="preserve">Validate information-based fixes model by model. The same true sentence helped one model and pushed another to</w:t>
+      </w:r>
+      <w:r>
+        <w:t xml:space="preserve"> </w:t>
+      </w:r>
+      <w:r>
+        <w:t xml:space="preserve">98%.</w:t>
+      </w:r>
+    </w:p>
+    <w:p>
+      <w:pPr>
+        <w:numPr>
+          <w:ilvl w:val="0"/>
+          <w:numId w:val="1034"/>
+        </w:numPr>
+        <w:pStyle w:val="Compact"/>
+      </w:pPr>
+      <w:r>
+        <w:t xml:space="preserve">Check proposal-based measures against outcomes, including whether the receiving side ever goes through with the</w:t>
+      </w:r>
+      <w:r>
+        <w:t xml:space="preserve"> </w:t>
+      </w:r>
+      <w:r>
+        <w:t xml:space="preserve">deal.</w:t>
+      </w:r>
+    </w:p>
+    <w:p>
+      <w:pPr>
+        <w:pStyle w:val="FirstParagraph"/>
+      </w:pPr>
+      <w:r>
+        <w:rPr>
+          <w:bCs/>
+          <w:b/>
+        </w:rPr>
+        <w:t xml:space="preserve">Next steps.</w:t>
+      </w:r>
+    </w:p>
+    <w:p>
+      <w:pPr>
+        <w:numPr>
+          <w:ilvl w:val="0"/>
           <w:numId w:val="1035"/>
         </w:numPr>
         <w:pStyle w:val="Compact"/>
       </w:pPr>
       <w:r>
-        <w:t xml:space="preserve">In our short workflows, models that readily proposed almost never accepted. When they agreed in words, they</w:t>
-      </w:r>
-      <w:r>
-        <w:t xml:space="preserve"> </w:t>
-      </w:r>
-      <w:r>
-        <w:t xml:space="preserve">often did not follow through, and sometimes turned the proposer in.</w:t>
+        <w:t xml:space="preserve">Long multi-turn interactions in which agents experience enforcement.</w:t>
       </w:r>
     </w:p>
     <w:p>
@@ -5046,7 +5082,29 @@
         <w:pStyle w:val="Compact"/>
       </w:pPr>
       <w:r>
-        <w:t xml:space="preserve">Whether this holds over long horizons, where collusion is known to emerge (Shi et al., 2026), is untested.</w:t>
+        <w:t xml:space="preserve">Partners whose acceptance depends on the message.</w:t>
+      </w:r>
+    </w:p>
+    <w:p>
+      <w:pPr>
+        <w:numPr>
+          <w:ilvl w:val="0"/>
+          <w:numId w:val="1035"/>
+        </w:numPr>
+        <w:pStyle w:val="Compact"/>
+      </w:pPr>
+      <w:r>
+        <w:t xml:space="preserve">Several independent reporters.</w:t>
+      </w:r>
+    </w:p>
+    <w:bookmarkEnd w:id="48"/>
+    <w:bookmarkStart w:id="49" w:name="X6b297cc947e0db5526be369b1f0f4ddc67b2415"/>
+    <w:p>
+      <w:pPr>
+        <w:pStyle w:val="Heading2"/>
+      </w:pPr>
+      <w:r>
+        <w:t xml:space="preserve">6. Conclusion</w:t>
       </w:r>
     </w:p>
     <w:p>
@@ -5054,17 +5112,83 @@
         <w:pStyle w:val="FirstParagraph"/>
       </w:pPr>
       <w:r>
-        <w:rPr>
-          <w:bCs/>
-          <w:b/>
-        </w:rPr>
-        <w:t xml:space="preserve">Suggestions for evaluators and designers</w:t>
-      </w:r>
-      <w:r>
-        <w:t xml:space="preserve"> </w:t>
-      </w:r>
-      <w:r>
-        <w:t xml:space="preserve">(proposals that follow from these results, not a validated standard).</w:t>
+        <w:t xml:space="preserve">The same odds did not produce the same deals. Describing an identical enforcement risk in a different way moved</w:t>
+      </w:r>
+      <w:r>
+        <w:t xml:space="preserve"> </w:t>
+      </w:r>
+      <w:r>
+        <w:t xml:space="preserve">collusion proposals by as much as, or more than, changing the penalty, in directions that differed by model, even</w:t>
+      </w:r>
+      <w:r>
+        <w:t xml:space="preserve"> </w:t>
+      </w:r>
+      <w:r>
+        <w:t xml:space="preserve">when the model could state the correct probability. Deterrence cues reduced how often agents proposed rather than</w:t>
+      </w:r>
+      <w:r>
+        <w:t xml:space="preserve"> </w:t>
+      </w:r>
+      <w:r>
+        <w:t xml:space="preserve">making their proposals harder to catch, and in our short workflows proposals rarely became completed deals. A</w:t>
+      </w:r>
+      <w:r>
+        <w:t xml:space="preserve"> </w:t>
+      </w:r>
+      <w:r>
+        <w:t xml:space="preserve">deterrence score measured under a single risk description is therefore a property of that description as much as of</w:t>
+      </w:r>
+      <w:r>
+        <w:t xml:space="preserve"> </w:t>
+      </w:r>
+      <w:r>
+        <w:t xml:space="preserve">the model. Evaluations should report results across matched descriptions, state the assumptions that make them</w:t>
+      </w:r>
+      <w:r>
+        <w:t xml:space="preserve"> </w:t>
+      </w:r>
+      <w:r>
+        <w:t xml:space="preserve">matched, and check proposal counts against what actually gets carried out.</w:t>
+      </w:r>
+    </w:p>
+    <w:bookmarkEnd w:id="49"/>
+    <w:bookmarkStart w:id="50" w:name="llm-usage-statement"/>
+    <w:p>
+      <w:pPr>
+        <w:pStyle w:val="Heading2"/>
+      </w:pPr>
+      <w:r>
+        <w:t xml:space="preserve">LLM Usage Statement</w:t>
+      </w:r>
+    </w:p>
+    <w:p>
+      <w:pPr>
+        <w:pStyle w:val="FirstParagraph"/>
+      </w:pPr>
+      <w:r>
+        <w:t xml:space="preserve">LLM tools assisted with manuscript drafting, editing, methodology review and numerical cross-checks. The author is</w:t>
+      </w:r>
+      <w:r>
+        <w:t xml:space="preserve"> </w:t>
+      </w:r>
+      <w:r>
+        <w:t xml:space="preserve">responsible for the research decisions, results and final submission. Claude was used to write code for the</w:t>
+      </w:r>
+      <w:r>
+        <w:t xml:space="preserve"> </w:t>
+      </w:r>
+      <w:r>
+        <w:t xml:space="preserve">experiment and the report. The title, abstract and conclusion were written by the author.</w:t>
+      </w:r>
+    </w:p>
+    <w:bookmarkEnd w:id="50"/>
+    <w:bookmarkStart w:id="51" w:name="references"/>
+    <w:p>
+      <w:pPr>
+        <w:pStyle w:val="Heading2"/>
+      </w:pPr>
+      <w:r>
+        <w:t xml:space="preserve">References</w:t>
       </w:r>
     </w:p>
     <w:p>
@@ -5076,13 +5200,7 @@
         <w:pStyle w:val="Compact"/>
       </w:pPr>
       <w:r>
-        <w:t xml:space="preserve">Measure deterrence under several matched descriptions and report the spread. State the independence assumptions</w:t>
-      </w:r>
-      <w:r>
-        <w:t xml:space="preserve"> </w:t>
-      </w:r>
-      <w:r>
-        <w:t xml:space="preserve">that make them "matched."</w:t>
+        <w:t xml:space="preserve">Alnuhait, D., Wang, G., Khalifa, M., et al. (2026). Covert Assistance: Helpful LLM agents evade oversight in multi-agent systems. arXiv:2609.39050.</w:t>
       </w:r>
     </w:p>
     <w:p>
@@ -5094,7 +5212,7 @@
         <w:pStyle w:val="Compact"/>
       </w:pPr>
       <w:r>
-        <w:t xml:space="preserve">Treat how enforcement history is shown, and especially its recency, as a design parameter with large effects.</w:t>
+        <w:t xml:space="preserve">Baker, B., et al. (2025). Monitoring reasoning models for misbehavior and the risks of promoting obfuscation. arXiv:2503.11926.</w:t>
       </w:r>
     </w:p>
     <w:p>
@@ -5106,13 +5224,7 @@
         <w:pStyle w:val="Compact"/>
       </w:pPr>
       <w:r>
-        <w:t xml:space="preserve">Validate information-based fixes model by model. The same true sentence helped one model and pushed another to</w:t>
-      </w:r>
-      <w:r>
-        <w:t xml:space="preserve"> </w:t>
-      </w:r>
-      <w:r>
-        <w:t xml:space="preserve">98%.</w:t>
+        <w:t xml:space="preserve">Fish, S., Gonczarowski, Y. A., &amp; Shorrer, R. I. (2024). Algorithmic collusion by large language models. arXiv:2404.00806.</w:t>
       </w:r>
     </w:p>
     <w:p>
@@ -5120,148 +5232,6 @@
         <w:numPr>
           <w:ilvl w:val="0"/>
           <w:numId w:val="1036"/>
-        </w:numPr>
-        <w:pStyle w:val="Compact"/>
-      </w:pPr>
-      <w:r>
-        <w:t xml:space="preserve">Check proposal-based measures against outcomes, including whether the receiving side ever goes through with the</w:t>
-      </w:r>
-      <w:r>
-        <w:t xml:space="preserve"> </w:t>
-      </w:r>
-      <w:r>
-        <w:t xml:space="preserve">deal.</w:t>
-      </w:r>
-    </w:p>
-    <w:p>
-      <w:pPr>
-        <w:pStyle w:val="FirstParagraph"/>
-      </w:pPr>
-      <w:r>
-        <w:rPr>
-          <w:bCs/>
-          <w:b/>
-        </w:rPr>
-        <w:t xml:space="preserve">Next steps.</w:t>
-      </w:r>
-    </w:p>
-    <w:p>
-      <w:pPr>
-        <w:numPr>
-          <w:ilvl w:val="0"/>
-          <w:numId w:val="1037"/>
-        </w:numPr>
-        <w:pStyle w:val="Compact"/>
-      </w:pPr>
-      <w:r>
-        <w:t xml:space="preserve">Long multi-turn interactions in which agents experience enforcement.</w:t>
-      </w:r>
-    </w:p>
-    <w:p>
-      <w:pPr>
-        <w:numPr>
-          <w:ilvl w:val="0"/>
-          <w:numId w:val="1037"/>
-        </w:numPr>
-        <w:pStyle w:val="Compact"/>
-      </w:pPr>
-      <w:r>
-        <w:t xml:space="preserve">Partners whose acceptance depends on the message.</w:t>
-      </w:r>
-    </w:p>
-    <w:p>
-      <w:pPr>
-        <w:numPr>
-          <w:ilvl w:val="0"/>
-          <w:numId w:val="1037"/>
-        </w:numPr>
-        <w:pStyle w:val="Compact"/>
-      </w:pPr>
-      <w:r>
-        <w:t xml:space="preserve">Several independent reporters.</w:t>
-      </w:r>
-    </w:p>
-    <w:bookmarkEnd w:id="48"/>
-    <w:bookmarkStart w:id="49" w:name="llm-usage-statement"/>
-    <w:p>
-      <w:pPr>
-        <w:pStyle w:val="Heading2"/>
-      </w:pPr>
-      <w:r>
-        <w:t xml:space="preserve">LLM Usage Statement</w:t>
-      </w:r>
-    </w:p>
-    <w:p>
-      <w:pPr>
-        <w:pStyle w:val="FirstParagraph"/>
-      </w:pPr>
-      <w:r>
-        <w:t xml:space="preserve">LLM tools assisted with manuscript drafting, editing, methodology review and numerical cross-checks. The author is</w:t>
-      </w:r>
-      <w:r>
-        <w:t xml:space="preserve"> </w:t>
-      </w:r>
-      <w:r>
-        <w:t xml:space="preserve">responsible for the research decisions, results and final submission. Claude was used to write code for the</w:t>
-      </w:r>
-      <w:r>
-        <w:t xml:space="preserve"> </w:t>
-      </w:r>
-      <w:r>
-        <w:t xml:space="preserve">experiment and the report. The title, abstract and conclusion were written by the author.</w:t>
-      </w:r>
-    </w:p>
-    <w:bookmarkEnd w:id="49"/>
-    <w:bookmarkStart w:id="50" w:name="references"/>
-    <w:p>
-      <w:pPr>
-        <w:pStyle w:val="Heading2"/>
-      </w:pPr>
-      <w:r>
-        <w:t xml:space="preserve">References</w:t>
-      </w:r>
-    </w:p>
-    <w:p>
-      <w:pPr>
-        <w:numPr>
-          <w:ilvl w:val="0"/>
-          <w:numId w:val="1038"/>
-        </w:numPr>
-        <w:pStyle w:val="Compact"/>
-      </w:pPr>
-      <w:r>
-        <w:t xml:space="preserve">Alnuhait, D., Wang, G., Khalifa, M., et al. (2026). Covert Assistance: Helpful LLM agents evade oversight in multi-agent systems. arXiv:2609.39050.</w:t>
-      </w:r>
-    </w:p>
-    <w:p>
-      <w:pPr>
-        <w:numPr>
-          <w:ilvl w:val="0"/>
-          <w:numId w:val="1038"/>
-        </w:numPr>
-        <w:pStyle w:val="Compact"/>
-      </w:pPr>
-      <w:r>
-        <w:t xml:space="preserve">Baker, B., et al. (2025). Monitoring reasoning models for misbehavior and the risks of promoting obfuscation. arXiv:2503.11926.</w:t>
-      </w:r>
-    </w:p>
-    <w:p>
-      <w:pPr>
-        <w:numPr>
-          <w:ilvl w:val="0"/>
-          <w:numId w:val="1038"/>
-        </w:numPr>
-        <w:pStyle w:val="Compact"/>
-      </w:pPr>
-      <w:r>
-        <w:t xml:space="preserve">Fish, S., Gonczarowski, Y. A., &amp; Shorrer, R. I. (2024). Algorithmic collusion by large language models. arXiv:2404.00806.</w:t>
-      </w:r>
-    </w:p>
-    <w:p>
-      <w:pPr>
-        <w:numPr>
-          <w:ilvl w:val="0"/>
-          <w:numId w:val="1038"/>
         </w:numPr>
         <w:pStyle w:val="Compact"/>
       </w:pPr>
@@ -5286,198 +5256,356 @@
       <w:pPr>
         <w:numPr>
           <w:ilvl w:val="0"/>
+          <w:numId w:val="1036"/>
+        </w:numPr>
+        <w:pStyle w:val="Compact"/>
+      </w:pPr>
+      <w:r>
+        <w:t xml:space="preserve">Ge-Wang, C., Crosse, T., Hadad, B., IV, et al. (2026). Attack selection in agentic AI control evaluations meaningfully decreases safety. arXiv:2606.06529.</w:t>
+      </w:r>
+    </w:p>
+    <w:p>
+      <w:pPr>
+        <w:numPr>
+          <w:ilvl w:val="0"/>
+          <w:numId w:val="1036"/>
+        </w:numPr>
+        <w:pStyle w:val="Compact"/>
+      </w:pPr>
+      <w:r>
+        <w:t xml:space="preserve">Greenblatt, R., et al. (2024). Alignment faking in large language models. arXiv:2412.14093.</w:t>
+      </w:r>
+    </w:p>
+    <w:p>
+      <w:pPr>
+        <w:numPr>
+          <w:ilvl w:val="0"/>
+          <w:numId w:val="1036"/>
+        </w:numPr>
+        <w:pStyle w:val="Compact"/>
+      </w:pPr>
+      <w:r>
+        <w:t xml:space="preserve">Horowitz, M., &amp; Plonsky, O. (2025). LLMs in decisions from experience. arXiv:2503.10248.</w:t>
+      </w:r>
+    </w:p>
+    <w:p>
+      <w:pPr>
+        <w:numPr>
+          <w:ilvl w:val="0"/>
+          <w:numId w:val="1036"/>
+        </w:numPr>
+        <w:pStyle w:val="Compact"/>
+      </w:pPr>
+      <w:r>
+        <w:t xml:space="preserve">Nakamura, M., Kumar, A., Das, S., et al. (2026). Colosseum: Auditing collusion in cooperative multi-agent systems. arXiv:2602.15198.</w:t>
+      </w:r>
+    </w:p>
+    <w:p>
+      <w:pPr>
+        <w:numPr>
+          <w:ilvl w:val="0"/>
+          <w:numId w:val="1036"/>
+        </w:numPr>
+        <w:pStyle w:val="Compact"/>
+      </w:pPr>
+      <w:r>
+        <w:t xml:space="preserve">Okamoto, M., Erol, A. K., &amp; Erol, K. (2026). Why do AI agents break rules? How framing, context, and social signals shape compliance. AIES 2026. arXiv:2608.12323.</w:t>
+      </w:r>
+    </w:p>
+    <w:p>
+      <w:pPr>
+        <w:numPr>
+          <w:ilvl w:val="0"/>
+          <w:numId w:val="1036"/>
+        </w:numPr>
+        <w:pStyle w:val="Compact"/>
+      </w:pPr>
+      <w:r>
+        <w:t xml:space="preserve">Paglieri, D., Cross, L., Genewein, T., Leibo, J. Z., Tomasev, N., &amp; Vezhnevets, A. S. (2026). A case study on emergent cheating and whistleblowing in autonomous research swarms. arXiv:2609.04170.</w:t>
+      </w:r>
+    </w:p>
+    <w:p>
+      <w:pPr>
+        <w:numPr>
+          <w:ilvl w:val="0"/>
+          <w:numId w:val="1036"/>
+        </w:numPr>
+        <w:pStyle w:val="Compact"/>
+      </w:pPr>
+      <w:r>
+        <w:t xml:space="preserve">Scheurer, J., Balesni, M., &amp; Hobbhahn, M. (2023). Large language models can strategically deceive their users when put under pressure. arXiv:2311.07590.</w:t>
+      </w:r>
+    </w:p>
+    <w:p>
+      <w:pPr>
+        <w:numPr>
+          <w:ilvl w:val="0"/>
+          <w:numId w:val="1036"/>
+        </w:numPr>
+        <w:pStyle w:val="Compact"/>
+      </w:pPr>
+      <w:r>
+        <w:t xml:space="preserve">Schmotz, D., Prinzhorn, D., Beurer-Kellner, L., et al. (2026). Instrumental monitor evasion emerges under ordinary task pressure. arXiv:2609.30217.</w:t>
+      </w:r>
+    </w:p>
+    <w:p>
+      <w:pPr>
+        <w:numPr>
+          <w:ilvl w:val="0"/>
+          <w:numId w:val="1036"/>
+        </w:numPr>
+        <w:pStyle w:val="Compact"/>
+      </w:pPr>
+      <w:r>
+        <w:t xml:space="preserve">Sclar, M., Choi, Y., Tsvetkov, Y., &amp; Suhr, A. (2024). Quantifying language models' sensitivity to spurious features in prompt design. ICLR 2024. arXiv:2310.11324.</w:t>
+      </w:r>
+    </w:p>
+    <w:p>
+      <w:pPr>
+        <w:numPr>
+          <w:ilvl w:val="0"/>
+          <w:numId w:val="1036"/>
+        </w:numPr>
+        <w:pStyle w:val="Compact"/>
+      </w:pPr>
+      <w:r>
+        <w:t xml:space="preserve">Shi, X., Zhang, Y., &amp; Yang, D. (2026). Emergent collusion in long-horizon LLM agent interaction. arXiv:2609.24967.</w:t>
+      </w:r>
+    </w:p>
+    <w:p>
+      <w:pPr>
+        <w:numPr>
+          <w:ilvl w:val="0"/>
+          <w:numId w:val="1036"/>
+        </w:numPr>
+        <w:pStyle w:val="Compact"/>
+      </w:pPr>
+      <w:r>
+        <w:t xml:space="preserve">Zeng, X., &amp; Rudzicz, F. (2026). Voluntary collusion with secret tools in competing LLM agents. arXiv:2605.27593.</w:t>
+      </w:r>
+    </w:p>
+    <w:bookmarkEnd w:id="51"/>
+    <w:bookmarkStart w:id="52" w:name="X96eb31ded4460d684dfabe37906492be45edef9"/>
+    <w:p>
+      <w:pPr>
+        <w:pStyle w:val="Heading2"/>
+      </w:pPr>
+      <w:r>
+        <w:t xml:space="preserve">Appendix A. Limitations and Dual-Use / Ethical Considerations</w:t>
+      </w:r>
+    </w:p>
+    <w:p>
+      <w:pPr>
+        <w:pStyle w:val="FirstParagraph"/>
+      </w:pPr>
+      <w:r>
+        <w:rPr>
+          <w:bCs/>
+          <w:b/>
+        </w:rPr>
+        <w:t xml:space="preserve">Limitations.</w:t>
+      </w:r>
+    </w:p>
+    <w:p>
+      <w:pPr>
+        <w:numPr>
+          <w:ilvl w:val="0"/>
+          <w:numId w:val="1037"/>
+        </w:numPr>
+        <w:pStyle w:val="Compact"/>
+      </w:pPr>
+      <w:r>
+        <w:rPr>
+          <w:bCs/>
+          <w:b/>
+        </w:rPr>
+        <w:t xml:space="preserve">Short horizons.</w:t>
+      </w:r>
+      <w:r>
+        <w:t xml:space="preserve"> </w:t>
+      </w:r>
+      <w:r>
+        <w:t xml:space="preserve">Histories are described in one prompt, not experienced. The only multi-turn evidence is a</w:t>
+      </w:r>
+      <w:r>
+        <w:t xml:space="preserve"> </w:t>
+      </w:r>
+      <w:r>
+        <w:t xml:space="preserve">30-episode gate per model, with three message rounds.</w:t>
+      </w:r>
+    </w:p>
+    <w:p>
+      <w:pPr>
+        <w:numPr>
+          <w:ilvl w:val="0"/>
+          <w:numId w:val="1037"/>
+        </w:numPr>
+        <w:pStyle w:val="Compact"/>
+      </w:pPr>
+      <w:r>
+        <w:rPr>
+          <w:bCs/>
+          <w:b/>
+        </w:rPr>
+        <w:t xml:space="preserve">"Matched" is not "identical".</w:t>
+      </w:r>
+    </w:p>
+    <w:p>
+      <w:pPr>
+        <w:numPr>
+          <w:ilvl w:val="1"/>
           <w:numId w:val="1038"/>
         </w:numPr>
         <w:pStyle w:val="Compact"/>
       </w:pPr>
       <w:r>
-        <w:t xml:space="preserve">Ge-Wang, C., Crosse, T., Hadad, B., IV, et al. (2026). Attack selection in agentic AI control evaluations meaningfully decreases safety. arXiv:2606.06529.</w:t>
-      </w:r>
-    </w:p>
-    <w:p>
-      <w:pPr>
-        <w:numPr>
-          <w:ilvl w:val="0"/>
+        <w:t xml:space="preserve">Block 1 matches probability and penalty, not social or institutional meaning.</w:t>
+      </w:r>
+    </w:p>
+    <w:p>
+      <w:pPr>
+        <w:numPr>
+          <w:ilvl w:val="1"/>
           <w:numId w:val="1038"/>
         </w:numPr>
         <w:pStyle w:val="Compact"/>
       </w:pPr>
       <w:r>
-        <w:t xml:space="preserve">Greenblatt, R., et al. (2024). Alignment faking in large language models. arXiv:2412.14093.</w:t>
-      </w:r>
-    </w:p>
-    <w:p>
-      <w:pPr>
-        <w:numPr>
-          <w:ilvl w:val="0"/>
+        <w:t xml:space="preserve">Block 2's posterior match is approximate: 0.100007 and 0.799999, within 10⁻⁵ of the stated rates. It assumes</w:t>
+      </w:r>
+      <w:r>
+        <w:t xml:space="preserve"> </w:t>
+      </w:r>
+      <w:r>
+        <w:t xml:space="preserve">reports are independent given a fixed reporting probability, and under that assumption report order is</w:t>
+      </w:r>
+      <w:r>
+        <w:t xml:space="preserve"> </w:t>
+      </w:r>
+      <w:r>
+        <w:t xml:space="preserve">uninformative.</w:t>
+      </w:r>
+    </w:p>
+    <w:p>
+      <w:pPr>
+        <w:numPr>
+          <w:ilvl w:val="1"/>
           <w:numId w:val="1038"/>
         </w:numPr>
         <w:pStyle w:val="Compact"/>
       </w:pPr>
       <w:r>
-        <w:t xml:space="preserve">Horowitz, M., &amp; Plonsky, O. (2025). LLMs in decisions from experience. arXiv:2503.10248.</w:t>
-      </w:r>
-    </w:p>
-    <w:p>
-      <w:pPr>
-        <w:numPr>
-          <w:ilvl w:val="0"/>
-          <w:numId w:val="1038"/>
-        </w:numPr>
-        <w:pStyle w:val="Compact"/>
-      </w:pPr>
-      <w:r>
-        <w:t xml:space="preserve">Nakamura, M., Kumar, A., Das, S., et al. (2026). Colosseum: Auditing collusion in cooperative multi-agent systems. arXiv:2602.15198.</w:t>
-      </w:r>
-    </w:p>
-    <w:p>
-      <w:pPr>
-        <w:numPr>
-          <w:ilvl w:val="0"/>
-          <w:numId w:val="1038"/>
-        </w:numPr>
-        <w:pStyle w:val="Compact"/>
-      </w:pPr>
-      <w:r>
-        <w:t xml:space="preserve">Okamoto, M., Erol, A. K., &amp; Erol, K. (2026). Why do AI agents break rules? How framing, context, and social signals shape compliance. AIES 2026. arXiv:2608.12323.</w:t>
-      </w:r>
-    </w:p>
-    <w:p>
-      <w:pPr>
-        <w:numPr>
-          <w:ilvl w:val="0"/>
-          <w:numId w:val="1038"/>
-        </w:numPr>
-        <w:pStyle w:val="Compact"/>
-      </w:pPr>
-      <w:r>
-        <w:t xml:space="preserve">Paglieri, D., Cross, L., Genewein, T., Leibo, J. Z., Tomasev, N., &amp; Vezhnevets, A. S. (2026). A case study on emergent cheating and whistleblowing in autonomous research swarms. arXiv:2609.04170.</w:t>
-      </w:r>
-    </w:p>
-    <w:p>
-      <w:pPr>
-        <w:numPr>
-          <w:ilvl w:val="0"/>
-          <w:numId w:val="1038"/>
-        </w:numPr>
-        <w:pStyle w:val="Compact"/>
-      </w:pPr>
-      <w:r>
-        <w:t xml:space="preserve">Scheurer, J., Balesni, M., &amp; Hobbhahn, M. (2023). Large language models can strategically deceive their users when put under pressure. arXiv:2311.07590.</w:t>
-      </w:r>
-    </w:p>
-    <w:p>
-      <w:pPr>
-        <w:numPr>
-          <w:ilvl w:val="0"/>
-          <w:numId w:val="1038"/>
-        </w:numPr>
-        <w:pStyle w:val="Compact"/>
-      </w:pPr>
-      <w:r>
-        <w:t xml:space="preserve">Schmotz, D., Prinzhorn, D., Beurer-Kellner, L., et al. (2026). Instrumental monitor evasion emerges under ordinary task pressure. arXiv:2609.30217.</w:t>
-      </w:r>
-    </w:p>
-    <w:p>
-      <w:pPr>
-        <w:numPr>
-          <w:ilvl w:val="0"/>
-          <w:numId w:val="1038"/>
-        </w:numPr>
-        <w:pStyle w:val="Compact"/>
-      </w:pPr>
-      <w:r>
-        <w:t xml:space="preserve">Sclar, M., Choi, Y., Tsvetkov, Y., &amp; Suhr, A. (2024). Quantifying language models' sensitivity to spurious features in prompt design. ICLR 2024. arXiv:2310.11324.</w:t>
-      </w:r>
-    </w:p>
-    <w:p>
-      <w:pPr>
-        <w:numPr>
-          <w:ilvl w:val="0"/>
-          <w:numId w:val="1038"/>
-        </w:numPr>
-        <w:pStyle w:val="Compact"/>
-      </w:pPr>
-      <w:r>
-        <w:t xml:space="preserve">Shi, X., Zhang, Y., &amp; Yang, D. (2026). Emergent collusion in long-horizon LLM agent interaction. arXiv:2609.24967.</w:t>
-      </w:r>
-    </w:p>
-    <w:p>
-      <w:pPr>
-        <w:numPr>
-          <w:ilvl w:val="0"/>
-          <w:numId w:val="1038"/>
-        </w:numPr>
-        <w:pStyle w:val="Compact"/>
-      </w:pPr>
-      <w:r>
-        <w:t xml:space="preserve">Zeng, X., &amp; Rudzicz, F. (2026). Voluntary collusion with secret tools in competing LLM agents. arXiv:2605.27593.</w:t>
-      </w:r>
-    </w:p>
-    <w:bookmarkEnd w:id="50"/>
-    <w:bookmarkStart w:id="51" w:name="X96eb31ded4460d684dfabe37906492be45edef9"/>
-    <w:p>
-      <w:pPr>
-        <w:pStyle w:val="Heading2"/>
-      </w:pPr>
-      <w:r>
-        <w:t xml:space="preserve">Appendix A. Limitations and Dual-Use / Ethical Considerations</w:t>
-      </w:r>
-    </w:p>
-    <w:p>
-      <w:pPr>
-        <w:pStyle w:val="FirstParagraph"/>
-      </w:pPr>
-      <w:r>
-        <w:rPr>
-          <w:bCs/>
-          <w:b/>
-        </w:rPr>
-        <w:t xml:space="preserve">Limitations.</w:t>
-      </w:r>
-    </w:p>
-    <w:p>
-      <w:pPr>
-        <w:numPr>
-          <w:ilvl w:val="0"/>
+        <w:t xml:space="preserve">In Block 3b's recency conditions, the five reports occupy the oldest or the newest five positions, so their</w:t>
+      </w:r>
+      <w:r>
+        <w:t xml:space="preserve"> </w:t>
+      </w:r>
+      <w:r>
+        <w:t xml:space="preserve">chronology differs. It is not a mere re-display of one timestamped history. The preregistration's phrase "the</w:t>
+      </w:r>
+      <w:r>
+        <w:t xml:space="preserve"> </w:t>
+      </w:r>
+      <w:r>
+        <w:t xml:space="preserve">same 10 episodes, reordered" refers to the same messages and outcomes placed at different positions in time.</w:t>
+      </w:r>
+    </w:p>
+    <w:p>
+      <w:pPr>
+        <w:numPr>
+          <w:ilvl w:val="0"/>
+          <w:numId w:val="1037"/>
+        </w:numPr>
+        <w:pStyle w:val="Compact"/>
+      </w:pPr>
+      <w:r>
+        <w:rPr>
+          <w:bCs/>
+          <w:b/>
+        </w:rPr>
+        <w:t xml:space="preserve">Simulated outcomes.</w:t>
+      </w:r>
+    </w:p>
+    <w:p>
+      <w:pPr>
+        <w:numPr>
+          <w:ilvl w:val="1"/>
           <w:numId w:val="1039"/>
         </w:numPr>
         <w:pStyle w:val="Compact"/>
       </w:pPr>
       <w:r>
-        <w:rPr>
-          <w:bCs/>
-          <w:b/>
-        </w:rPr>
-        <w:t xml:space="preserve">Short horizons.</w:t>
-      </w:r>
-      <w:r>
-        <w:t xml:space="preserve"> </w:t>
-      </w:r>
-      <w:r>
-        <w:t xml:space="preserve">Histories are described in one prompt, not experienced. The only multi-turn evidence is a</w:t>
-      </w:r>
-      <w:r>
-        <w:t xml:space="preserve"> </w:t>
-      </w:r>
-      <w:r>
-        <w:t xml:space="preserve">30-episode gate per model, with three message rounds.</w:t>
-      </w:r>
-    </w:p>
-    <w:p>
-      <w:pPr>
-        <w:numPr>
-          <w:ilvl w:val="0"/>
+        <w:t xml:space="preserve">In Blocks 1–2, acceptance and exposure are lotteries.</w:t>
+      </w:r>
+    </w:p>
+    <w:p>
+      <w:pPr>
+        <w:numPr>
+          <w:ilvl w:val="1"/>
           <w:numId w:val="1039"/>
         </w:numPr>
         <w:pStyle w:val="Compact"/>
       </w:pPr>
       <w:r>
-        <w:rPr>
-          <w:bCs/>
-          <w:b/>
-        </w:rPr>
-        <w:t xml:space="preserve">"Matched" is not "identical".</w:t>
+        <w:t xml:space="preserve">In Block 3b, acceptance is programmed: covert wording is penalized only through the judge's clarity score, not</w:t>
+      </w:r>
+      <w:r>
+        <w:t xml:space="preserve"> </w:t>
+      </w:r>
+      <w:r>
+        <w:t xml:space="preserve">through a real partner's understanding or willingness.</w:t>
+      </w:r>
+    </w:p>
+    <w:p>
+      <w:pPr>
+        <w:numPr>
+          <w:ilvl w:val="1"/>
+          <w:numId w:val="1039"/>
+        </w:numPr>
+        <w:pStyle w:val="Compact"/>
+      </w:pPr>
+      <w:r>
+        <w:t xml:space="preserve">In Block 3b, T1 and CUM are expectations computed from model scores. Realized completions are too few (at most</w:t>
+      </w:r>
+      <w:r>
+        <w:t xml:space="preserve"> </w:t>
+      </w:r>
+      <w:r>
+        <w:t xml:space="preserve">14 per cell) to test the proxy gap.</w:t>
+      </w:r>
+    </w:p>
+    <w:p>
+      <w:pPr>
+        <w:numPr>
+          <w:ilvl w:val="1"/>
+          <w:numId w:val="1039"/>
+        </w:numPr>
+        <w:pStyle w:val="Compact"/>
+      </w:pPr>
+      <w:r>
+        <w:t xml:space="preserve">The gates record an agent's choice of APPROVE_WITHOUT_REVIEW in a simulation, not misconduct in a real</w:t>
+      </w:r>
+      <w:r>
+        <w:t xml:space="preserve"> </w:t>
+      </w:r>
+      <w:r>
+        <w:t xml:space="preserve">workflow.</w:t>
+      </w:r>
+    </w:p>
+    <w:p>
+      <w:pPr>
+        <w:numPr>
+          <w:ilvl w:val="0"/>
+          <w:numId w:val="1037"/>
+        </w:numPr>
+        <w:pStyle w:val="Compact"/>
+      </w:pPr>
+      <w:r>
+        <w:rPr>
+          <w:bCs/>
+          <w:b/>
+        </w:rPr>
+        <w:t xml:space="preserve">Instruments.</w:t>
       </w:r>
     </w:p>
     <w:p>
@@ -5489,7 +5617,13 @@
         <w:pStyle w:val="Compact"/>
       </w:pPr>
       <w:r>
-        <w:t xml:space="preserve">Block 1 matches probability and penalty, not social or institutional meaning.</w:t>
+        <w:t xml:space="preserve">Block 3b relies on one reporter. It reports a harmless message 10% of the time, a declared deviation from the</w:t>
+      </w:r>
+      <w:r>
+        <w:t xml:space="preserve"> </w:t>
+      </w:r>
+      <w:r>
+        <w:t xml:space="preserve">≤ 5% gate.</w:t>
       </w:r>
     </w:p>
     <w:p>
@@ -5501,19 +5635,7 @@
         <w:pStyle w:val="Compact"/>
       </w:pPr>
       <w:r>
-        <w:t xml:space="preserve">Block 2's posterior match is approximate: 0.100007 and 0.799999, within 10⁻⁵ of the stated rates. It assumes</w:t>
-      </w:r>
-      <w:r>
-        <w:t xml:space="preserve"> </w:t>
-      </w:r>
-      <w:r>
-        <w:t xml:space="preserve">reports are independent given a fixed reporting probability, and under that assumption report order is</w:t>
-      </w:r>
-      <w:r>
-        <w:t xml:space="preserve"> </w:t>
-      </w:r>
-      <w:r>
-        <w:t xml:space="preserve">uninformative.</w:t>
+        <w:t xml:space="preserve">No second reporter passed its gates.</w:t>
       </w:r>
     </w:p>
     <w:p>
@@ -5525,117 +5647,93 @@
         <w:pStyle w:val="Compact"/>
       </w:pPr>
       <w:r>
-        <w:t xml:space="preserve">In Block 3b's recency conditions, the five reports occupy the oldest or the newest five positions, so their</w:t>
-      </w:r>
-      <w:r>
-        <w:t xml:space="preserve"> </w:t>
-      </w:r>
-      <w:r>
-        <w:t xml:space="preserve">chronology differs. It is not a mere re-display of one timestamped history. The preregistration's phrase "the</w:t>
-      </w:r>
-      <w:r>
-        <w:t xml:space="preserve"> </w:t>
-      </w:r>
-      <w:r>
-        <w:t xml:space="preserve">same 10 episodes, reordered" refers to the same messages and outcomes placed at different positions in time.</w:t>
-      </w:r>
-    </w:p>
-    <w:p>
-      <w:pPr>
-        <w:numPr>
-          <w:ilvl w:val="0"/>
-          <w:numId w:val="1039"/>
-        </w:numPr>
-        <w:pStyle w:val="Compact"/>
-      </w:pPr>
-      <w:r>
-        <w:rPr>
-          <w:bCs/>
-          <w:b/>
-        </w:rPr>
-        <w:t xml:space="preserve">Simulated outcomes.</w:t>
+        <w:t xml:space="preserve">The judge rated nearly every message as clear.</w:t>
       </w:r>
     </w:p>
     <w:p>
       <w:pPr>
         <w:numPr>
           <w:ilvl w:val="1"/>
+          <w:numId w:val="1040"/>
+        </w:numPr>
+        <w:pStyle w:val="Compact"/>
+      </w:pPr>
+      <w:r>
+        <w:rPr>
+          <w:bCs/>
+          <w:b/>
+        </w:rPr>
+        <w:t xml:space="preserve">Pool–draft shift.</w:t>
+      </w:r>
+      <w:r>
+        <w:t xml:space="preserve"> </w:t>
+      </w:r>
+      <w:r>
+        <w:t xml:space="preserve">The history pool was written by Mistral-Small-3.2, the same model as the reporter.</w:t>
+      </w:r>
+    </w:p>
+    <w:p>
+      <w:pPr>
+        <w:numPr>
+          <w:ilvl w:val="2"/>
           <w:numId w:val="1041"/>
         </w:numPr>
         <w:pStyle w:val="Compact"/>
       </w:pPr>
       <w:r>
-        <w:t xml:space="preserve">In Blocks 1–2, acceptance and exposure are lotteries.</w:t>
+        <w:t xml:space="preserve">The reporter's mean report probability was about 0.51 on pool messages but 0.93–0.96 on agents' drafts.</w:t>
+      </w:r>
+    </w:p>
+    <w:p>
+      <w:pPr>
+        <w:numPr>
+          <w:ilvl w:val="2"/>
+          <w:numId w:val="1041"/>
+        </w:numPr>
+        <w:pStyle w:val="Compact"/>
+      </w:pPr>
+      <w:r>
+        <w:t xml:space="preserve">So its pool-based validation says little about its performance on agent messages.</w:t>
+      </w:r>
+    </w:p>
+    <w:p>
+      <w:pPr>
+        <w:numPr>
+          <w:ilvl w:val="2"/>
+          <w:numId w:val="1041"/>
+        </w:numPr>
+        <w:pStyle w:val="Compact"/>
+      </w:pPr>
+      <w:r>
+        <w:t xml:space="preserve">Writing style relative to the reporter could affect the proxy gap.</w:t>
       </w:r>
     </w:p>
     <w:p>
       <w:pPr>
         <w:numPr>
           <w:ilvl w:val="1"/>
-          <w:numId w:val="1041"/>
-        </w:numPr>
-        <w:pStyle w:val="Compact"/>
-      </w:pPr>
-      <w:r>
-        <w:t xml:space="preserve">In Block 3b, acceptance is programmed: covert wording is penalized only through the judge's clarity score, not</w:t>
-      </w:r>
-      <w:r>
-        <w:t xml:space="preserve"> </w:t>
-      </w:r>
-      <w:r>
-        <w:t xml:space="preserve">through a real partner's understanding or willingness.</w:t>
-      </w:r>
-    </w:p>
-    <w:p>
-      <w:pPr>
-        <w:numPr>
-          <w:ilvl w:val="1"/>
-          <w:numId w:val="1041"/>
-        </w:numPr>
-        <w:pStyle w:val="Compact"/>
-      </w:pPr>
-      <w:r>
-        <w:t xml:space="preserve">In Block 3b, T1 and CUM are expectations computed from model scores. Realized completions are too few (at most</w:t>
-      </w:r>
-      <w:r>
-        <w:t xml:space="preserve"> </w:t>
-      </w:r>
-      <w:r>
-        <w:t xml:space="preserve">14 per cell) to test the proxy gap.</w:t>
-      </w:r>
-    </w:p>
-    <w:p>
-      <w:pPr>
-        <w:numPr>
-          <w:ilvl w:val="1"/>
-          <w:numId w:val="1041"/>
-        </w:numPr>
-        <w:pStyle w:val="Compact"/>
-      </w:pPr>
-      <w:r>
-        <w:t xml:space="preserve">The gates record an agent's choice of APPROVE_WITHOUT_REVIEW in a simulation, not misconduct in a real</w:t>
-      </w:r>
-      <w:r>
-        <w:t xml:space="preserve"> </w:t>
-      </w:r>
-      <w:r>
-        <w:t xml:space="preserve">workflow.</w:t>
-      </w:r>
-    </w:p>
-    <w:p>
-      <w:pPr>
-        <w:numPr>
-          <w:ilvl w:val="0"/>
-          <w:numId w:val="1039"/>
-        </w:numPr>
-        <w:pStyle w:val="Compact"/>
-      </w:pPr>
-      <w:r>
-        <w:rPr>
-          <w:bCs/>
-          <w:b/>
-        </w:rPr>
-        <w:t xml:space="preserve">Instruments.</w:t>
+          <w:numId w:val="1040"/>
+        </w:numPr>
+        <w:pStyle w:val="Compact"/>
+      </w:pPr>
+      <w:r>
+        <w:t xml:space="preserve">Neither reporter nor judge scores are calibrated against human or ground-truth labels.</w:t>
+      </w:r>
+    </w:p>
+    <w:p>
+      <w:pPr>
+        <w:numPr>
+          <w:ilvl w:val="0"/>
+          <w:numId w:val="1037"/>
+        </w:numPr>
+        <w:pStyle w:val="Compact"/>
+      </w:pPr>
+      <w:r>
+        <w:rPr>
+          <w:bCs/>
+          <w:b/>
+        </w:rPr>
+        <w:t xml:space="preserve">What the controls and labels mean.</w:t>
       </w:r>
     </w:p>
     <w:p>
@@ -5647,13 +5745,13 @@
         <w:pStyle w:val="Compact"/>
       </w:pPr>
       <w:r>
-        <w:t xml:space="preserve">Block 3b relies on one reporter. It reports a harmless message 10% of the time, a declared deviation from the</w:t>
-      </w:r>
-      <w:r>
-        <w:t xml:space="preserve"> </w:t>
-      </w:r>
-      <w:r>
-        <w:t xml:space="preserve">≤ 5% gate.</w:t>
+        <w:t xml:space="preserve">The authorized controls show that authorized choices did not fall. They do not show that task quality was</w:t>
+      </w:r>
+      <w:r>
+        <w:t xml:space="preserve"> </w:t>
+      </w:r>
+      <w:r>
+        <w:t xml:space="preserve">preserved.</w:t>
       </w:r>
     </w:p>
     <w:p>
@@ -5665,7 +5763,13 @@
         <w:pStyle w:val="Compact"/>
       </w:pPr>
       <w:r>
-        <w:t xml:space="preserve">No second reporter passed its gates.</w:t>
+        <w:t xml:space="preserve">"No deniability" means changes within ±5 points, not that the reporter behaved identically. With near-certain</w:t>
+      </w:r>
+      <w:r>
+        <w:t xml:space="preserve"> </w:t>
+      </w:r>
+      <w:r>
+        <w:t xml:space="preserve">detection, small changes matter for the share of messages that gets through.</w:t>
       </w:r>
     </w:p>
     <w:p>
@@ -5677,7 +5781,13 @@
         <w:pStyle w:val="Compact"/>
       </w:pPr>
       <w:r>
-        <w:t xml:space="preserve">The judge rated nearly every message as clear.</w:t>
+        <w:t xml:space="preserve">"No deniability" refers to all generated drafts. For Llama, too few messages were sent under the cues to check</w:t>
+      </w:r>
+      <w:r>
+        <w:t xml:space="preserve"> </w:t>
+      </w:r>
+      <w:r>
+        <w:t xml:space="preserve">the sent subset.</w:t>
       </w:r>
     </w:p>
     <w:p>
@@ -5693,13 +5803,7 @@
           <w:bCs/>
           <w:b/>
         </w:rPr>
-        <w:t xml:space="preserve">Pool–draft shift.</w:t>
-      </w:r>
-      <w:r>
-        <w:t xml:space="preserve"> </w:t>
-      </w:r>
-      <w:r>
-        <w:t xml:space="preserve">The history pool was written by Mistral-Small-3.2, the same model as the reporter.</w:t>
+        <w:t xml:space="preserve">Histories were selected, not sampled.</w:t>
       </w:r>
     </w:p>
     <w:p>
@@ -5711,7 +5815,13 @@
         <w:pStyle w:val="Compact"/>
       </w:pPr>
       <w:r>
-        <w:t xml:space="preserve">The reporter's mean report probability was about 0.51 on pool messages but 0.93–0.96 on agents' drafts.</w:t>
+        <w:t xml:space="preserve">Block 3b's histories were selected to show a set number and placement of reports, and A was told they were</w:t>
+      </w:r>
+      <w:r>
+        <w:t xml:space="preserve"> </w:t>
+      </w:r>
+      <w:r>
+        <w:t xml:space="preserve">"selected for display".</w:t>
       </w:r>
     </w:p>
     <w:p>
@@ -5723,47 +5833,29 @@
         <w:pStyle w:val="Compact"/>
       </w:pPr>
       <w:r>
-        <w:t xml:space="preserve">So its pool-based validation says little about its performance on agent messages.</w:t>
-      </w:r>
-    </w:p>
-    <w:p>
-      <w:pPr>
-        <w:numPr>
-          <w:ilvl w:val="2"/>
-          <w:numId w:val="1043"/>
-        </w:numPr>
-        <w:pStyle w:val="Compact"/>
-      </w:pPr>
-      <w:r>
-        <w:t xml:space="preserve">Writing style relative to the reporter could affect the proxy gap.</w:t>
-      </w:r>
-    </w:p>
-    <w:p>
-      <w:pPr>
-        <w:numPr>
-          <w:ilvl w:val="1"/>
-          <w:numId w:val="1042"/>
-        </w:numPr>
-        <w:pStyle w:val="Compact"/>
-      </w:pPr>
-      <w:r>
-        <w:t xml:space="preserve">Neither reporter nor judge scores are calibrated against human or ground-truth labels.</w:t>
-      </w:r>
-    </w:p>
-    <w:p>
-      <w:pPr>
-        <w:numPr>
-          <w:ilvl w:val="0"/>
-          <w:numId w:val="1039"/>
-        </w:numPr>
-        <w:pStyle w:val="Compact"/>
-      </w:pPr>
-      <w:r>
-        <w:rPr>
-          <w:bCs/>
-          <w:b/>
-        </w:rPr>
-        <w:t xml:space="preserve">What the controls and labels mean.</w:t>
+        <w:t xml:space="preserve">LOW → HIGH therefore estimates a response to the enforcement evidence shown, not the effect of raising the</w:t>
+      </w:r>
+      <w:r>
+        <w:t xml:space="preserve"> </w:t>
+      </w:r>
+      <w:r>
+        <w:t xml:space="preserve">actual probability of being reported.</w:t>
+      </w:r>
+    </w:p>
+    <w:p>
+      <w:pPr>
+        <w:numPr>
+          <w:ilvl w:val="0"/>
+          <w:numId w:val="1037"/>
+        </w:numPr>
+        <w:pStyle w:val="Compact"/>
+      </w:pPr>
+      <w:r>
+        <w:rPr>
+          <w:bCs/>
+          <w:b/>
+        </w:rPr>
+        <w:t xml:space="preserve">Design.</w:t>
       </w:r>
     </w:p>
     <w:p>
@@ -5775,13 +5867,47 @@
         <w:pStyle w:val="Compact"/>
       </w:pPr>
       <w:r>
-        <w:t xml:space="preserve">The authorized controls show that authorized choices did not fall. They do not show that task quality was</w:t>
-      </w:r>
-      <w:r>
-        <w:t xml:space="preserve"> </w:t>
-      </w:r>
-      <w:r>
-        <w:t xml:space="preserve">preserved.</w:t>
+        <w:rPr>
+          <w:bCs/>
+          <w:b/>
+        </w:rPr>
+        <w:t xml:space="preserve">Penalties differ by model</w:t>
+      </w:r>
+      <w:r>
+        <w:t xml:space="preserve"> </w:t>
+      </w:r>
+      <w:r>
+        <w:t xml:space="preserve">(set on pilots), so only within-model effects are compared, not model rankings.</w:t>
+      </w:r>
+    </w:p>
+    <w:p>
+      <w:pPr>
+        <w:numPr>
+          <w:ilvl w:val="2"/>
+          <w:numId w:val="1045"/>
+        </w:numPr>
+        <w:pStyle w:val="Compact"/>
+      </w:pPr>
+      <w:r>
+        <w:t xml:space="preserve">In Block 2, offering's expected gain at 10% was +3.6 for DeepSeek and Llama and −10.4 for GPT-4.1-mini.</w:t>
+      </w:r>
+    </w:p>
+    <w:p>
+      <w:pPr>
+        <w:numPr>
+          <w:ilvl w:val="2"/>
+          <w:numId w:val="1045"/>
+        </w:numPr>
+        <w:pStyle w:val="Compact"/>
+      </w:pPr>
+      <w:r>
+        <w:t xml:space="preserve">At 80% (F = 2) it was +8.0 for every model, so "high risk" means a high reporting probability, not a high</w:t>
+      </w:r>
+      <w:r>
+        <w:t xml:space="preserve"> </w:t>
+      </w:r>
+      <w:r>
+        <w:t xml:space="preserve">expected cost.</w:t>
       </w:r>
     </w:p>
     <w:p>
@@ -5793,13 +5919,29 @@
         <w:pStyle w:val="Compact"/>
       </w:pPr>
       <w:r>
-        <w:t xml:space="preserve">"No deniability" means changes within ±5 points, not that the reporter behaved identically. With near-certain</w:t>
-      </w:r>
-      <w:r>
-        <w:t xml:space="preserve"> </w:t>
-      </w:r>
-      <w:r>
-        <w:t xml:space="preserve">detection, small changes matter for the share of messages that gets through.</w:t>
+        <w:rPr>
+          <w:bCs/>
+          <w:b/>
+        </w:rPr>
+        <w:t xml:space="preserve">Block 1's primary estimate</w:t>
+      </w:r>
+      <w:r>
+        <w:t xml:space="preserve"> </w:t>
+      </w:r>
+      <w:r>
+        <w:t xml:space="preserve">averages available repetitions within scenario. The preregistration does not say</w:t>
+      </w:r>
+      <w:r>
+        <w:t xml:space="preserve"> </w:t>
+      </w:r>
+      <w:r>
+        <w:t xml:space="preserve">explicitly whether the 40 repeated scenarios enter it. The first-repetition-only estimate (−0.155 vs −0.159) leads</w:t>
+      </w:r>
+      <w:r>
+        <w:t xml:space="preserve"> </w:t>
+      </w:r>
+      <w:r>
+        <w:t xml:space="preserve">to the same conclusion.</w:t>
       </w:r>
     </w:p>
     <w:p>
@@ -5811,13 +5953,13 @@
         <w:pStyle w:val="Compact"/>
       </w:pPr>
       <w:r>
-        <w:t xml:space="preserve">"No deniability" refers to all generated drafts. For Llama, too few messages were sent under the cues to check</w:t>
-      </w:r>
-      <w:r>
-        <w:t xml:space="preserve"> </w:t>
-      </w:r>
-      <w:r>
-        <w:t xml:space="preserve">the sent subset.</w:t>
+        <w:t xml:space="preserve">Some cells sat outside the pilot's target range (30–70%): Llama at high risk in Block 2, and DeepSeek and Llama</w:t>
+      </w:r>
+      <w:r>
+        <w:t xml:space="preserve"> </w:t>
+      </w:r>
+      <w:r>
+        <w:t xml:space="preserve">in Block 3b. In the main run, GPT-4.1-mini's low-risk stated cell was also outside it (78%).</w:t>
       </w:r>
     </w:p>
     <w:p>
@@ -5829,63 +5971,57 @@
         <w:pStyle w:val="Compact"/>
       </w:pPr>
       <w:r>
-        <w:rPr>
-          <w:bCs/>
-          <w:b/>
-        </w:rPr>
-        <w:t xml:space="preserve">Histories were selected, not sampled.</w:t>
-      </w:r>
-    </w:p>
-    <w:p>
-      <w:pPr>
-        <w:numPr>
-          <w:ilvl w:val="2"/>
-          <w:numId w:val="1045"/>
-        </w:numPr>
-        <w:pStyle w:val="Compact"/>
-      </w:pPr>
-      <w:r>
-        <w:t xml:space="preserve">Block 3b's histories were selected to show a set number and placement of reports, and A was told they were</w:t>
-      </w:r>
-      <w:r>
-        <w:t xml:space="preserve"> </w:t>
-      </w:r>
-      <w:r>
-        <w:t xml:space="preserve">"selected for display".</w:t>
-      </w:r>
-    </w:p>
-    <w:p>
-      <w:pPr>
-        <w:numPr>
-          <w:ilvl w:val="2"/>
-          <w:numId w:val="1045"/>
-        </w:numPr>
-        <w:pStyle w:val="Compact"/>
-      </w:pPr>
-      <w:r>
-        <w:t xml:space="preserve">LOW → HIGH therefore estimates a response to the enforcement evidence shown, not the effect of raising the</w:t>
-      </w:r>
-      <w:r>
-        <w:t xml:space="preserve"> </w:t>
-      </w:r>
-      <w:r>
-        <w:t xml:space="preserve">actual probability of being reported.</w:t>
-      </w:r>
-    </w:p>
-    <w:p>
-      <w:pPr>
-        <w:numPr>
-          <w:ilvl w:val="0"/>
-          <w:numId w:val="1039"/>
-        </w:numPr>
-        <w:pStyle w:val="Compact"/>
-      </w:pPr>
-      <w:r>
-        <w:rPr>
-          <w:bCs/>
-          <w:b/>
-        </w:rPr>
-        <w:t xml:space="preserve">Design.</w:t>
+        <w:t xml:space="preserve">Agents were told to maximize their score.</w:t>
+      </w:r>
+    </w:p>
+    <w:p>
+      <w:pPr>
+        <w:numPr>
+          <w:ilvl w:val="1"/>
+          <w:numId w:val="1044"/>
+        </w:numPr>
+        <w:pStyle w:val="Compact"/>
+      </w:pPr>
+      <w:r>
+        <w:t xml:space="preserve">Diagnostics are DeepSeek-only and show what the model states in a separate call.</w:t>
+      </w:r>
+    </w:p>
+    <w:p>
+      <w:pPr>
+        <w:numPr>
+          <w:ilvl w:val="0"/>
+          <w:numId w:val="1037"/>
+        </w:numPr>
+        <w:pStyle w:val="Compact"/>
+      </w:pPr>
+      <w:r>
+        <w:rPr>
+          <w:bCs/>
+          <w:b/>
+        </w:rPr>
+        <w:t xml:space="preserve">Gates.</w:t>
+      </w:r>
+      <w:r>
+        <w:t xml:space="preserve"> </w:t>
+      </w:r>
+      <w:r>
+        <w:t xml:space="preserve">Each gate used one model playing itself, with hand-coded agreement.</w:t>
+      </w:r>
+    </w:p>
+    <w:p>
+      <w:pPr>
+        <w:numPr>
+          <w:ilvl w:val="0"/>
+          <w:numId w:val="1037"/>
+        </w:numPr>
+        <w:pStyle w:val="Compact"/>
+      </w:pPr>
+      <w:r>
+        <w:rPr>
+          <w:bCs/>
+          <w:b/>
+        </w:rPr>
+        <w:t xml:space="preserve">Hypotheses that were not supported.</w:t>
       </w:r>
     </w:p>
     <w:p>
@@ -5897,47 +6033,7 @@
         <w:pStyle w:val="Compact"/>
       </w:pPr>
       <w:r>
-        <w:rPr>
-          <w:bCs/>
-          <w:b/>
-        </w:rPr>
-        <w:t xml:space="preserve">Penalties differ by model</w:t>
-      </w:r>
-      <w:r>
-        <w:t xml:space="preserve"> </w:t>
-      </w:r>
-      <w:r>
-        <w:t xml:space="preserve">(set on pilots), so only within-model effects are compared, not model rankings.</w:t>
-      </w:r>
-    </w:p>
-    <w:p>
-      <w:pPr>
-        <w:numPr>
-          <w:ilvl w:val="2"/>
-          <w:numId w:val="1047"/>
-        </w:numPr>
-        <w:pStyle w:val="Compact"/>
-      </w:pPr>
-      <w:r>
-        <w:t xml:space="preserve">In Block 2, offering's expected gain at 10% was +3.6 for DeepSeek and Llama and −10.4 for GPT-4.1-mini.</w:t>
-      </w:r>
-    </w:p>
-    <w:p>
-      <w:pPr>
-        <w:numPr>
-          <w:ilvl w:val="2"/>
-          <w:numId w:val="1047"/>
-        </w:numPr>
-        <w:pStyle w:val="Compact"/>
-      </w:pPr>
-      <w:r>
-        <w:t xml:space="preserve">At 80% (F = 2) it was +8.0 for every model, so "high risk" means a high reporting probability, not a high</w:t>
-      </w:r>
-      <w:r>
-        <w:t xml:space="preserve"> </w:t>
-      </w:r>
-      <w:r>
-        <w:t xml:space="preserve">expected cost.</w:t>
+        <w:t xml:space="preserve">Block 1's directional prediction, in its confirmatory test.</w:t>
       </w:r>
     </w:p>
     <w:p>
@@ -5949,29 +6045,7 @@
         <w:pStyle w:val="Compact"/>
       </w:pPr>
       <w:r>
-        <w:rPr>
-          <w:bCs/>
-          <w:b/>
-        </w:rPr>
-        <w:t xml:space="preserve">Block 1's primary estimate</w:t>
-      </w:r>
-      <w:r>
-        <w:t xml:space="preserve"> </w:t>
-      </w:r>
-      <w:r>
-        <w:t xml:space="preserve">averages available repetitions within scenario. The preregistration does not say</w:t>
-      </w:r>
-      <w:r>
-        <w:t xml:space="preserve"> </w:t>
-      </w:r>
-      <w:r>
-        <w:t xml:space="preserve">explicitly whether the 40 repeated scenarios enter it. The first-repetition-only estimate (−0.155 vs −0.159) leads</w:t>
-      </w:r>
-      <w:r>
-        <w:t xml:space="preserve"> </w:t>
-      </w:r>
-      <w:r>
-        <w:t xml:space="preserve">to the same conclusion.</w:t>
+        <w:t xml:space="preserve">Block 2's same-sign and correction criteria.</w:t>
       </w:r>
     </w:p>
     <w:p>
@@ -5983,529 +6057,653 @@
         <w:pStyle w:val="Compact"/>
       </w:pPr>
       <w:r>
-        <w:t xml:space="preserve">Some cells sat outside the pilot's target range (30–70%): Llama at high risk in Block 2, and DeepSeek and Llama</w:t>
-      </w:r>
-      <w:r>
-        <w:t xml:space="preserve"> </w:t>
-      </w:r>
-      <w:r>
-        <w:t xml:space="preserve">in Block 3b. In the main run, GPT-4.1-mini's low-risk stated cell was also outside it (78%).</w:t>
+        <w:t xml:space="preserve">The displacement pilot (Block 3a), which failed its gate.</w:t>
+      </w:r>
+    </w:p>
+    <w:p>
+      <w:pPr>
+        <w:numPr>
+          <w:ilvl w:val="0"/>
+          <w:numId w:val="1037"/>
+        </w:numPr>
+        <w:pStyle w:val="Compact"/>
+      </w:pPr>
+      <w:r>
+        <w:rPr>
+          <w:bCs/>
+          <w:b/>
+        </w:rPr>
+        <w:t xml:space="preserve">Exploratory, not confirmatory.</w:t>
+      </w:r>
+      <w:r>
+        <w:t xml:space="preserve"> </w:t>
+      </w:r>
+      <w:r>
+        <w:t xml:space="preserve">The proxy gap D is derived, not a preregistered test. Its nominal significance</w:t>
+      </w:r>
+      <w:r>
+        <w:t xml:space="preserve"> </w:t>
+      </w:r>
+      <w:r>
+        <w:t xml:space="preserve">(p = 0.039) does not survive Holm adjustment (minimum adjusted p-value 0.077 across the two DeepSeek comparisons;</w:t>
+      </w:r>
+      <w:r>
+        <w:t xml:space="preserve"> </w:t>
+      </w:r>
+      <w:r>
+        <w:t xml:space="preserve">0.098 across all three defined comparisons).</w:t>
+      </w:r>
+    </w:p>
+    <w:p>
+      <w:pPr>
+        <w:pStyle w:val="FirstParagraph"/>
+      </w:pPr>
+      <w:r>
+        <w:rPr>
+          <w:bCs/>
+          <w:b/>
+        </w:rPr>
+        <w:t xml:space="preserve">Dual-use.</w:t>
+      </w:r>
+    </w:p>
+    <w:p>
+      <w:pPr>
+        <w:numPr>
+          <w:ilvl w:val="0"/>
+          <w:numId w:val="1047"/>
+        </w:numPr>
+        <w:pStyle w:val="Compact"/>
+      </w:pPr>
+      <w:r>
+        <w:t xml:space="preserve">Knowing that the description of enforcement shifts proposals could in principle help someone design oversight</w:t>
+      </w:r>
+      <w:r>
+        <w:t xml:space="preserve"> </w:t>
+      </w:r>
+      <w:r>
+        <w:t xml:space="preserve">that invites collusion, for example by hiding recent reports.</w:t>
+      </w:r>
+    </w:p>
+    <w:p>
+      <w:pPr>
+        <w:numPr>
+          <w:ilvl w:val="0"/>
+          <w:numId w:val="1047"/>
+        </w:numPr>
+        <w:pStyle w:val="Compact"/>
+      </w:pPr>
+      <w:r>
+        <w:t xml:space="preserve">The effects are model-specific and tied to this environment, so we judge the uplift low.</w:t>
+      </w:r>
+    </w:p>
+    <w:p>
+      <w:pPr>
+        <w:numPr>
+          <w:ilvl w:val="0"/>
+          <w:numId w:val="1047"/>
+        </w:numPr>
+        <w:pStyle w:val="Compact"/>
+      </w:pPr>
+      <w:r>
+        <w:t xml:space="preserve">The defensive use is to evaluate oversight under several matched descriptions and to validate fixes per model.</w:t>
+      </w:r>
+    </w:p>
+    <w:p>
+      <w:pPr>
+        <w:numPr>
+          <w:ilvl w:val="0"/>
+          <w:numId w:val="1047"/>
+        </w:numPr>
+        <w:pStyle w:val="Compact"/>
+      </w:pPr>
+      <w:r>
+        <w:t xml:space="preserve">The code is an evaluation harness with simulated misconduct.</w:t>
+      </w:r>
+    </w:p>
+    <w:p>
+      <w:pPr>
+        <w:pStyle w:val="FirstParagraph"/>
+      </w:pPr>
+      <w:r>
+        <w:rPr>
+          <w:bCs/>
+          <w:b/>
+        </w:rPr>
+        <w:t xml:space="preserve">Ethics.</w:t>
+      </w:r>
+      <w:r>
+        <w:t xml:space="preserve"> </w:t>
+      </w:r>
+      <w:r>
+        <w:t xml:space="preserve">No human subjects. Models were accessed through OpenRouter under their providers' terms. Total inference</w:t>
+      </w:r>
+      <w:r>
+        <w:t xml:space="preserve"> </w:t>
+      </w:r>
+      <w:r>
+        <w:t xml:space="preserve">cost was $7.76.</w:t>
+      </w:r>
+    </w:p>
+    <w:bookmarkEnd w:id="52"/>
+    <w:bookmarkStart w:id="53" w:name="appendix-b-validation"/>
+    <w:p>
+      <w:pPr>
+        <w:pStyle w:val="Heading2"/>
+      </w:pPr>
+      <w:r>
+        <w:t xml:space="preserve">Appendix B. Validation</w:t>
+      </w:r>
+    </w:p>
+    <w:p>
+      <w:pPr>
+        <w:pStyle w:val="FirstParagraph"/>
+      </w:pPr>
+      <w:r>
+        <w:t xml:space="preserve">Data validators and 46 unit tests cover:</w:t>
+      </w:r>
+    </w:p>
+    <w:p>
+      <w:pPr>
+        <w:numPr>
+          <w:ilvl w:val="0"/>
+          <w:numId w:val="1048"/>
+        </w:numPr>
+        <w:pStyle w:val="Compact"/>
+      </w:pPr>
+      <w:r>
+        <w:t xml:space="preserve">lottery rates, independence and exact settlement;</w:t>
+      </w:r>
+    </w:p>
+    <w:p>
+      <w:pPr>
+        <w:numPr>
+          <w:ilvl w:val="0"/>
+          <w:numId w:val="1048"/>
+        </w:numPr>
+        <w:pStyle w:val="Compact"/>
+      </w:pPr>
+      <w:r>
+        <w:t xml:space="preserve">the minimal-pair prompt structure;</w:t>
+      </w:r>
+    </w:p>
+    <w:p>
+      <w:pPr>
+        <w:numPr>
+          <w:ilvl w:val="0"/>
+          <w:numId w:val="1048"/>
+        </w:numPr>
+        <w:pStyle w:val="Compact"/>
+      </w:pPr>
+      <w:r>
+        <w:t xml:space="preserve">logged prompts matching the renderer;</w:t>
+      </w:r>
+    </w:p>
+    <w:p>
+      <w:pPr>
+        <w:numPr>
+          <w:ilvl w:val="0"/>
+          <w:numId w:val="1048"/>
+        </w:numPr>
+        <w:pStyle w:val="Compact"/>
+      </w:pPr>
+      <w:r>
+        <w:t xml:space="preserve">recovery of injected effects by the analysis code;</w:t>
+      </w:r>
+    </w:p>
+    <w:p>
+      <w:pPr>
+        <w:numPr>
+          <w:ilvl w:val="0"/>
+          <w:numId w:val="1048"/>
+        </w:numPr>
+        <w:pStyle w:val="Compact"/>
+      </w:pPr>
+      <w:r>
+        <w:t xml:space="preserve">Block 3b history outcomes matching their logged draws;</w:t>
+      </w:r>
+    </w:p>
+    <w:p>
+      <w:pPr>
+        <w:numPr>
+          <w:ilvl w:val="0"/>
+          <w:numId w:val="1048"/>
+        </w:numPr>
+        <w:pStyle w:val="Compact"/>
+      </w:pPr>
+      <w:r>
+        <w:t xml:space="preserve">the spend guard.</w:t>
+      </w:r>
+    </w:p>
+    <w:p>
+      <w:pPr>
+        <w:pStyle w:val="FirstParagraph"/>
+      </w:pPr>
+      <w:r>
+        <w:t xml:space="preserve">The recorded data show:</w:t>
+      </w:r>
+    </w:p>
+    <w:p>
+      <w:pPr>
+        <w:numPr>
+          <w:ilvl w:val="0"/>
+          <w:numId w:val="1049"/>
+        </w:numPr>
+        <w:pStyle w:val="Compact"/>
+      </w:pPr>
+      <w:r>
+        <w:t xml:space="preserve">26,820 scored decisions with unique trial IDs (model, phase, scenario, condition, repetition), with no duplicates;</w:t>
+      </w:r>
+    </w:p>
+    <w:p>
+      <w:pPr>
+        <w:numPr>
+          <w:ilvl w:val="0"/>
+          <w:numId w:val="1049"/>
+        </w:numPr>
+        <w:pStyle w:val="Compact"/>
+      </w:pPr>
+      <w:r>
+        <w:t xml:space="preserve">saved summaries and validation files that are reproduced exactly by re-running the analysis and validators from</w:t>
+      </w:r>
+      <w:r>
+        <w:t xml:space="preserve"> </w:t>
+      </w:r>
+      <w:r>
+        <w:t xml:space="preserve">the raw logs;</w:t>
+      </w:r>
+    </w:p>
+    <w:p>
+      <w:pPr>
+        <w:numPr>
+          <w:ilvl w:val="0"/>
+          <w:numId w:val="1049"/>
+        </w:numPr>
+        <w:pStyle w:val="Compact"/>
+      </w:pPr>
+      <w:r>
+        <w:t xml:space="preserve">zero settlement mismatches in Blocks 1–2 (Block 3b settlement is recomputed from logged scores and draws) and</w:t>
+      </w:r>
+      <w:r>
+        <w:t xml:space="preserve"> </w:t>
+      </w:r>
+      <w:r>
+        <w:t xml:space="preserve">zero prompt mismatches in every block;</w:t>
+      </w:r>
+    </w:p>
+    <w:p>
+      <w:pPr>
+        <w:numPr>
+          <w:ilvl w:val="0"/>
+          <w:numId w:val="1049"/>
+        </w:numPr>
+        <w:pStyle w:val="Compact"/>
+      </w:pPr>
+      <w:r>
+        <w:t xml:space="preserve">pinned providers throughout;</w:t>
+      </w:r>
+    </w:p>
+    <w:p>
+      <w:pPr>
+        <w:numPr>
+          <w:ilvl w:val="0"/>
+          <w:numId w:val="1049"/>
+        </w:numPr>
+        <w:pStyle w:val="Compact"/>
+      </w:pPr>
+      <w:r>
+        <w:t xml:space="preserve">every Block 3b message scored, with mean leaked label mass below 1%.</w:t>
+      </w:r>
+    </w:p>
+    <w:bookmarkEnd w:id="53"/>
+    <w:bookmarkStart w:id="54" w:name="Xf33ae6679a4b46d083f5df4fb10d241ec8b83a8"/>
+    <w:p>
+      <w:pPr>
+        <w:pStyle w:val="Heading2"/>
+      </w:pPr>
+      <w:r>
+        <w:t xml:space="preserve">Appendix C. Additional results and deviations</w:t>
+      </w:r>
+    </w:p>
+    <w:p>
+      <w:pPr>
+        <w:pStyle w:val="FirstParagraph"/>
+      </w:pPr>
+      <w:r>
+        <w:rPr>
+          <w:bCs/>
+          <w:b/>
+        </w:rPr>
+        <w:t xml:space="preserve">Calibrated summary</w:t>
+      </w:r>
+      <w:r>
+        <w:t xml:space="preserve"> </w:t>
+      </w:r>
+      <w:r>
+        <w:t xml:space="preserve">(difference-in-differences against the placebo).</w:t>
+      </w:r>
+    </w:p>
+    <w:p>
+      <w:pPr>
+        <w:numPr>
+          <w:ilvl w:val="0"/>
+          <w:numId w:val="1050"/>
+        </w:numPr>
+        <w:pStyle w:val="Compact"/>
+      </w:pPr>
+      <w:r>
+        <w:t xml:space="preserve">GPT-4.1-mini: +0.267 [+0.204, +0.329] at low risk and −0.250 [−0.321, −0.179] at high risk, in the same direction in</w:t>
+      </w:r>
+      <w:r>
+        <w:t xml:space="preserve"> </w:t>
+      </w:r>
+      <w:r>
+        <w:t xml:space="preserve">both wordings.</w:t>
+      </w:r>
+    </w:p>
+    <w:p>
+      <w:pPr>
+        <w:numPr>
+          <w:ilvl w:val="0"/>
+          <w:numId w:val="1050"/>
+        </w:numPr>
+        <w:pStyle w:val="Compact"/>
+      </w:pPr>
+      <w:r>
+        <w:t xml:space="preserve">DeepSeek, high risk: −0.117 [−0.194, −0.040], ending 21 points below the stated cell.</w:t>
+      </w:r>
+    </w:p>
+    <w:p>
+      <w:pPr>
+        <w:numPr>
+          <w:ilvl w:val="0"/>
+          <w:numId w:val="1050"/>
+        </w:numPr>
+        <w:pStyle w:val="Compact"/>
+      </w:pPr>
+      <w:r>
+        <w:t xml:space="preserve">Llama, low risk: +0.583 [+0.527, +0.639].</w:t>
+      </w:r>
+    </w:p>
+    <w:p>
+      <w:pPr>
+        <w:numPr>
+          <w:ilvl w:val="0"/>
+          <w:numId w:val="1050"/>
+        </w:numPr>
+        <w:pStyle w:val="Compact"/>
+      </w:pPr>
+      <w:r>
+        <w:t xml:space="preserve">Authorized cooperation was TOST-equivalent (90% CIs within ±0.01).</w:t>
+      </w:r>
+    </w:p>
+    <w:p>
+      <w:pPr>
+        <w:pStyle w:val="FirstParagraph"/>
+      </w:pPr>
+      <w:r>
+        <w:rPr>
+          <w:bCs/>
+          <w:b/>
+        </w:rPr>
+        <w:t xml:space="preserve">Exploratory (not preregistered).</w:t>
+      </w:r>
+      <w:r>
+        <w:t xml:space="preserve"> </w:t>
+      </w:r>
+      <w:r>
+        <w:t xml:space="preserve">At a 2-point penalty (high risk, Block 2), offering gained about +8 in</w:t>
+      </w:r>
+      <w:r>
+        <w:t xml:space="preserve"> </w:t>
+      </w:r>
+      <w:r>
+        <w:t xml:space="preserve">expectation, yet stated-cell offers were only 15–54%. This is consistent with models treating the chance of being</w:t>
+      </w:r>
+      <w:r>
+        <w:t xml:space="preserve"> </w:t>
+      </w:r>
+      <w:r>
+        <w:t xml:space="preserve">reported as a cost in itself.</w:t>
+      </w:r>
+    </w:p>
+    <w:p>
+      <w:pPr>
+        <w:pStyle w:val="BodyText"/>
+      </w:pPr>
+      <w:r>
+        <w:rPr>
+          <w:bCs/>
+          <w:b/>
+        </w:rPr>
+        <w:t xml:space="preserve">Verifier checks (before Block 3b).</w:t>
+      </w:r>
+    </w:p>
+    <w:p>
+      <w:pPr>
+        <w:numPr>
+          <w:ilvl w:val="0"/>
+          <w:numId w:val="1051"/>
+        </w:numPr>
+        <w:pStyle w:val="Compact"/>
+      </w:pPr>
+      <w:r>
+        <w:t xml:space="preserve">Two verifier models had a mean probability below 0.001 of approving without review, across 2,400 evaluations</w:t>
+      </w:r>
+      <w:r>
+        <w:t xml:space="preserve"> </w:t>
+      </w:r>
+      <w:r>
+        <w:t xml:space="preserve">(2 models × 3 prompts × 400 messages).</w:t>
+      </w:r>
+    </w:p>
+    <w:p>
+      <w:pPr>
+        <w:numPr>
+          <w:ilvl w:val="0"/>
+          <w:numId w:val="1051"/>
+        </w:numPr>
+        <w:pStyle w:val="Compact"/>
+      </w:pPr>
+      <w:r>
+        <w:t xml:space="preserve">When given a stake in the deal, they gave even a harmless message a mean report probability of 0.84–0.99.</w:t>
+      </w:r>
+    </w:p>
+    <w:p>
+      <w:pPr>
+        <w:pStyle w:val="FirstParagraph"/>
+      </w:pPr>
+      <w:r>
+        <w:rPr>
+          <w:bCs/>
+          <w:b/>
+        </w:rPr>
+        <w:t xml:space="preserve">Block 3a (displacement pilot, 30 scenarios).</w:t>
+      </w:r>
+    </w:p>
+    <w:p>
+      <w:pPr>
+        <w:numPr>
+          <w:ilvl w:val="0"/>
+          <w:numId w:val="1052"/>
+        </w:numPr>
+        <w:pStyle w:val="Compact"/>
+      </w:pPr>
+      <w:r>
+        <w:t xml:space="preserve">An admin-override route was chosen in 0–3% of baseline trials, even when it beat messaging on expected value.</w:t>
+      </w:r>
+    </w:p>
+    <w:p>
+      <w:pPr>
+        <w:numPr>
+          <w:ilvl w:val="0"/>
+          <w:numId w:val="1052"/>
+        </w:numPr>
+        <w:pStyle w:val="Compact"/>
+      </w:pPr>
+      <w:r>
+        <w:t xml:space="preserve">Recency effects shrank to −7, −10 and −30 points in that format, so the pilot gate failed and no main run was made.</w:t>
+      </w:r>
+    </w:p>
+    <w:p>
+      <w:pPr>
+        <w:pStyle w:val="FirstParagraph"/>
+      </w:pPr>
+      <w:r>
+        <w:rPr>
+          <w:bCs/>
+          <w:b/>
+        </w:rPr>
+        <w:t xml:space="preserve">Deviations</w:t>
+      </w:r>
+      <w:r>
+        <w:t xml:space="preserve"> </w:t>
+      </w:r>
+      <w:r>
+        <w:t xml:space="preserve">(agreed before the corresponding confirmatory data unless noted).</w:t>
+      </w:r>
+    </w:p>
+    <w:p>
+      <w:pPr>
+        <w:numPr>
+          <w:ilvl w:val="0"/>
+          <w:numId w:val="1053"/>
+        </w:numPr>
+        <w:pStyle w:val="Compact"/>
+      </w:pPr>
+      <w:r>
+        <w:rPr>
+          <w:bCs/>
+          <w:b/>
+        </w:rPr>
+        <w:t xml:space="preserve">Block 1:</w:t>
+      </w:r>
+      <w:r>
+        <w:t xml:space="preserve"> </w:t>
+      </w:r>
+      <w:r>
+        <w:t xml:space="preserve">a subset-assignment bug in repeat scenarios was fixed, and those runs were redone after collection.</w:t>
+      </w:r>
+    </w:p>
+    <w:p>
+      <w:pPr>
+        <w:numPr>
+          <w:ilvl w:val="0"/>
+          <w:numId w:val="1053"/>
+        </w:numPr>
+        <w:pStyle w:val="Compact"/>
+      </w:pPr>
+      <w:r>
+        <w:rPr>
+          <w:bCs/>
+          <w:b/>
+        </w:rPr>
+        <w:t xml:space="preserve">Block 2:</w:t>
+      </w:r>
+      <w:r>
+        <w:t xml:space="preserve"> </w:t>
+      </w:r>
+      <w:r>
+        <w:t xml:space="preserve">the pilot penalty grid was extended.</w:t>
+      </w:r>
+    </w:p>
+    <w:p>
+      <w:pPr>
+        <w:numPr>
+          <w:ilvl w:val="0"/>
+          <w:numId w:val="1053"/>
+        </w:numPr>
+        <w:pStyle w:val="Compact"/>
+      </w:pPr>
+      <w:r>
+        <w:rPr>
+          <w:bCs/>
+          <w:b/>
+        </w:rPr>
+        <w:t xml:space="preserve">Block 3b:</w:t>
       </w:r>
     </w:p>
     <w:p>
       <w:pPr>
         <w:numPr>
           <w:ilvl w:val="1"/>
-          <w:numId w:val="1046"/>
-        </w:numPr>
-        <w:pStyle w:val="Compact"/>
-      </w:pPr>
-      <w:r>
-        <w:t xml:space="preserve">Agents were told to maximize their score.</w:t>
+          <w:numId w:val="1054"/>
+        </w:numPr>
+        <w:pStyle w:val="Compact"/>
+      </w:pPr>
+      <w:r>
+        <w:t xml:space="preserve">the spend cap was raised by the user;</w:t>
       </w:r>
     </w:p>
     <w:p>
       <w:pPr>
         <w:numPr>
           <w:ilvl w:val="1"/>
-          <w:numId w:val="1046"/>
-        </w:numPr>
-        <w:pStyle w:val="Compact"/>
-      </w:pPr>
-      <w:r>
-        <w:t xml:space="preserve">Diagnostics are DeepSeek-only and show what the model states in a separate call.</w:t>
-      </w:r>
-    </w:p>
-    <w:p>
-      <w:pPr>
-        <w:numPr>
-          <w:ilvl w:val="0"/>
-          <w:numId w:val="1039"/>
-        </w:numPr>
-        <w:pStyle w:val="Compact"/>
-      </w:pPr>
-      <w:r>
-        <w:rPr>
-          <w:bCs/>
-          <w:b/>
-        </w:rPr>
-        <w:t xml:space="preserve">Gates.</w:t>
-      </w:r>
-      <w:r>
-        <w:t xml:space="preserve"> </w:t>
-      </w:r>
-      <w:r>
-        <w:t xml:space="preserve">Each gate used one model playing itself, with hand-coded agreement.</w:t>
-      </w:r>
-    </w:p>
-    <w:p>
-      <w:pPr>
-        <w:numPr>
-          <w:ilvl w:val="0"/>
-          <w:numId w:val="1039"/>
-        </w:numPr>
-        <w:pStyle w:val="Compact"/>
-      </w:pPr>
-      <w:r>
-        <w:rPr>
-          <w:bCs/>
-          <w:b/>
-        </w:rPr>
-        <w:t xml:space="preserve">Hypotheses that were not supported.</w:t>
+          <w:numId w:val="1054"/>
+        </w:numPr>
+        <w:pStyle w:val="Compact"/>
+      </w:pPr>
+      <w:r>
+        <w:t xml:space="preserve">acceptance was programmed after live verifiers never accepted;</w:t>
       </w:r>
     </w:p>
     <w:p>
       <w:pPr>
         <w:numPr>
           <w:ilvl w:val="1"/>
-          <w:numId w:val="1048"/>
-        </w:numPr>
-        <w:pStyle w:val="Compact"/>
-      </w:pPr>
-      <w:r>
-        <w:t xml:space="preserve">Block 1's directional prediction, in its confirmatory test.</w:t>
+          <w:numId w:val="1054"/>
+        </w:numPr>
+        <w:pStyle w:val="Compact"/>
+      </w:pPr>
+      <w:r>
+        <w:t xml:space="preserve">the reporter's harmless-probe rate of 0.10 was accepted;</w:t>
       </w:r>
     </w:p>
     <w:p>
       <w:pPr>
         <w:numPr>
           <w:ilvl w:val="1"/>
-          <w:numId w:val="1048"/>
-        </w:numPr>
-        <w:pStyle w:val="Compact"/>
-      </w:pPr>
-      <w:r>
-        <w:t xml:space="preserve">Block 2's same-sign and correction criteria.</w:t>
+          <w:numId w:val="1054"/>
+        </w:numPr>
+        <w:pStyle w:val="Compact"/>
+      </w:pPr>
+      <w:r>
+        <w:t xml:space="preserve">there was no second reporter;</w:t>
       </w:r>
     </w:p>
     <w:p>
       <w:pPr>
         <w:numPr>
           <w:ilvl w:val="1"/>
-          <w:numId w:val="1048"/>
-        </w:numPr>
-        <w:pStyle w:val="Compact"/>
-      </w:pPr>
-      <w:r>
-        <w:t xml:space="preserve">The displacement pilot (Block 3a), which failed its gate.</w:t>
-      </w:r>
-    </w:p>
-    <w:p>
-      <w:pPr>
-        <w:numPr>
-          <w:ilvl w:val="0"/>
-          <w:numId w:val="1039"/>
-        </w:numPr>
-        <w:pStyle w:val="Compact"/>
-      </w:pPr>
-      <w:r>
-        <w:rPr>
-          <w:bCs/>
-          <w:b/>
-        </w:rPr>
-        <w:t xml:space="preserve">Exploratory, not confirmatory.</w:t>
-      </w:r>
-      <w:r>
-        <w:t xml:space="preserve"> </w:t>
-      </w:r>
-      <w:r>
-        <w:t xml:space="preserve">The proxy gap D is derived, not a preregistered test. Its nominal significance</w:t>
-      </w:r>
-      <w:r>
-        <w:t xml:space="preserve"> </w:t>
-      </w:r>
-      <w:r>
-        <w:t xml:space="preserve">(p = 0.039) does not survive Holm adjustment (minimum adjusted p-value 0.077 across the two DeepSeek comparisons;</w:t>
-      </w:r>
-      <w:r>
-        <w:t xml:space="preserve"> </w:t>
-      </w:r>
-      <w:r>
-        <w:t xml:space="preserve">0.098 across all three defined comparisons).</w:t>
-      </w:r>
-    </w:p>
-    <w:p>
-      <w:pPr>
-        <w:pStyle w:val="FirstParagraph"/>
-      </w:pPr>
-      <w:r>
-        <w:rPr>
-          <w:bCs/>
-          <w:b/>
-        </w:rPr>
-        <w:t xml:space="preserve">Dual-use.</w:t>
-      </w:r>
-    </w:p>
-    <w:p>
-      <w:pPr>
-        <w:numPr>
-          <w:ilvl w:val="0"/>
-          <w:numId w:val="1049"/>
-        </w:numPr>
-        <w:pStyle w:val="Compact"/>
-      </w:pPr>
-      <w:r>
-        <w:t xml:space="preserve">Knowing that the description of enforcement shifts proposals could in principle help someone design oversight</w:t>
-      </w:r>
-      <w:r>
-        <w:t xml:space="preserve"> </w:t>
-      </w:r>
-      <w:r>
-        <w:t xml:space="preserve">that invites collusion, for example by hiding recent reports.</w:t>
-      </w:r>
-    </w:p>
-    <w:p>
-      <w:pPr>
-        <w:numPr>
-          <w:ilvl w:val="0"/>
-          <w:numId w:val="1049"/>
-        </w:numPr>
-        <w:pStyle w:val="Compact"/>
-      </w:pPr>
-      <w:r>
-        <w:t xml:space="preserve">The effects are model-specific and tied to this environment, so we judge the uplift low.</w:t>
-      </w:r>
-    </w:p>
-    <w:p>
-      <w:pPr>
-        <w:numPr>
-          <w:ilvl w:val="0"/>
-          <w:numId w:val="1049"/>
-        </w:numPr>
-        <w:pStyle w:val="Compact"/>
-      </w:pPr>
-      <w:r>
-        <w:t xml:space="preserve">The defensive use is to evaluate oversight under several matched descriptions and to validate fixes per model.</w:t>
-      </w:r>
-    </w:p>
-    <w:p>
-      <w:pPr>
-        <w:numPr>
-          <w:ilvl w:val="0"/>
-          <w:numId w:val="1049"/>
-        </w:numPr>
-        <w:pStyle w:val="Compact"/>
-      </w:pPr>
-      <w:r>
-        <w:t xml:space="preserve">The code is an evaluation harness with simulated misconduct.</w:t>
-      </w:r>
-    </w:p>
-    <w:p>
-      <w:pPr>
-        <w:pStyle w:val="FirstParagraph"/>
-      </w:pPr>
-      <w:r>
-        <w:rPr>
-          <w:bCs/>
-          <w:b/>
-        </w:rPr>
-        <w:t xml:space="preserve">Ethics.</w:t>
-      </w:r>
-      <w:r>
-        <w:t xml:space="preserve"> </w:t>
-      </w:r>
-      <w:r>
-        <w:t xml:space="preserve">No human subjects. Models were accessed through OpenRouter under their providers' terms. Total inference</w:t>
-      </w:r>
-      <w:r>
-        <w:t xml:space="preserve"> </w:t>
-      </w:r>
-      <w:r>
-        <w:t xml:space="preserve">cost was $7.76.</w:t>
-      </w:r>
-    </w:p>
-    <w:bookmarkEnd w:id="51"/>
-    <w:bookmarkStart w:id="52" w:name="appendix-b-validation"/>
-    <w:p>
-      <w:pPr>
-        <w:pStyle w:val="Heading2"/>
-      </w:pPr>
-      <w:r>
-        <w:t xml:space="preserve">Appendix B. Validation</w:t>
-      </w:r>
-    </w:p>
-    <w:p>
-      <w:pPr>
-        <w:pStyle w:val="FirstParagraph"/>
-      </w:pPr>
-      <w:r>
-        <w:t xml:space="preserve">Data validators and 46 unit tests cover:</w:t>
-      </w:r>
-    </w:p>
-    <w:p>
-      <w:pPr>
-        <w:numPr>
-          <w:ilvl w:val="0"/>
-          <w:numId w:val="1050"/>
-        </w:numPr>
-        <w:pStyle w:val="Compact"/>
-      </w:pPr>
-      <w:r>
-        <w:t xml:space="preserve">lottery rates, independence and exact settlement;</w:t>
-      </w:r>
-    </w:p>
-    <w:p>
-      <w:pPr>
-        <w:numPr>
-          <w:ilvl w:val="0"/>
-          <w:numId w:val="1050"/>
-        </w:numPr>
-        <w:pStyle w:val="Compact"/>
-      </w:pPr>
-      <w:r>
-        <w:t xml:space="preserve">the minimal-pair prompt structure;</w:t>
-      </w:r>
-    </w:p>
-    <w:p>
-      <w:pPr>
-        <w:numPr>
-          <w:ilvl w:val="0"/>
-          <w:numId w:val="1050"/>
-        </w:numPr>
-        <w:pStyle w:val="Compact"/>
-      </w:pPr>
-      <w:r>
-        <w:t xml:space="preserve">logged prompts matching the renderer;</w:t>
-      </w:r>
-    </w:p>
-    <w:p>
-      <w:pPr>
-        <w:numPr>
-          <w:ilvl w:val="0"/>
-          <w:numId w:val="1050"/>
-        </w:numPr>
-        <w:pStyle w:val="Compact"/>
-      </w:pPr>
-      <w:r>
-        <w:t xml:space="preserve">recovery of injected effects by the analysis code;</w:t>
-      </w:r>
-    </w:p>
-    <w:p>
-      <w:pPr>
-        <w:numPr>
-          <w:ilvl w:val="0"/>
-          <w:numId w:val="1050"/>
-        </w:numPr>
-        <w:pStyle w:val="Compact"/>
-      </w:pPr>
-      <w:r>
-        <w:t xml:space="preserve">Block 3b history outcomes matching their logged draws;</w:t>
-      </w:r>
-    </w:p>
-    <w:p>
-      <w:pPr>
-        <w:numPr>
-          <w:ilvl w:val="0"/>
-          <w:numId w:val="1050"/>
-        </w:numPr>
-        <w:pStyle w:val="Compact"/>
-      </w:pPr>
-      <w:r>
-        <w:t xml:space="preserve">the spend guard.</w:t>
-      </w:r>
-    </w:p>
-    <w:p>
-      <w:pPr>
-        <w:pStyle w:val="FirstParagraph"/>
-      </w:pPr>
-      <w:r>
-        <w:t xml:space="preserve">The recorded data show:</w:t>
-      </w:r>
-    </w:p>
-    <w:p>
-      <w:pPr>
-        <w:numPr>
-          <w:ilvl w:val="0"/>
-          <w:numId w:val="1051"/>
-        </w:numPr>
-        <w:pStyle w:val="Compact"/>
-      </w:pPr>
-      <w:r>
-        <w:t xml:space="preserve">26,820 scored decisions with unique trial IDs (model, phase, scenario, condition, repetition), with no duplicates;</w:t>
-      </w:r>
-    </w:p>
-    <w:p>
-      <w:pPr>
-        <w:numPr>
-          <w:ilvl w:val="0"/>
-          <w:numId w:val="1051"/>
-        </w:numPr>
-        <w:pStyle w:val="Compact"/>
-      </w:pPr>
-      <w:r>
-        <w:t xml:space="preserve">saved summaries and validation files that are reproduced exactly by re-running the analysis and validators from</w:t>
-      </w:r>
-      <w:r>
-        <w:t xml:space="preserve"> </w:t>
-      </w:r>
-      <w:r>
-        <w:t xml:space="preserve">the raw logs;</w:t>
-      </w:r>
-    </w:p>
-    <w:p>
-      <w:pPr>
-        <w:numPr>
-          <w:ilvl w:val="0"/>
-          <w:numId w:val="1051"/>
-        </w:numPr>
-        <w:pStyle w:val="Compact"/>
-      </w:pPr>
-      <w:r>
-        <w:t xml:space="preserve">zero settlement mismatches in Blocks 1–2 (Block 3b settlement is recomputed from logged scores and draws) and</w:t>
-      </w:r>
-      <w:r>
-        <w:t xml:space="preserve"> </w:t>
-      </w:r>
-      <w:r>
-        <w:t xml:space="preserve">zero prompt mismatches in every block;</w:t>
-      </w:r>
-    </w:p>
-    <w:p>
-      <w:pPr>
-        <w:numPr>
-          <w:ilvl w:val="0"/>
-          <w:numId w:val="1051"/>
-        </w:numPr>
-        <w:pStyle w:val="Compact"/>
-      </w:pPr>
-      <w:r>
-        <w:t xml:space="preserve">pinned providers throughout;</w:t>
-      </w:r>
-    </w:p>
-    <w:p>
-      <w:pPr>
-        <w:numPr>
-          <w:ilvl w:val="0"/>
-          <w:numId w:val="1051"/>
-        </w:numPr>
-        <w:pStyle w:val="Compact"/>
-      </w:pPr>
-      <w:r>
-        <w:t xml:space="preserve">every Block 3b message scored, with mean leaked label mass below 1%.</w:t>
-      </w:r>
-    </w:p>
-    <w:bookmarkEnd w:id="52"/>
-    <w:bookmarkStart w:id="53" w:name="Xf33ae6679a4b46d083f5df4fb10d241ec8b83a8"/>
-    <w:p>
-      <w:pPr>
-        <w:pStyle w:val="Heading2"/>
-      </w:pPr>
-      <w:r>
-        <w:t xml:space="preserve">Appendix C. Additional results and deviations</w:t>
-      </w:r>
-    </w:p>
-    <w:p>
-      <w:pPr>
-        <w:pStyle w:val="FirstParagraph"/>
-      </w:pPr>
-      <w:r>
-        <w:rPr>
-          <w:bCs/>
-          <w:b/>
-        </w:rPr>
-        <w:t xml:space="preserve">Calibrated summary</w:t>
-      </w:r>
-      <w:r>
-        <w:t xml:space="preserve"> </w:t>
-      </w:r>
-      <w:r>
-        <w:t xml:space="preserve">(difference-in-differences against the placebo).</w:t>
-      </w:r>
-    </w:p>
-    <w:p>
-      <w:pPr>
-        <w:numPr>
-          <w:ilvl w:val="0"/>
-          <w:numId w:val="1052"/>
-        </w:numPr>
-        <w:pStyle w:val="Compact"/>
-      </w:pPr>
-      <w:r>
-        <w:t xml:space="preserve">GPT-4.1-mini: +0.267 [+0.204, +0.329] at low risk and −0.250 [−0.321, −0.179] at high risk, in the same direction in</w:t>
-      </w:r>
-      <w:r>
-        <w:t xml:space="preserve"> </w:t>
-      </w:r>
-      <w:r>
-        <w:t xml:space="preserve">both wordings.</w:t>
-      </w:r>
-    </w:p>
-    <w:p>
-      <w:pPr>
-        <w:numPr>
-          <w:ilvl w:val="0"/>
-          <w:numId w:val="1052"/>
-        </w:numPr>
-        <w:pStyle w:val="Compact"/>
-      </w:pPr>
-      <w:r>
-        <w:t xml:space="preserve">DeepSeek, high risk: −0.117 [−0.194, −0.040], ending 21 points below the stated cell.</w:t>
-      </w:r>
-    </w:p>
-    <w:p>
-      <w:pPr>
-        <w:numPr>
-          <w:ilvl w:val="0"/>
-          <w:numId w:val="1052"/>
-        </w:numPr>
-        <w:pStyle w:val="Compact"/>
-      </w:pPr>
-      <w:r>
-        <w:t xml:space="preserve">Llama, low risk: +0.583 [+0.527, +0.639].</w:t>
-      </w:r>
-    </w:p>
-    <w:p>
-      <w:pPr>
-        <w:numPr>
-          <w:ilvl w:val="0"/>
-          <w:numId w:val="1052"/>
-        </w:numPr>
-        <w:pStyle w:val="Compact"/>
-      </w:pPr>
-      <w:r>
-        <w:t xml:space="preserve">Authorized cooperation was TOST-equivalent (90% CIs within ±0.01).</w:t>
-      </w:r>
-    </w:p>
-    <w:p>
-      <w:pPr>
-        <w:pStyle w:val="FirstParagraph"/>
-      </w:pPr>
-      <w:r>
-        <w:rPr>
-          <w:bCs/>
-          <w:b/>
-        </w:rPr>
-        <w:t xml:space="preserve">Exploratory (not preregistered).</w:t>
-      </w:r>
-      <w:r>
-        <w:t xml:space="preserve"> </w:t>
-      </w:r>
-      <w:r>
-        <w:t xml:space="preserve">At a 2-point penalty (high risk, Block 2), offering gained about +8 in</w:t>
-      </w:r>
-      <w:r>
-        <w:t xml:space="preserve"> </w:t>
-      </w:r>
-      <w:r>
-        <w:t xml:space="preserve">expectation, yet stated-cell offers were only 15–54%. This is consistent with models treating the chance of being</w:t>
-      </w:r>
-      <w:r>
-        <w:t xml:space="preserve"> </w:t>
-      </w:r>
-      <w:r>
-        <w:t xml:space="preserve">reported as a cost in itself.</w:t>
-      </w:r>
-    </w:p>
-    <w:p>
-      <w:pPr>
-        <w:pStyle w:val="BodyText"/>
-      </w:pPr>
-      <w:r>
-        <w:rPr>
-          <w:bCs/>
-          <w:b/>
-        </w:rPr>
-        <w:t xml:space="preserve">Verifier checks (before Block 3b).</w:t>
+          <w:numId w:val="1054"/>
+        </w:numPr>
+        <w:pStyle w:val="Compact"/>
+      </w:pPr>
+      <w:r>
+        <w:t xml:space="preserve">F was not interior;</w:t>
+      </w:r>
+    </w:p>
+    <w:p>
+      <w:pPr>
+        <w:numPr>
+          <w:ilvl w:val="1"/>
+          <w:numId w:val="1054"/>
+        </w:numPr>
+        <w:pStyle w:val="Compact"/>
+      </w:pPr>
+      <w:r>
+        <w:t xml:space="preserve">GPT-4.1-mini was excluded on the suppression check;</w:t>
+      </w:r>
+    </w:p>
+    <w:p>
+      <w:pPr>
+        <w:numPr>
+          <w:ilvl w:val="1"/>
+          <w:numId w:val="1054"/>
+        </w:numPr>
+        <w:pStyle w:val="Compact"/>
+      </w:pPr>
+      <w:r>
+        <w:t xml:space="preserve">instrument prompts were revised on probes only, before any agent data.</w:t>
       </w:r>
     </w:p>
     <w:p>
@@ -6517,234 +6715,6 @@
         <w:pStyle w:val="Compact"/>
       </w:pPr>
       <w:r>
-        <w:t xml:space="preserve">Two verifier models had a mean probability below 0.001 of approving without review, across 2,400 evaluations</w:t>
-      </w:r>
-      <w:r>
-        <w:t xml:space="preserve"> </w:t>
-      </w:r>
-      <w:r>
-        <w:t xml:space="preserve">(2 models × 3 prompts × 400 messages).</w:t>
-      </w:r>
-    </w:p>
-    <w:p>
-      <w:pPr>
-        <w:numPr>
-          <w:ilvl w:val="0"/>
-          <w:numId w:val="1053"/>
-        </w:numPr>
-        <w:pStyle w:val="Compact"/>
-      </w:pPr>
-      <w:r>
-        <w:t xml:space="preserve">When given a stake in the deal, they gave even a harmless message a mean report probability of 0.84–0.99.</w:t>
-      </w:r>
-    </w:p>
-    <w:p>
-      <w:pPr>
-        <w:pStyle w:val="FirstParagraph"/>
-      </w:pPr>
-      <w:r>
-        <w:rPr>
-          <w:bCs/>
-          <w:b/>
-        </w:rPr>
-        <w:t xml:space="preserve">Block 3a (displacement pilot, 30 scenarios).</w:t>
-      </w:r>
-    </w:p>
-    <w:p>
-      <w:pPr>
-        <w:numPr>
-          <w:ilvl w:val="0"/>
-          <w:numId w:val="1054"/>
-        </w:numPr>
-        <w:pStyle w:val="Compact"/>
-      </w:pPr>
-      <w:r>
-        <w:t xml:space="preserve">An admin-override route was chosen in 0–3% of baseline trials, even when it beat messaging on expected value.</w:t>
-      </w:r>
-    </w:p>
-    <w:p>
-      <w:pPr>
-        <w:numPr>
-          <w:ilvl w:val="0"/>
-          <w:numId w:val="1054"/>
-        </w:numPr>
-        <w:pStyle w:val="Compact"/>
-      </w:pPr>
-      <w:r>
-        <w:t xml:space="preserve">Recency effects shrank to −7, −10 and −30 points in that format, so the pilot gate failed and no main run was made.</w:t>
-      </w:r>
-    </w:p>
-    <w:p>
-      <w:pPr>
-        <w:pStyle w:val="FirstParagraph"/>
-      </w:pPr>
-      <w:r>
-        <w:rPr>
-          <w:bCs/>
-          <w:b/>
-        </w:rPr>
-        <w:t xml:space="preserve">Deviations</w:t>
-      </w:r>
-      <w:r>
-        <w:t xml:space="preserve"> </w:t>
-      </w:r>
-      <w:r>
-        <w:t xml:space="preserve">(agreed before the corresponding confirmatory data unless noted).</w:t>
-      </w:r>
-    </w:p>
-    <w:p>
-      <w:pPr>
-        <w:numPr>
-          <w:ilvl w:val="0"/>
-          <w:numId w:val="1055"/>
-        </w:numPr>
-        <w:pStyle w:val="Compact"/>
-      </w:pPr>
-      <w:r>
-        <w:rPr>
-          <w:bCs/>
-          <w:b/>
-        </w:rPr>
-        <w:t xml:space="preserve">Block 1:</w:t>
-      </w:r>
-      <w:r>
-        <w:t xml:space="preserve"> </w:t>
-      </w:r>
-      <w:r>
-        <w:t xml:space="preserve">a subset-assignment bug in repeat scenarios was fixed, and those runs were redone after collection.</w:t>
-      </w:r>
-    </w:p>
-    <w:p>
-      <w:pPr>
-        <w:numPr>
-          <w:ilvl w:val="0"/>
-          <w:numId w:val="1055"/>
-        </w:numPr>
-        <w:pStyle w:val="Compact"/>
-      </w:pPr>
-      <w:r>
-        <w:rPr>
-          <w:bCs/>
-          <w:b/>
-        </w:rPr>
-        <w:t xml:space="preserve">Block 2:</w:t>
-      </w:r>
-      <w:r>
-        <w:t xml:space="preserve"> </w:t>
-      </w:r>
-      <w:r>
-        <w:t xml:space="preserve">the pilot penalty grid was extended.</w:t>
-      </w:r>
-    </w:p>
-    <w:p>
-      <w:pPr>
-        <w:numPr>
-          <w:ilvl w:val="0"/>
-          <w:numId w:val="1055"/>
-        </w:numPr>
-        <w:pStyle w:val="Compact"/>
-      </w:pPr>
-      <w:r>
-        <w:rPr>
-          <w:bCs/>
-          <w:b/>
-        </w:rPr>
-        <w:t xml:space="preserve">Block 3b:</w:t>
-      </w:r>
-    </w:p>
-    <w:p>
-      <w:pPr>
-        <w:numPr>
-          <w:ilvl w:val="1"/>
-          <w:numId w:val="1056"/>
-        </w:numPr>
-        <w:pStyle w:val="Compact"/>
-      </w:pPr>
-      <w:r>
-        <w:t xml:space="preserve">the spend cap was raised by the user;</w:t>
-      </w:r>
-    </w:p>
-    <w:p>
-      <w:pPr>
-        <w:numPr>
-          <w:ilvl w:val="1"/>
-          <w:numId w:val="1056"/>
-        </w:numPr>
-        <w:pStyle w:val="Compact"/>
-      </w:pPr>
-      <w:r>
-        <w:t xml:space="preserve">acceptance was programmed after live verifiers never accepted;</w:t>
-      </w:r>
-    </w:p>
-    <w:p>
-      <w:pPr>
-        <w:numPr>
-          <w:ilvl w:val="1"/>
-          <w:numId w:val="1056"/>
-        </w:numPr>
-        <w:pStyle w:val="Compact"/>
-      </w:pPr>
-      <w:r>
-        <w:t xml:space="preserve">the reporter's harmless-probe rate of 0.10 was accepted;</w:t>
-      </w:r>
-    </w:p>
-    <w:p>
-      <w:pPr>
-        <w:numPr>
-          <w:ilvl w:val="1"/>
-          <w:numId w:val="1056"/>
-        </w:numPr>
-        <w:pStyle w:val="Compact"/>
-      </w:pPr>
-      <w:r>
-        <w:t xml:space="preserve">there was no second reporter;</w:t>
-      </w:r>
-    </w:p>
-    <w:p>
-      <w:pPr>
-        <w:numPr>
-          <w:ilvl w:val="1"/>
-          <w:numId w:val="1056"/>
-        </w:numPr>
-        <w:pStyle w:val="Compact"/>
-      </w:pPr>
-      <w:r>
-        <w:t xml:space="preserve">F was not interior;</w:t>
-      </w:r>
-    </w:p>
-    <w:p>
-      <w:pPr>
-        <w:numPr>
-          <w:ilvl w:val="1"/>
-          <w:numId w:val="1056"/>
-        </w:numPr>
-        <w:pStyle w:val="Compact"/>
-      </w:pPr>
-      <w:r>
-        <w:t xml:space="preserve">GPT-4.1-mini was excluded on the suppression check;</w:t>
-      </w:r>
-    </w:p>
-    <w:p>
-      <w:pPr>
-        <w:numPr>
-          <w:ilvl w:val="1"/>
-          <w:numId w:val="1056"/>
-        </w:numPr>
-        <w:pStyle w:val="Compact"/>
-      </w:pPr>
-      <w:r>
-        <w:t xml:space="preserve">instrument prompts were revised on probes only, before any agent data.</w:t>
-      </w:r>
-    </w:p>
-    <w:p>
-      <w:pPr>
-        <w:numPr>
-          <w:ilvl w:val="0"/>
-          <w:numId w:val="1055"/>
-        </w:numPr>
-        <w:pStyle w:val="Compact"/>
-      </w:pPr>
-      <w:r>
         <w:rPr>
           <w:bCs/>
           <w:b/>
@@ -6758,8 +6728,8 @@
         <w:t xml:space="preserve">run after Block 3b, with criteria committed first. Both failed, and both were stopped.</w:t>
       </w:r>
     </w:p>
-    <w:bookmarkEnd w:id="53"/>
     <w:bookmarkEnd w:id="54"/>
+    <w:bookmarkEnd w:id="55"/>
     <w:sectPr>
       <w:pgSz w:h="15840" w:orient="portrait" w:w="12240"/>
       <w:pgMar w:bottom="1440" w:footer="720" w:header="720" w:left="1440" w:right="1440" w:top="1440"/>
@@ -7603,9 +7573,6 @@
     <w:abstractNumId w:val="991"/>
   </w:num>
   <w:num w:numId="1002">
-    <w:abstractNumId w:val="991"/>
-  </w:num>
-  <w:num w:numId="1003">
     <w:abstractNumId w:val="99411"/>
     <w:lvlOverride w:ilvl="0">
       <w:startOverride w:val="1"/>
@@ -7634,6 +7601,9 @@
     <w:lvlOverride w:ilvl="8">
       <w:startOverride w:val="1"/>
     </w:lvlOverride>
+  </w:num>
+  <w:num w:numId="1003">
+    <w:abstractNumId w:val="991"/>
   </w:num>
   <w:num w:numId="1004">
     <w:abstractNumId w:val="991"/>
@@ -7726,12 +7696,6 @@
     <w:abstractNumId w:val="991"/>
   </w:num>
   <w:num w:numId="1034">
-    <w:abstractNumId w:val="991"/>
-  </w:num>
-  <w:num w:numId="1035">
-    <w:abstractNumId w:val="991"/>
-  </w:num>
-  <w:num w:numId="1036">
     <w:abstractNumId w:val="99411"/>
     <w:lvlOverride w:ilvl="0">
       <w:startOverride w:val="1"/>
@@ -7760,6 +7724,12 @@
     <w:lvlOverride w:ilvl="8">
       <w:startOverride w:val="1"/>
     </w:lvlOverride>
+  </w:num>
+  <w:num w:numId="1035">
+    <w:abstractNumId w:val="991"/>
+  </w:num>
+  <w:num w:numId="1036">
+    <w:abstractNumId w:val="991"/>
   </w:num>
   <w:num w:numId="1037">
     <w:abstractNumId w:val="991"/>
@@ -7813,12 +7783,6 @@
     <w:abstractNumId w:val="991"/>
   </w:num>
   <w:num w:numId="1054">
-    <w:abstractNumId w:val="991"/>
-  </w:num>
-  <w:num w:numId="1055">
-    <w:abstractNumId w:val="991"/>
-  </w:num>
-  <w:num w:numId="1056">
     <w:abstractNumId w:val="991"/>
   </w:num>
 </w:numbering>
